--- a/3/实验3成果/实验3实验报告.docx
+++ b/3/实验3成果/实验3实验报告.docx
@@ -5,68 +5,583 @@
     <w:p>
       <w:pPr>
         <w:pStyle w:val="Title"/>
+        <w:spacing w:before="440" w:after="480"/>
         <w:jc w:val="center"/>
       </w:pPr>
       <w:r>
-        <w:t>实验3 键盘MES后端单元测试实验报告</w:t>
+        <w:rPr>
+          <w:rFonts w:ascii="Times New Roman" w:hAnsi="Times New Roman" w:eastAsia="Microsoft YaHei"/>
+          <w:b/>
+          <w:color w:val="000000"/>
+          <w:sz w:val="44"/>
+        </w:rPr>
+        <w:t>实验3 单元测试实验报告</w:t>
       </w:r>
     </w:p>
     <w:p>
       <w:pPr>
-        <w:spacing w:after="220"/>
+        <w:spacing w:after="140"/>
         <w:jc w:val="center"/>
       </w:pPr>
       <w:r>
-        <w:t>课程：软件测试与质量保证    测试对象：Keyboard MES 后端</w:t>
-        <w:br/>
+        <w:rPr>
+          <w:rFonts w:ascii="Times New Roman" w:hAnsi="Times New Roman" w:eastAsia="Microsoft YaHei"/>
+          <w:b w:val="0"/>
+          <w:color w:val="000000"/>
+          <w:sz w:val="22"/>
+        </w:rPr>
+        <w:t>课程：软件测试与质量保证</w:t>
       </w:r>
+    </w:p>
+    <w:p>
+      <w:pPr>
+        <w:spacing w:after="140"/>
+        <w:jc w:val="center"/>
+      </w:pPr>
       <w:r>
-        <w:t>执行日期：2026年9月29日</w:t>
+        <w:rPr>
+          <w:rFonts w:ascii="Times New Roman" w:hAnsi="Times New Roman" w:eastAsia="Microsoft YaHei"/>
+          <w:b w:val="0"/>
+          <w:color w:val="000000"/>
+          <w:sz w:val="22"/>
+        </w:rPr>
+        <w:t>实验：上机3 JUnit、Mockito 与 JaCoCo 单元测试</w:t>
+      </w:r>
+    </w:p>
+    <w:p>
+      <w:pPr>
+        <w:spacing w:after="140"/>
+        <w:jc w:val="center"/>
+      </w:pPr>
+      <w:r>
+        <w:rPr>
+          <w:rFonts w:ascii="Times New Roman" w:hAnsi="Times New Roman" w:eastAsia="Microsoft YaHei"/>
+          <w:b w:val="0"/>
+          <w:color w:val="000000"/>
+          <w:sz w:val="22"/>
+        </w:rPr>
+        <w:t>测试对象：Keyboard MES 键盘装配制造执行系统后端</w:t>
+      </w:r>
+    </w:p>
+    <w:p>
+      <w:pPr>
+        <w:spacing w:after="140"/>
+        <w:jc w:val="center"/>
+      </w:pPr>
+      <w:r>
+        <w:rPr>
+          <w:rFonts w:ascii="Times New Roman" w:hAnsi="Times New Roman" w:eastAsia="Microsoft YaHei"/>
+          <w:b w:val="0"/>
+          <w:color w:val="000000"/>
+          <w:sz w:val="22"/>
+        </w:rPr>
+        <w:t>时间：2026年9月</w:t>
+      </w:r>
+    </w:p>
+    <w:p>
+      <w:pPr>
+        <w:spacing w:before="320" w:after="160"/>
+        <w:jc w:val="center"/>
+      </w:pPr>
+      <w:r>
+        <w:rPr>
+          <w:rFonts w:ascii="Times New Roman" w:hAnsi="Times New Roman" w:eastAsia="Microsoft YaHei"/>
+          <w:b/>
+          <w:color w:val="000000"/>
+          <w:sz w:val="24"/>
+        </w:rPr>
+        <w:t>小组成员</w:t>
+      </w:r>
+    </w:p>
+    <w:tbl>
+      <w:tblPr>
+        <w:tblW w:type="auto" w:w="0"/>
+        <w:jc w:val="center"/>
+        <w:tblLayout w:type="autofit"/>
+        <w:tblLook w:firstColumn="1" w:firstRow="1" w:lastColumn="0" w:lastRow="0" w:noHBand="0" w:noVBand="1" w:val="04A0"/>
+        <w:tblBorders>
+          <w:top w:val="single" w:sz="5" w:color="D9D9D9"/>
+          <w:left w:val="single" w:sz="5" w:color="D9D9D9"/>
+          <w:bottom w:val="single" w:sz="5" w:color="D9D9D9"/>
+          <w:right w:val="single" w:sz="5" w:color="D9D9D9"/>
+          <w:insideH w:val="single" w:sz="5" w:color="D9D9D9"/>
+          <w:insideV w:val="single" w:sz="5" w:color="D9D9D9"/>
+        </w:tblBorders>
+      </w:tblPr>
+      <w:tblGrid>
+        <w:gridCol w:w="4706"/>
+        <w:gridCol w:w="4706"/>
+      </w:tblGrid>
+      <w:tr>
+        <w:trPr>
+          <w:cantSplit/>
+          <w:tblHeader w:val="true"/>
+        </w:trPr>
+        <w:tc>
+          <w:tcPr>
+            <w:tcW w:type="dxa" w:w="4706"/>
+            <w:vAlign w:val="center"/>
+            <w:tcMar>
+              <w:top w:w="95" w:type="dxa"/>
+              <w:start w:w="110" w:type="dxa"/>
+              <w:bottom w:w="95" w:type="dxa"/>
+              <w:end w:w="110" w:type="dxa"/>
+            </w:tcMar>
+            <w:shd w:fill="17365D"/>
+          </w:tcPr>
+          <w:p>
+            <w:pPr>
+              <w:spacing w:after="0" w:line="276" w:lineRule="auto"/>
+              <w:jc w:val="center"/>
+            </w:pPr>
+            <w:r>
+              <w:rPr>
+                <w:rFonts w:ascii="Times New Roman" w:hAnsi="Times New Roman" w:eastAsia="Microsoft YaHei"/>
+                <w:b/>
+                <w:color w:val="FFFFFF"/>
+                <w:sz w:val="20"/>
+              </w:rPr>
+              <w:t>姓名</w:t>
+            </w:r>
+          </w:p>
+        </w:tc>
+        <w:tc>
+          <w:tcPr>
+            <w:tcW w:type="dxa" w:w="4706"/>
+            <w:vAlign w:val="center"/>
+            <w:tcMar>
+              <w:top w:w="95" w:type="dxa"/>
+              <w:start w:w="110" w:type="dxa"/>
+              <w:bottom w:w="95" w:type="dxa"/>
+              <w:end w:w="110" w:type="dxa"/>
+            </w:tcMar>
+            <w:shd w:fill="17365D"/>
+          </w:tcPr>
+          <w:p>
+            <w:pPr>
+              <w:spacing w:after="0" w:line="276" w:lineRule="auto"/>
+              <w:jc w:val="center"/>
+            </w:pPr>
+            <w:r>
+              <w:rPr>
+                <w:rFonts w:ascii="Times New Roman" w:hAnsi="Times New Roman" w:eastAsia="Microsoft YaHei"/>
+                <w:b/>
+                <w:color w:val="FFFFFF"/>
+                <w:sz w:val="20"/>
+              </w:rPr>
+              <w:t>学号</w:t>
+            </w:r>
+          </w:p>
+        </w:tc>
+      </w:tr>
+      <w:tr>
+        <w:trPr>
+          <w:cantSplit/>
+        </w:trPr>
+        <w:tc>
+          <w:tcPr>
+            <w:tcW w:type="dxa" w:w="4706"/>
+            <w:vAlign w:val="center"/>
+            <w:tcMar>
+              <w:top w:w="95" w:type="dxa"/>
+              <w:start w:w="110" w:type="dxa"/>
+              <w:bottom w:w="95" w:type="dxa"/>
+              <w:end w:w="110" w:type="dxa"/>
+            </w:tcMar>
+          </w:tcPr>
+          <w:p>
+            <w:pPr>
+              <w:spacing w:after="0" w:line="276" w:lineRule="auto"/>
+              <w:jc w:val="center"/>
+            </w:pPr>
+            <w:r>
+              <w:rPr>
+                <w:rFonts w:ascii="Times New Roman" w:hAnsi="Times New Roman" w:eastAsia="Microsoft YaHei"/>
+                <w:b w:val="0"/>
+                <w:color w:val="000000"/>
+                <w:sz w:val="20"/>
+              </w:rPr>
+              <w:t>乔通</w:t>
+            </w:r>
+          </w:p>
+        </w:tc>
+        <w:tc>
+          <w:tcPr>
+            <w:tcW w:type="dxa" w:w="4706"/>
+            <w:vAlign w:val="center"/>
+            <w:tcMar>
+              <w:top w:w="95" w:type="dxa"/>
+              <w:start w:w="110" w:type="dxa"/>
+              <w:bottom w:w="95" w:type="dxa"/>
+              <w:end w:w="110" w:type="dxa"/>
+            </w:tcMar>
+          </w:tcPr>
+          <w:p>
+            <w:pPr>
+              <w:spacing w:after="0" w:line="276" w:lineRule="auto"/>
+              <w:jc w:val="center"/>
+            </w:pPr>
+            <w:r>
+              <w:rPr>
+                <w:rFonts w:ascii="Times New Roman" w:hAnsi="Times New Roman" w:eastAsia="Microsoft YaHei"/>
+                <w:b w:val="0"/>
+                <w:color w:val="000000"/>
+                <w:sz w:val="20"/>
+              </w:rPr>
+              <w:t>2407020419</w:t>
+            </w:r>
+          </w:p>
+        </w:tc>
+      </w:tr>
+      <w:tr>
+        <w:trPr>
+          <w:cantSplit/>
+        </w:trPr>
+        <w:tc>
+          <w:tcPr>
+            <w:tcW w:type="dxa" w:w="4706"/>
+            <w:vAlign w:val="center"/>
+            <w:tcMar>
+              <w:top w:w="95" w:type="dxa"/>
+              <w:start w:w="110" w:type="dxa"/>
+              <w:bottom w:w="95" w:type="dxa"/>
+              <w:end w:w="110" w:type="dxa"/>
+            </w:tcMar>
+            <w:shd w:fill="EEF4FB"/>
+          </w:tcPr>
+          <w:p>
+            <w:pPr>
+              <w:spacing w:after="0" w:line="276" w:lineRule="auto"/>
+              <w:jc w:val="center"/>
+            </w:pPr>
+            <w:r>
+              <w:rPr>
+                <w:rFonts w:ascii="Times New Roman" w:hAnsi="Times New Roman" w:eastAsia="Microsoft YaHei"/>
+                <w:b w:val="0"/>
+                <w:color w:val="000000"/>
+                <w:sz w:val="20"/>
+              </w:rPr>
+              <w:t>李政良</w:t>
+            </w:r>
+          </w:p>
+        </w:tc>
+        <w:tc>
+          <w:tcPr>
+            <w:tcW w:type="dxa" w:w="4706"/>
+            <w:vAlign w:val="center"/>
+            <w:tcMar>
+              <w:top w:w="95" w:type="dxa"/>
+              <w:start w:w="110" w:type="dxa"/>
+              <w:bottom w:w="95" w:type="dxa"/>
+              <w:end w:w="110" w:type="dxa"/>
+            </w:tcMar>
+            <w:shd w:fill="EEF4FB"/>
+          </w:tcPr>
+          <w:p>
+            <w:pPr>
+              <w:spacing w:after="0" w:line="276" w:lineRule="auto"/>
+              <w:jc w:val="center"/>
+            </w:pPr>
+            <w:r>
+              <w:rPr>
+                <w:rFonts w:ascii="Times New Roman" w:hAnsi="Times New Roman" w:eastAsia="Microsoft YaHei"/>
+                <w:b w:val="0"/>
+                <w:color w:val="000000"/>
+                <w:sz w:val="20"/>
+              </w:rPr>
+              <w:t>2407020415</w:t>
+            </w:r>
+          </w:p>
+        </w:tc>
+      </w:tr>
+      <w:tr>
+        <w:trPr>
+          <w:cantSplit/>
+        </w:trPr>
+        <w:tc>
+          <w:tcPr>
+            <w:tcW w:type="dxa" w:w="4706"/>
+            <w:vAlign w:val="center"/>
+            <w:tcMar>
+              <w:top w:w="95" w:type="dxa"/>
+              <w:start w:w="110" w:type="dxa"/>
+              <w:bottom w:w="95" w:type="dxa"/>
+              <w:end w:w="110" w:type="dxa"/>
+            </w:tcMar>
+          </w:tcPr>
+          <w:p>
+            <w:pPr>
+              <w:spacing w:after="0" w:line="276" w:lineRule="auto"/>
+              <w:jc w:val="center"/>
+            </w:pPr>
+            <w:r>
+              <w:rPr>
+                <w:rFonts w:ascii="Times New Roman" w:hAnsi="Times New Roman" w:eastAsia="Microsoft YaHei"/>
+                <w:b w:val="0"/>
+                <w:color w:val="000000"/>
+                <w:sz w:val="20"/>
+              </w:rPr>
+              <w:t>昝泓志</w:t>
+            </w:r>
+          </w:p>
+        </w:tc>
+        <w:tc>
+          <w:tcPr>
+            <w:tcW w:type="dxa" w:w="4706"/>
+            <w:vAlign w:val="center"/>
+            <w:tcMar>
+              <w:top w:w="95" w:type="dxa"/>
+              <w:start w:w="110" w:type="dxa"/>
+              <w:bottom w:w="95" w:type="dxa"/>
+              <w:end w:w="110" w:type="dxa"/>
+            </w:tcMar>
+          </w:tcPr>
+          <w:p>
+            <w:pPr>
+              <w:spacing w:after="0" w:line="276" w:lineRule="auto"/>
+              <w:jc w:val="center"/>
+            </w:pPr>
+            <w:r>
+              <w:rPr>
+                <w:rFonts w:ascii="Times New Roman" w:hAnsi="Times New Roman" w:eastAsia="Microsoft YaHei"/>
+                <w:b w:val="0"/>
+                <w:color w:val="000000"/>
+                <w:sz w:val="20"/>
+              </w:rPr>
+              <w:t>2407020416</w:t>
+            </w:r>
+          </w:p>
+        </w:tc>
+      </w:tr>
+      <w:tr>
+        <w:trPr>
+          <w:cantSplit/>
+        </w:trPr>
+        <w:tc>
+          <w:tcPr>
+            <w:tcW w:type="dxa" w:w="4706"/>
+            <w:vAlign w:val="center"/>
+            <w:tcMar>
+              <w:top w:w="95" w:type="dxa"/>
+              <w:start w:w="110" w:type="dxa"/>
+              <w:bottom w:w="95" w:type="dxa"/>
+              <w:end w:w="110" w:type="dxa"/>
+            </w:tcMar>
+            <w:shd w:fill="EEF4FB"/>
+          </w:tcPr>
+          <w:p>
+            <w:pPr>
+              <w:spacing w:after="0" w:line="276" w:lineRule="auto"/>
+              <w:jc w:val="center"/>
+            </w:pPr>
+            <w:r>
+              <w:rPr>
+                <w:rFonts w:ascii="Times New Roman" w:hAnsi="Times New Roman" w:eastAsia="Microsoft YaHei"/>
+                <w:b w:val="0"/>
+                <w:color w:val="000000"/>
+                <w:sz w:val="20"/>
+              </w:rPr>
+              <w:t>徐西岳</w:t>
+            </w:r>
+          </w:p>
+        </w:tc>
+        <w:tc>
+          <w:tcPr>
+            <w:tcW w:type="dxa" w:w="4706"/>
+            <w:vAlign w:val="center"/>
+            <w:tcMar>
+              <w:top w:w="95" w:type="dxa"/>
+              <w:start w:w="110" w:type="dxa"/>
+              <w:bottom w:w="95" w:type="dxa"/>
+              <w:end w:w="110" w:type="dxa"/>
+            </w:tcMar>
+            <w:shd w:fill="EEF4FB"/>
+          </w:tcPr>
+          <w:p>
+            <w:pPr>
+              <w:spacing w:after="0" w:line="276" w:lineRule="auto"/>
+              <w:jc w:val="center"/>
+            </w:pPr>
+            <w:r>
+              <w:rPr>
+                <w:rFonts w:ascii="Times New Roman" w:hAnsi="Times New Roman" w:eastAsia="Microsoft YaHei"/>
+                <w:b w:val="0"/>
+                <w:color w:val="000000"/>
+                <w:sz w:val="20"/>
+              </w:rPr>
+              <w:t>2407020417</w:t>
+            </w:r>
+          </w:p>
+        </w:tc>
+      </w:tr>
+      <w:tr>
+        <w:trPr>
+          <w:cantSplit/>
+        </w:trPr>
+        <w:tc>
+          <w:tcPr>
+            <w:tcW w:type="dxa" w:w="4706"/>
+            <w:vAlign w:val="center"/>
+            <w:tcMar>
+              <w:top w:w="95" w:type="dxa"/>
+              <w:start w:w="110" w:type="dxa"/>
+              <w:bottom w:w="95" w:type="dxa"/>
+              <w:end w:w="110" w:type="dxa"/>
+            </w:tcMar>
+          </w:tcPr>
+          <w:p>
+            <w:pPr>
+              <w:spacing w:after="0" w:line="276" w:lineRule="auto"/>
+              <w:jc w:val="center"/>
+            </w:pPr>
+            <w:r>
+              <w:rPr>
+                <w:rFonts w:ascii="Times New Roman" w:hAnsi="Times New Roman" w:eastAsia="Microsoft YaHei"/>
+                <w:b w:val="0"/>
+                <w:color w:val="000000"/>
+                <w:sz w:val="20"/>
+              </w:rPr>
+              <w:t>王佳欣</w:t>
+            </w:r>
+          </w:p>
+        </w:tc>
+        <w:tc>
+          <w:tcPr>
+            <w:tcW w:type="dxa" w:w="4706"/>
+            <w:vAlign w:val="center"/>
+            <w:tcMar>
+              <w:top w:w="95" w:type="dxa"/>
+              <w:start w:w="110" w:type="dxa"/>
+              <w:bottom w:w="95" w:type="dxa"/>
+              <w:end w:w="110" w:type="dxa"/>
+            </w:tcMar>
+          </w:tcPr>
+          <w:p>
+            <w:pPr>
+              <w:spacing w:after="0" w:line="276" w:lineRule="auto"/>
+              <w:jc w:val="center"/>
+            </w:pPr>
+            <w:r>
+              <w:rPr>
+                <w:rFonts w:ascii="Times New Roman" w:hAnsi="Times New Roman" w:eastAsia="Microsoft YaHei"/>
+                <w:b w:val="0"/>
+                <w:color w:val="000000"/>
+                <w:sz w:val="20"/>
+              </w:rPr>
+              <w:t>2407020407</w:t>
+            </w:r>
+          </w:p>
+        </w:tc>
+      </w:tr>
+    </w:tbl>
+    <w:p>
+      <w:pPr>
+        <w:spacing w:after="0"/>
+      </w:pPr>
+    </w:p>
+    <w:p>
+      <w:r>
+        <w:br w:type="page"/>
       </w:r>
     </w:p>
     <w:p>
       <w:pPr>
         <w:pStyle w:val="Heading1"/>
+        <w:keepNext/>
+        <w:spacing w:before="160" w:after="100"/>
       </w:pPr>
       <w:r>
-        <w:t>1 实验目标与范围</w:t>
+        <w:rPr>
+          <w:rFonts w:ascii="Times New Roman" w:hAnsi="Times New Roman" w:eastAsia="Microsoft YaHei"/>
+          <w:b/>
+          <w:color w:val="000000"/>
+          <w:sz w:val="30"/>
+        </w:rPr>
+        <w:t>1 实验目的与要求</w:t>
       </w:r>
     </w:p>
     <w:p>
+      <w:pPr>
+        <w:spacing w:line="288" w:lineRule="auto" w:after="80"/>
+        <w:ind w:firstLine="420"/>
+        <w:jc w:val="both"/>
+      </w:pPr>
       <w:r>
-        <w:t>课程上机安排要求使用 JUnit 设计单元测试，对调用关系较复杂的程序单元结合 Mockito 测试，设计满足语句覆盖、分支覆盖和基本路径覆盖的用例，并使用 JaCoCo 统计覆盖率。本实验以 program/code/backend 中的 Spring Boot 后端为对象，重点检查工单生成、任务状态、报工、质检、返修复检和 SN 追溯服务。实验1的 MA-05 质量需求提出核心服务语句覆盖率不低于85%、分支覆盖率不低于80%，作为本次补测的目标。</w:t>
+        <w:rPr>
+          <w:rFonts w:ascii="Times New Roman" w:hAnsi="Times New Roman" w:eastAsia="Microsoft YaHei"/>
+          <w:b w:val="0"/>
+          <w:color w:val="000000"/>
+          <w:sz w:val="21"/>
+        </w:rPr>
+        <w:t>本实验按照上机3的要求，使用 JUnit 为 Keyboard MES 后端设计并执行单元测试，对调用关系较复杂的业务方法结合 Mockito 隔离依赖，使用 JaCoCo 检查测试覆盖情况。测试设计围绕语句覆盖、分支覆盖和基本路径覆盖展开，重点检查工单生成、任务流转、报工、质检、返修复检及 SN 追溯中的业务规则。</w:t>
       </w:r>
     </w:p>
     <w:p>
+      <w:pPr>
+        <w:spacing w:line="288" w:lineRule="auto" w:after="80"/>
+        <w:ind w:firstLine="420"/>
+        <w:jc w:val="both"/>
+      </w:pPr>
       <w:r>
-        <w:t>本次测试基于 Git 提交 e7a4522 加当前未提交的业务修复、JaCoCo 配置和测试源码。测试运行使用 Mockito 模拟 Mapper 等依赖，不依赖正在运行的 MySQL、Redis 或前后端服务。</w:t>
+        <w:rPr>
+          <w:rFonts w:ascii="Times New Roman" w:hAnsi="Times New Roman" w:eastAsia="Microsoft YaHei"/>
+          <w:b w:val="0"/>
+          <w:color w:val="000000"/>
+          <w:sz w:val="21"/>
+        </w:rPr>
+        <w:t>实验1中的 MA-05 质量需求规定，核心服务的语句覆盖率不低于85%，分支覆盖率不低于80%。本实验以六个核心服务为检查范围，按照这一目标补充正常、边界及异常用例，并对测试结果和未覆盖部分进行分析。</w:t>
+      </w:r>
+    </w:p>
+    <w:p>
+      <w:pPr>
+        <w:spacing w:line="288" w:lineRule="auto" w:after="80"/>
+        <w:ind w:firstLine="420"/>
+        <w:jc w:val="both"/>
+      </w:pPr>
+      <w:r>
+        <w:rPr>
+          <w:rFonts w:ascii="Times New Roman" w:hAnsi="Times New Roman" w:eastAsia="Microsoft YaHei"/>
+          <w:b w:val="0"/>
+          <w:color w:val="000000"/>
+          <w:sz w:val="21"/>
+        </w:rPr>
+        <w:t>单元测试主要验证服务方法的输入校验、状态转换和异常处理。对于 Mapper 等依赖，使用 Mockito 设置返回值并验证调用，使每个用例能够在明确的前置条件下执行。</w:t>
       </w:r>
     </w:p>
     <w:p>
       <w:pPr>
         <w:pStyle w:val="Heading1"/>
+        <w:keepNext/>
+        <w:spacing w:before="160" w:after="100"/>
       </w:pPr>
       <w:r>
-        <w:t>2 测试环境与方法</w:t>
+        <w:rPr>
+          <w:rFonts w:ascii="Times New Roman" w:hAnsi="Times New Roman" w:eastAsia="Microsoft YaHei"/>
+          <w:b/>
+          <w:color w:val="000000"/>
+          <w:sz w:val="30"/>
+        </w:rPr>
+        <w:t>2 实验环境与测试方法</w:t>
       </w:r>
     </w:p>
     <w:tbl>
       <w:tblPr>
         <w:tblW w:type="auto" w:w="0"/>
+        <w:jc w:val="center"/>
         <w:tblLayout w:type="fixed"/>
         <w:tblLook w:firstColumn="1" w:firstRow="1" w:lastColumn="0" w:lastRow="0" w:noHBand="0" w:noVBand="1" w:val="04A0"/>
         <w:tblBorders>
-          <w:top w:val="single" w:color="D9D9D9" w:sz="4"/>
-          <w:left w:val="single" w:color="D9D9D9" w:sz="4"/>
-          <w:bottom w:val="single" w:color="D9D9D9" w:sz="4"/>
-          <w:right w:val="single" w:color="D9D9D9" w:sz="4"/>
-          <w:insideH w:val="single" w:color="D9D9D9" w:sz="4"/>
-          <w:insideV w:val="single" w:color="D9D9D9" w:sz="4"/>
+          <w:top w:val="single" w:sz="4" w:color="D9D9D9"/>
+          <w:left w:val="single" w:sz="4" w:color="D9D9D9"/>
+          <w:bottom w:val="single" w:sz="4" w:color="D9D9D9"/>
+          <w:right w:val="single" w:sz="4" w:color="D9D9D9"/>
+          <w:insideH w:val="single" w:sz="4" w:color="D9D9D9"/>
+          <w:insideV w:val="single" w:sz="4" w:color="D9D9D9"/>
         </w:tblBorders>
       </w:tblPr>
       <w:tblGrid>
-        <w:gridCol w:w="4649"/>
-        <w:gridCol w:w="4649"/>
+        <w:gridCol w:w="2438"/>
+        <w:gridCol w:w="6860"/>
       </w:tblGrid>
       <w:tr>
         <w:trPr>
@@ -75,25 +590,27 @@
         </w:trPr>
         <w:tc>
           <w:tcPr>
-            <w:tcW w:type="dxa" w:w="2665"/>
+            <w:tcW w:type="dxa" w:w="2438"/>
             <w:vAlign w:val="center"/>
-            <w:shd w:fill="DDE8F2"/>
             <w:tcMar>
-              <w:top w:w="75" w:type="dxa"/>
+              <w:top w:w="80" w:type="dxa"/>
+              <w:bottom w:w="80" w:type="dxa"/>
               <w:left w:w="90" w:type="dxa"/>
-              <w:bottom w:w="75" w:type="dxa"/>
               <w:right w:w="90" w:type="dxa"/>
             </w:tcMar>
+            <w:shd w:fill="17365D"/>
           </w:tcPr>
           <w:p>
             <w:pPr>
-              <w:spacing w:after="0" w:line="271" w:lineRule="auto"/>
+              <w:spacing w:after="0" w:line="276" w:lineRule="auto"/>
+              <w:jc w:val="center"/>
             </w:pPr>
             <w:r>
               <w:rPr>
-                <w:rFonts w:ascii="Times New Roman" w:hAnsi="Times New Roman" w:eastAsia="微软雅黑"/>
+                <w:rFonts w:ascii="Times New Roman" w:hAnsi="Times New Roman" w:eastAsia="Microsoft YaHei"/>
                 <w:b/>
-                <w:sz w:val="17"/>
+                <w:color w:val="FFFFFF"/>
+                <w:sz w:val="18"/>
               </w:rPr>
               <w:t>项目</w:t>
             </w:r>
@@ -101,25 +618,27 @@
         </w:tc>
         <w:tc>
           <w:tcPr>
-            <w:tcW w:type="dxa" w:w="6633"/>
+            <w:tcW w:type="dxa" w:w="6860"/>
             <w:vAlign w:val="center"/>
-            <w:shd w:fill="DDE8F2"/>
             <w:tcMar>
-              <w:top w:w="75" w:type="dxa"/>
+              <w:top w:w="80" w:type="dxa"/>
+              <w:bottom w:w="80" w:type="dxa"/>
               <w:left w:w="90" w:type="dxa"/>
-              <w:bottom w:w="75" w:type="dxa"/>
               <w:right w:w="90" w:type="dxa"/>
             </w:tcMar>
+            <w:shd w:fill="17365D"/>
           </w:tcPr>
           <w:p>
             <w:pPr>
-              <w:spacing w:after="0" w:line="271" w:lineRule="auto"/>
+              <w:spacing w:after="0" w:line="276" w:lineRule="auto"/>
+              <w:jc w:val="center"/>
             </w:pPr>
             <w:r>
               <w:rPr>
-                <w:rFonts w:ascii="Times New Roman" w:hAnsi="Times New Roman" w:eastAsia="微软雅黑"/>
+                <w:rFonts w:ascii="Times New Roman" w:hAnsi="Times New Roman" w:eastAsia="Microsoft YaHei"/>
                 <w:b/>
-                <w:sz w:val="17"/>
+                <w:color w:val="FFFFFF"/>
+                <w:sz w:val="18"/>
               </w:rPr>
               <w:t>本次配置</w:t>
             </w:r>
@@ -132,24 +651,26 @@
         </w:trPr>
         <w:tc>
           <w:tcPr>
-            <w:tcW w:type="dxa" w:w="2665"/>
+            <w:tcW w:type="dxa" w:w="2438"/>
             <w:vAlign w:val="center"/>
-            <w:shd w:fill="FFFFFF"/>
             <w:tcMar>
-              <w:top w:w="75" w:type="dxa"/>
+              <w:top w:w="80" w:type="dxa"/>
+              <w:bottom w:w="80" w:type="dxa"/>
               <w:left w:w="90" w:type="dxa"/>
-              <w:bottom w:w="75" w:type="dxa"/>
               <w:right w:w="90" w:type="dxa"/>
             </w:tcMar>
           </w:tcPr>
           <w:p>
             <w:pPr>
-              <w:spacing w:after="0" w:line="271" w:lineRule="auto"/>
+              <w:spacing w:after="0" w:line="276" w:lineRule="auto"/>
+              <w:jc w:val="left"/>
             </w:pPr>
             <w:r>
               <w:rPr>
-                <w:rFonts w:ascii="Times New Roman" w:hAnsi="Times New Roman" w:eastAsia="微软雅黑"/>
-                <w:sz w:val="17"/>
+                <w:rFonts w:ascii="Times New Roman" w:hAnsi="Times New Roman" w:eastAsia="Microsoft YaHei"/>
+                <w:b w:val="0"/>
+                <w:color w:val="000000"/>
+                <w:sz w:val="18"/>
               </w:rPr>
               <w:t>Java 与构建</w:t>
             </w:r>
@@ -157,24 +678,26 @@
         </w:tc>
         <w:tc>
           <w:tcPr>
-            <w:tcW w:type="dxa" w:w="6633"/>
+            <w:tcW w:type="dxa" w:w="6860"/>
             <w:vAlign w:val="center"/>
-            <w:shd w:fill="FFFFFF"/>
             <w:tcMar>
-              <w:top w:w="75" w:type="dxa"/>
+              <w:top w:w="80" w:type="dxa"/>
+              <w:bottom w:w="80" w:type="dxa"/>
               <w:left w:w="90" w:type="dxa"/>
-              <w:bottom w:w="75" w:type="dxa"/>
               <w:right w:w="90" w:type="dxa"/>
             </w:tcMar>
           </w:tcPr>
           <w:p>
             <w:pPr>
-              <w:spacing w:after="0" w:line="271" w:lineRule="auto"/>
+              <w:spacing w:after="0" w:line="276" w:lineRule="auto"/>
+              <w:jc w:val="left"/>
             </w:pPr>
             <w:r>
               <w:rPr>
-                <w:rFonts w:ascii="Times New Roman" w:hAnsi="Times New Roman" w:eastAsia="微软雅黑"/>
-                <w:sz w:val="17"/>
+                <w:rFonts w:ascii="Times New Roman" w:hAnsi="Times New Roman" w:eastAsia="Microsoft YaHei"/>
+                <w:b w:val="0"/>
+                <w:color w:val="000000"/>
+                <w:sz w:val="18"/>
               </w:rPr>
               <w:t>JDK 17；Maven 3.9.9</w:t>
             </w:r>
@@ -187,24 +710,27 @@
         </w:trPr>
         <w:tc>
           <w:tcPr>
-            <w:tcW w:type="dxa" w:w="2665"/>
+            <w:tcW w:type="dxa" w:w="2438"/>
             <w:vAlign w:val="center"/>
-            <w:shd w:fill="F6F9FC"/>
             <w:tcMar>
-              <w:top w:w="75" w:type="dxa"/>
+              <w:top w:w="80" w:type="dxa"/>
+              <w:bottom w:w="80" w:type="dxa"/>
               <w:left w:w="90" w:type="dxa"/>
-              <w:bottom w:w="75" w:type="dxa"/>
               <w:right w:w="90" w:type="dxa"/>
             </w:tcMar>
+            <w:shd w:fill="EEF4FB"/>
           </w:tcPr>
           <w:p>
             <w:pPr>
-              <w:spacing w:after="0" w:line="271" w:lineRule="auto"/>
+              <w:spacing w:after="0" w:line="276" w:lineRule="auto"/>
+              <w:jc w:val="left"/>
             </w:pPr>
             <w:r>
               <w:rPr>
-                <w:rFonts w:ascii="Times New Roman" w:hAnsi="Times New Roman" w:eastAsia="微软雅黑"/>
-                <w:sz w:val="17"/>
+                <w:rFonts w:ascii="Times New Roman" w:hAnsi="Times New Roman" w:eastAsia="Microsoft YaHei"/>
+                <w:b w:val="0"/>
+                <w:color w:val="000000"/>
+                <w:sz w:val="18"/>
               </w:rPr>
               <w:t>测试框架</w:t>
             </w:r>
@@ -212,26 +738,29 @@
         </w:tc>
         <w:tc>
           <w:tcPr>
-            <w:tcW w:type="dxa" w:w="6633"/>
+            <w:tcW w:type="dxa" w:w="6860"/>
             <w:vAlign w:val="center"/>
-            <w:shd w:fill="F6F9FC"/>
             <w:tcMar>
-              <w:top w:w="75" w:type="dxa"/>
+              <w:top w:w="80" w:type="dxa"/>
+              <w:bottom w:w="80" w:type="dxa"/>
               <w:left w:w="90" w:type="dxa"/>
-              <w:bottom w:w="75" w:type="dxa"/>
               <w:right w:w="90" w:type="dxa"/>
             </w:tcMar>
+            <w:shd w:fill="EEF4FB"/>
           </w:tcPr>
           <w:p>
             <w:pPr>
-              <w:spacing w:after="0" w:line="271" w:lineRule="auto"/>
+              <w:spacing w:after="0" w:line="276" w:lineRule="auto"/>
+              <w:jc w:val="left"/>
             </w:pPr>
             <w:r>
               <w:rPr>
-                <w:rFonts w:ascii="Times New Roman" w:hAnsi="Times New Roman" w:eastAsia="微软雅黑"/>
-                <w:sz w:val="17"/>
+                <w:rFonts w:ascii="Times New Roman" w:hAnsi="Times New Roman" w:eastAsia="Microsoft YaHei"/>
+                <w:b w:val="0"/>
+                <w:color w:val="000000"/>
+                <w:sz w:val="18"/>
               </w:rPr>
-              <w:t>spring-boot-starter-test 提供的 JUnit 5、Mockito 与 AssertJ</w:t>
+              <w:t>JUnit 5、Mockito、AssertJ</w:t>
             </w:r>
           </w:p>
         </w:tc>
@@ -242,24 +771,26 @@
         </w:trPr>
         <w:tc>
           <w:tcPr>
-            <w:tcW w:type="dxa" w:w="2665"/>
+            <w:tcW w:type="dxa" w:w="2438"/>
             <w:vAlign w:val="center"/>
-            <w:shd w:fill="FFFFFF"/>
             <w:tcMar>
-              <w:top w:w="75" w:type="dxa"/>
+              <w:top w:w="80" w:type="dxa"/>
+              <w:bottom w:w="80" w:type="dxa"/>
               <w:left w:w="90" w:type="dxa"/>
-              <w:bottom w:w="75" w:type="dxa"/>
               <w:right w:w="90" w:type="dxa"/>
             </w:tcMar>
           </w:tcPr>
           <w:p>
             <w:pPr>
-              <w:spacing w:after="0" w:line="271" w:lineRule="auto"/>
+              <w:spacing w:after="0" w:line="276" w:lineRule="auto"/>
+              <w:jc w:val="left"/>
             </w:pPr>
             <w:r>
               <w:rPr>
-                <w:rFonts w:ascii="Times New Roman" w:hAnsi="Times New Roman" w:eastAsia="微软雅黑"/>
-                <w:sz w:val="17"/>
+                <w:rFonts w:ascii="Times New Roman" w:hAnsi="Times New Roman" w:eastAsia="Microsoft YaHei"/>
+                <w:b w:val="0"/>
+                <w:color w:val="000000"/>
+                <w:sz w:val="18"/>
               </w:rPr>
               <w:t>覆盖率工具</w:t>
             </w:r>
@@ -267,24 +798,26 @@
         </w:tc>
         <w:tc>
           <w:tcPr>
-            <w:tcW w:type="dxa" w:w="6633"/>
+            <w:tcW w:type="dxa" w:w="6860"/>
             <w:vAlign w:val="center"/>
-            <w:shd w:fill="FFFFFF"/>
             <w:tcMar>
-              <w:top w:w="75" w:type="dxa"/>
+              <w:top w:w="80" w:type="dxa"/>
+              <w:bottom w:w="80" w:type="dxa"/>
               <w:left w:w="90" w:type="dxa"/>
-              <w:bottom w:w="75" w:type="dxa"/>
               <w:right w:w="90" w:type="dxa"/>
             </w:tcMar>
           </w:tcPr>
           <w:p>
             <w:pPr>
-              <w:spacing w:after="0" w:line="271" w:lineRule="auto"/>
+              <w:spacing w:after="0" w:line="276" w:lineRule="auto"/>
+              <w:jc w:val="left"/>
             </w:pPr>
             <w:r>
               <w:rPr>
-                <w:rFonts w:ascii="Times New Roman" w:hAnsi="Times New Roman" w:eastAsia="微软雅黑"/>
-                <w:sz w:val="17"/>
+                <w:rFonts w:ascii="Times New Roman" w:hAnsi="Times New Roman" w:eastAsia="Microsoft YaHei"/>
+                <w:b w:val="0"/>
+                <w:color w:val="000000"/>
+                <w:sz w:val="18"/>
               </w:rPr>
               <w:t>JaCoCo Maven 插件 0.8.12；Surefire 执行测试</w:t>
             </w:r>
@@ -297,51 +830,57 @@
         </w:trPr>
         <w:tc>
           <w:tcPr>
-            <w:tcW w:type="dxa" w:w="2665"/>
+            <w:tcW w:type="dxa" w:w="2438"/>
             <w:vAlign w:val="center"/>
-            <w:shd w:fill="F6F9FC"/>
             <w:tcMar>
-              <w:top w:w="75" w:type="dxa"/>
+              <w:top w:w="80" w:type="dxa"/>
+              <w:bottom w:w="80" w:type="dxa"/>
               <w:left w:w="90" w:type="dxa"/>
-              <w:bottom w:w="75" w:type="dxa"/>
               <w:right w:w="90" w:type="dxa"/>
             </w:tcMar>
+            <w:shd w:fill="EEF4FB"/>
           </w:tcPr>
           <w:p>
             <w:pPr>
-              <w:spacing w:after="0" w:line="271" w:lineRule="auto"/>
+              <w:spacing w:after="0" w:line="276" w:lineRule="auto"/>
+              <w:jc w:val="left"/>
             </w:pPr>
             <w:r>
               <w:rPr>
-                <w:rFonts w:ascii="Times New Roman" w:hAnsi="Times New Roman" w:eastAsia="微软雅黑"/>
-                <w:sz w:val="17"/>
+                <w:rFonts w:ascii="Times New Roman" w:hAnsi="Times New Roman" w:eastAsia="Microsoft YaHei"/>
+                <w:b w:val="0"/>
+                <w:color w:val="000000"/>
+                <w:sz w:val="18"/>
               </w:rPr>
-              <w:t>执行方式</w:t>
+              <w:t>运行方式</w:t>
             </w:r>
           </w:p>
         </w:tc>
         <w:tc>
           <w:tcPr>
-            <w:tcW w:type="dxa" w:w="6633"/>
+            <w:tcW w:type="dxa" w:w="6860"/>
             <w:vAlign w:val="center"/>
-            <w:shd w:fill="F6F9FC"/>
             <w:tcMar>
-              <w:top w:w="75" w:type="dxa"/>
+              <w:top w:w="80" w:type="dxa"/>
+              <w:bottom w:w="80" w:type="dxa"/>
               <w:left w:w="90" w:type="dxa"/>
-              <w:bottom w:w="75" w:type="dxa"/>
               <w:right w:w="90" w:type="dxa"/>
             </w:tcMar>
+            <w:shd w:fill="EEF4FB"/>
           </w:tcPr>
           <w:p>
             <w:pPr>
-              <w:spacing w:after="0" w:line="271" w:lineRule="auto"/>
+              <w:spacing w:after="0" w:line="276" w:lineRule="auto"/>
+              <w:jc w:val="left"/>
             </w:pPr>
             <w:r>
               <w:rPr>
-                <w:rFonts w:ascii="Times New Roman" w:hAnsi="Times New Roman" w:eastAsia="微软雅黑"/>
-                <w:sz w:val="17"/>
+                <w:rFonts w:ascii="Times New Roman" w:hAnsi="Times New Roman" w:eastAsia="Microsoft YaHei"/>
+                <w:b w:val="0"/>
+                <w:color w:val="000000"/>
+                <w:sz w:val="18"/>
               </w:rPr>
-              <w:t>在 program/code/backend 执行 mvn -o test，依赖已缓存在本机 Maven 仓库</w:t>
+              <w:t>通过 Maven 统一运行后端单元测试</w:t>
             </w:r>
           </w:p>
         </w:tc>
@@ -352,51 +891,55 @@
         </w:trPr>
         <w:tc>
           <w:tcPr>
-            <w:tcW w:type="dxa" w:w="2665"/>
+            <w:tcW w:type="dxa" w:w="2438"/>
             <w:vAlign w:val="center"/>
-            <w:shd w:fill="FFFFFF"/>
             <w:tcMar>
-              <w:top w:w="75" w:type="dxa"/>
+              <w:top w:w="80" w:type="dxa"/>
+              <w:bottom w:w="80" w:type="dxa"/>
               <w:left w:w="90" w:type="dxa"/>
-              <w:bottom w:w="75" w:type="dxa"/>
               <w:right w:w="90" w:type="dxa"/>
             </w:tcMar>
           </w:tcPr>
           <w:p>
             <w:pPr>
-              <w:spacing w:after="0" w:line="271" w:lineRule="auto"/>
+              <w:spacing w:after="0" w:line="276" w:lineRule="auto"/>
+              <w:jc w:val="left"/>
             </w:pPr>
             <w:r>
               <w:rPr>
-                <w:rFonts w:ascii="Times New Roman" w:hAnsi="Times New Roman" w:eastAsia="微软雅黑"/>
-                <w:sz w:val="17"/>
+                <w:rFonts w:ascii="Times New Roman" w:hAnsi="Times New Roman" w:eastAsia="Microsoft YaHei"/>
+                <w:b w:val="0"/>
+                <w:color w:val="000000"/>
+                <w:sz w:val="18"/>
               </w:rPr>
-              <w:t>覆盖率报告</w:t>
+              <w:t>结果检查</w:t>
             </w:r>
           </w:p>
         </w:tc>
         <w:tc>
           <w:tcPr>
-            <w:tcW w:type="dxa" w:w="6633"/>
+            <w:tcW w:type="dxa" w:w="6860"/>
             <w:vAlign w:val="center"/>
-            <w:shd w:fill="FFFFFF"/>
             <w:tcMar>
-              <w:top w:w="75" w:type="dxa"/>
+              <w:top w:w="80" w:type="dxa"/>
+              <w:bottom w:w="80" w:type="dxa"/>
               <w:left w:w="90" w:type="dxa"/>
-              <w:bottom w:w="75" w:type="dxa"/>
               <w:right w:w="90" w:type="dxa"/>
             </w:tcMar>
           </w:tcPr>
           <w:p>
             <w:pPr>
-              <w:spacing w:after="0" w:line="271" w:lineRule="auto"/>
+              <w:spacing w:after="0" w:line="276" w:lineRule="auto"/>
+              <w:jc w:val="left"/>
             </w:pPr>
             <w:r>
               <w:rPr>
-                <w:rFonts w:ascii="Times New Roman" w:hAnsi="Times New Roman" w:eastAsia="微软雅黑"/>
-                <w:sz w:val="17"/>
+                <w:rFonts w:ascii="Times New Roman" w:hAnsi="Times New Roman" w:eastAsia="Microsoft YaHei"/>
+                <w:b w:val="0"/>
+                <w:color w:val="000000"/>
+                <w:sz w:val="18"/>
               </w:rPr>
-              <w:t>backend/target/site/jacoco/index.html、jacoco.csv、jacoco.xml</w:t>
+              <w:t>Surefire 测试执行报告、JaCoCo HTML 覆盖率报告</w:t>
             </w:r>
           </w:p>
         </w:tc>
@@ -404,60 +947,145 @@
     </w:tbl>
     <w:p>
       <w:pPr>
-        <w:spacing w:after="20"/>
+        <w:spacing w:after="0" w:before="0" w:line="96" w:lineRule="auto"/>
       </w:pPr>
     </w:p>
     <w:p>
+      <w:pPr>
+        <w:spacing w:line="288" w:lineRule="auto" w:after="80"/>
+        <w:ind w:firstLine="420"/>
+        <w:jc w:val="both"/>
+      </w:pPr>
       <w:r>
-        <w:t>JaCoCo 执行数据写入系统临时目录的 jacoco-mes.exec。插件设置 append=false，使每次测试执行使用新数据，避免历史会话抬高覆盖率。下文统计取自本次单一测试会话生成的 Surefire XML 和 JaCoCo CSV。JaCoCo 提供代码行、分支和字节码指令覆盖率，没有直接名为“语句覆盖率”的指标；本报告用代码行覆盖率作为源代码语句覆盖的近似口径，并同时保留原始 CSV 供核查。同一源代码行若包含多条语句，这两个概念并不完全等同。</w:t>
+        <w:rPr>
+          <w:rFonts w:ascii="Times New Roman" w:hAnsi="Times New Roman" w:eastAsia="Microsoft YaHei"/>
+          <w:b w:val="0"/>
+          <w:color w:val="000000"/>
+          <w:sz w:val="21"/>
+        </w:rPr>
+        <w:t>JUnit 负责组织和执行测试，AssertJ 用于断言业务结果，Mockito 用于模拟依赖和检查方法调用。例如，非法报工用例不仅检查是否抛出异常，还验证报工记录未被写入；合法报工用例则检查保存的数据和任务状态是否符合预期。测试不需要启动 MySQL、Redis 或完整的 MES 服务。</w:t>
       </w:r>
     </w:p>
     <w:p>
+      <w:pPr>
+        <w:spacing w:line="288" w:lineRule="auto" w:after="80"/>
+        <w:ind w:firstLine="420"/>
+        <w:jc w:val="both"/>
+      </w:pPr>
       <w:r>
-        <w:t>测试采用输入与预期结果断言，以及 Mockito 的依赖返回值和调用验证。业务用例覆盖正常操作、边界值、非法输入、依赖写入失败和关键状态转换。Controller 测试中的模拟 Service 不计入 Service 覆盖率。</w:t>
+        <w:rPr>
+          <w:rFonts w:ascii="Times New Roman" w:hAnsi="Times New Roman" w:eastAsia="Microsoft YaHei"/>
+          <w:b w:val="0"/>
+          <w:color w:val="000000"/>
+          <w:sz w:val="21"/>
+        </w:rPr>
+        <w:t>本实验以代码行覆盖率近似反映语句覆盖情况，以分支覆盖率检查判断的不同结果是否得到测试。一行代码可能包含多条语句，因此代码行覆盖率与语句覆盖率并不完全等同。服务层测试直接检查业务方法，控制器层测试则检查请求处理与响应结果，两者分别评价。</w:t>
       </w:r>
     </w:p>
     <w:p>
       <w:pPr>
         <w:pStyle w:val="Heading1"/>
+        <w:keepNext/>
+        <w:pageBreakBefore/>
+        <w:spacing w:before="160" w:after="100"/>
       </w:pPr>
       <w:r>
+        <w:rPr>
+          <w:rFonts w:ascii="Times New Roman" w:hAnsi="Times New Roman" w:eastAsia="Microsoft YaHei"/>
+          <w:b/>
+          <w:color w:val="000000"/>
+          <w:sz w:val="30"/>
+        </w:rPr>
         <w:t>3 白盒测试设计</w:t>
       </w:r>
     </w:p>
     <w:p>
       <w:pPr>
         <w:pStyle w:val="Heading2"/>
+        <w:keepNext/>
+        <w:spacing w:before="160" w:after="100"/>
       </w:pPr>
       <w:r>
+        <w:rPr>
+          <w:rFonts w:ascii="Times New Roman" w:hAnsi="Times New Roman" w:eastAsia="Microsoft YaHei"/>
+          <w:b/>
+          <w:color w:val="000000"/>
+          <w:sz w:val="24"/>
+        </w:rPr>
         <w:t>3.1 基本路径分析</w:t>
       </w:r>
     </w:p>
     <w:p>
+      <w:pPr>
+        <w:spacing w:line="288" w:lineRule="auto" w:after="80"/>
+        <w:ind w:firstLine="420"/>
+        <w:jc w:val="both"/>
+      </w:pPr>
       <w:r>
-        <w:t>选取 WorkReportServiceImpl.validateReportQuantity 作为基本路径分析对象，通过 submit 调用该方法。设任务计划数为10、已完成数为4，则剩余可报工数为6。校验顺序依次为：D1 报工数不大于0；D2 合格数小于0；D3 不良数小于0；D4 合格数与不良数之和不等于报工数；D5 报工数大于剩余数。任一判断成立即拒绝，全部为假则接受。将短路表达式中的 D2、D3 分开计算后，5 个独立判断形成 6 条基本路径，环路复杂度 V(G)=6。</w:t>
+        <w:rPr>
+          <w:rFonts w:ascii="Times New Roman" w:hAnsi="Times New Roman" w:eastAsia="Microsoft YaHei"/>
+          <w:b w:val="0"/>
+          <w:color w:val="000000"/>
+          <w:sz w:val="21"/>
+        </w:rPr>
+        <w:t xml:space="preserve">选取报工服务中的 </w:t>
+      </w:r>
+      <w:r>
+        <w:rPr>
+          <w:rFonts w:ascii="Times New Roman" w:hAnsi="Times New Roman" w:eastAsia="Microsoft YaHei"/>
+          <w:b w:val="0"/>
+          <w:color w:val="000000"/>
+          <w:sz w:val="21"/>
+        </w:rPr>
+        <w:t>validateReportQuantity</w:t>
+      </w:r>
+      <w:r>
+        <w:rPr>
+          <w:rFonts w:ascii="Times New Roman" w:hAnsi="Times New Roman" w:eastAsia="Microsoft YaHei"/>
+          <w:b w:val="0"/>
+          <w:color w:val="000000"/>
+          <w:sz w:val="21"/>
+        </w:rPr>
+        <w:t xml:space="preserve"> 方法进行基本路径分析，并通过提交报工的业务入口执行测试。该方法依次检查报工数量是否为正、合格数和不良数是否非负、数量是否守恒，以及报工数量是否超过任务剩余量。任一条件不满足即拒绝报工，全部校验通过后才允许保存记录。</w:t>
+      </w:r>
+    </w:p>
+    <w:p>
+      <w:pPr>
+        <w:spacing w:line="288" w:lineRule="auto" w:after="80"/>
+        <w:ind w:firstLine="420"/>
+        <w:jc w:val="both"/>
+      </w:pPr>
+      <w:r>
+        <w:rPr>
+          <w:rFonts w:ascii="Times New Roman" w:hAnsi="Times New Roman" w:eastAsia="Microsoft YaHei"/>
+          <w:b w:val="0"/>
+          <w:color w:val="000000"/>
+          <w:sz w:val="21"/>
+        </w:rPr>
+        <w:t>将各判断依次记为 D1 至 D5，其中 D2 和 D3 分别对应短路表达式中的两个判断。按这一控制流划分，环路复杂度 V(G)=5+1=6，需要设计六条独立基本路径。测试中设任务计划数为10、已完成数为4，剩余可报工数为6，各路径的输入与预期结果如下。</w:t>
       </w:r>
     </w:p>
     <w:tbl>
       <w:tblPr>
         <w:tblW w:type="auto" w:w="0"/>
+        <w:jc w:val="center"/>
         <w:tblLayout w:type="fixed"/>
         <w:tblLook w:firstColumn="1" w:firstRow="1" w:lastColumn="0" w:lastRow="0" w:noHBand="0" w:noVBand="1" w:val="04A0"/>
         <w:tblBorders>
-          <w:top w:val="single" w:color="D9D9D9" w:sz="4"/>
-          <w:left w:val="single" w:color="D9D9D9" w:sz="4"/>
-          <w:bottom w:val="single" w:color="D9D9D9" w:sz="4"/>
-          <w:right w:val="single" w:color="D9D9D9" w:sz="4"/>
-          <w:insideH w:val="single" w:color="D9D9D9" w:sz="4"/>
-          <w:insideV w:val="single" w:color="D9D9D9" w:sz="4"/>
+          <w:top w:val="single" w:sz="4" w:color="D9D9D9"/>
+          <w:left w:val="single" w:sz="4" w:color="D9D9D9"/>
+          <w:bottom w:val="single" w:sz="4" w:color="D9D9D9"/>
+          <w:right w:val="single" w:sz="4" w:color="D9D9D9"/>
+          <w:insideH w:val="single" w:sz="4" w:color="D9D9D9"/>
+          <w:insideV w:val="single" w:sz="4" w:color="D9D9D9"/>
         </w:tblBorders>
       </w:tblPr>
       <w:tblGrid>
-        <w:gridCol w:w="1860"/>
-        <w:gridCol w:w="1860"/>
-        <w:gridCol w:w="1860"/>
-        <w:gridCol w:w="1860"/>
-        <w:gridCol w:w="1860"/>
+        <w:gridCol w:w="624"/>
+        <w:gridCol w:w="2324"/>
+        <w:gridCol w:w="1361"/>
+        <w:gridCol w:w="2948"/>
+        <w:gridCol w:w="2041"/>
       </w:tblGrid>
       <w:tr>
         <w:trPr>
@@ -466,25 +1094,27 @@
         </w:trPr>
         <w:tc>
           <w:tcPr>
-            <w:tcW w:type="dxa" w:w="567"/>
+            <w:tcW w:type="dxa" w:w="624"/>
             <w:vAlign w:val="center"/>
-            <w:shd w:fill="DDE8F2"/>
             <w:tcMar>
-              <w:top w:w="75" w:type="dxa"/>
+              <w:top w:w="80" w:type="dxa"/>
+              <w:bottom w:w="80" w:type="dxa"/>
               <w:left w:w="90" w:type="dxa"/>
-              <w:bottom w:w="75" w:type="dxa"/>
               <w:right w:w="90" w:type="dxa"/>
             </w:tcMar>
+            <w:shd w:fill="17365D"/>
           </w:tcPr>
           <w:p>
             <w:pPr>
-              <w:spacing w:after="0" w:line="271" w:lineRule="auto"/>
+              <w:spacing w:after="0" w:line="276" w:lineRule="auto"/>
+              <w:jc w:val="center"/>
             </w:pPr>
             <w:r>
               <w:rPr>
-                <w:rFonts w:ascii="Times New Roman" w:hAnsi="Times New Roman" w:eastAsia="微软雅黑"/>
+                <w:rFonts w:ascii="Times New Roman" w:hAnsi="Times New Roman" w:eastAsia="Microsoft YaHei"/>
                 <w:b/>
-                <w:sz w:val="17"/>
+                <w:color w:val="FFFFFF"/>
+                <w:sz w:val="18"/>
               </w:rPr>
               <w:t>路径</w:t>
             </w:r>
@@ -492,25 +1122,27 @@
         </w:tc>
         <w:tc>
           <w:tcPr>
-            <w:tcW w:type="dxa" w:w="1984"/>
+            <w:tcW w:type="dxa" w:w="2324"/>
             <w:vAlign w:val="center"/>
-            <w:shd w:fill="DDE8F2"/>
             <w:tcMar>
-              <w:top w:w="75" w:type="dxa"/>
+              <w:top w:w="80" w:type="dxa"/>
+              <w:bottom w:w="80" w:type="dxa"/>
               <w:left w:w="90" w:type="dxa"/>
-              <w:bottom w:w="75" w:type="dxa"/>
               <w:right w:w="90" w:type="dxa"/>
             </w:tcMar>
+            <w:shd w:fill="17365D"/>
           </w:tcPr>
           <w:p>
             <w:pPr>
-              <w:spacing w:after="0" w:line="271" w:lineRule="auto"/>
+              <w:spacing w:after="0" w:line="276" w:lineRule="auto"/>
+              <w:jc w:val="center"/>
             </w:pPr>
             <w:r>
               <w:rPr>
-                <w:rFonts w:ascii="Times New Roman" w:hAnsi="Times New Roman" w:eastAsia="微软雅黑"/>
+                <w:rFonts w:ascii="Times New Roman" w:hAnsi="Times New Roman" w:eastAsia="Microsoft YaHei"/>
                 <w:b/>
-                <w:sz w:val="17"/>
+                <w:color w:val="FFFFFF"/>
+                <w:sz w:val="18"/>
               </w:rPr>
               <w:t>报工数 / 合格数 / 不良数</w:t>
             </w:r>
@@ -518,25 +1150,27 @@
         </w:tc>
         <w:tc>
           <w:tcPr>
-            <w:tcW w:type="dxa" w:w="1417"/>
+            <w:tcW w:type="dxa" w:w="1361"/>
             <w:vAlign w:val="center"/>
-            <w:shd w:fill="DDE8F2"/>
             <w:tcMar>
-              <w:top w:w="75" w:type="dxa"/>
+              <w:top w:w="80" w:type="dxa"/>
+              <w:bottom w:w="80" w:type="dxa"/>
               <w:left w:w="90" w:type="dxa"/>
-              <w:bottom w:w="75" w:type="dxa"/>
               <w:right w:w="90" w:type="dxa"/>
             </w:tcMar>
+            <w:shd w:fill="17365D"/>
           </w:tcPr>
           <w:p>
             <w:pPr>
-              <w:spacing w:after="0" w:line="271" w:lineRule="auto"/>
+              <w:spacing w:after="0" w:line="276" w:lineRule="auto"/>
+              <w:jc w:val="center"/>
             </w:pPr>
             <w:r>
               <w:rPr>
-                <w:rFonts w:ascii="Times New Roman" w:hAnsi="Times New Roman" w:eastAsia="微软雅黑"/>
+                <w:rFonts w:ascii="Times New Roman" w:hAnsi="Times New Roman" w:eastAsia="Microsoft YaHei"/>
                 <w:b/>
-                <w:sz w:val="17"/>
+                <w:color w:val="FFFFFF"/>
+                <w:sz w:val="18"/>
               </w:rPr>
               <w:t>首个成立判断</w:t>
             </w:r>
@@ -544,25 +1178,27 @@
         </w:tc>
         <w:tc>
           <w:tcPr>
-            <w:tcW w:type="dxa" w:w="2268"/>
+            <w:tcW w:type="dxa" w:w="2948"/>
             <w:vAlign w:val="center"/>
-            <w:shd w:fill="DDE8F2"/>
             <w:tcMar>
-              <w:top w:w="75" w:type="dxa"/>
+              <w:top w:w="80" w:type="dxa"/>
+              <w:bottom w:w="80" w:type="dxa"/>
               <w:left w:w="90" w:type="dxa"/>
-              <w:bottom w:w="75" w:type="dxa"/>
               <w:right w:w="90" w:type="dxa"/>
             </w:tcMar>
+            <w:shd w:fill="17365D"/>
           </w:tcPr>
           <w:p>
             <w:pPr>
-              <w:spacing w:after="0" w:line="271" w:lineRule="auto"/>
+              <w:spacing w:after="0" w:line="276" w:lineRule="auto"/>
+              <w:jc w:val="center"/>
             </w:pPr>
             <w:r>
               <w:rPr>
-                <w:rFonts w:ascii="Times New Roman" w:hAnsi="Times New Roman" w:eastAsia="微软雅黑"/>
+                <w:rFonts w:ascii="Times New Roman" w:hAnsi="Times New Roman" w:eastAsia="Microsoft YaHei"/>
                 <w:b/>
-                <w:sz w:val="17"/>
+                <w:color w:val="FFFFFF"/>
+                <w:sz w:val="18"/>
               </w:rPr>
               <w:t>预期结果</w:t>
             </w:r>
@@ -570,25 +1206,27 @@
         </w:tc>
         <w:tc>
           <w:tcPr>
-            <w:tcW w:type="dxa" w:w="3061"/>
+            <w:tcW w:type="dxa" w:w="2041"/>
             <w:vAlign w:val="center"/>
-            <w:shd w:fill="DDE8F2"/>
             <w:tcMar>
-              <w:top w:w="75" w:type="dxa"/>
+              <w:top w:w="80" w:type="dxa"/>
+              <w:bottom w:w="80" w:type="dxa"/>
               <w:left w:w="90" w:type="dxa"/>
-              <w:bottom w:w="75" w:type="dxa"/>
               <w:right w:w="90" w:type="dxa"/>
             </w:tcMar>
+            <w:shd w:fill="17365D"/>
           </w:tcPr>
           <w:p>
             <w:pPr>
-              <w:spacing w:after="0" w:line="271" w:lineRule="auto"/>
+              <w:spacing w:after="0" w:line="276" w:lineRule="auto"/>
+              <w:jc w:val="center"/>
             </w:pPr>
             <w:r>
               <w:rPr>
-                <w:rFonts w:ascii="Times New Roman" w:hAnsi="Times New Roman" w:eastAsia="微软雅黑"/>
+                <w:rFonts w:ascii="Times New Roman" w:hAnsi="Times New Roman" w:eastAsia="Microsoft YaHei"/>
                 <w:b/>
-                <w:sz w:val="17"/>
+                <w:color w:val="FFFFFF"/>
+                <w:sz w:val="18"/>
               </w:rPr>
               <w:t>对应用例</w:t>
             </w:r>
@@ -601,25 +1239,26 @@
         </w:trPr>
         <w:tc>
           <w:tcPr>
-            <w:tcW w:type="dxa" w:w="567"/>
+            <w:tcW w:type="dxa" w:w="624"/>
             <w:vAlign w:val="center"/>
-            <w:shd w:fill="FFFFFF"/>
             <w:tcMar>
-              <w:top w:w="75" w:type="dxa"/>
+              <w:top w:w="80" w:type="dxa"/>
+              <w:bottom w:w="80" w:type="dxa"/>
               <w:left w:w="90" w:type="dxa"/>
-              <w:bottom w:w="75" w:type="dxa"/>
               <w:right w:w="90" w:type="dxa"/>
             </w:tcMar>
           </w:tcPr>
           <w:p>
             <w:pPr>
-              <w:spacing w:after="0" w:line="271" w:lineRule="auto"/>
-              <w:jc w:val="center"/>
+              <w:spacing w:after="0" w:line="276" w:lineRule="auto"/>
+              <w:jc w:val="left"/>
             </w:pPr>
             <w:r>
               <w:rPr>
-                <w:rFonts w:ascii="Times New Roman" w:hAnsi="Times New Roman" w:eastAsia="微软雅黑"/>
-                <w:sz w:val="17"/>
+                <w:rFonts w:ascii="Times New Roman" w:hAnsi="Times New Roman" w:eastAsia="Microsoft YaHei"/>
+                <w:b w:val="0"/>
+                <w:color w:val="000000"/>
+                <w:sz w:val="18"/>
               </w:rPr>
               <w:t>P1</w:t>
             </w:r>
@@ -627,24 +1266,26 @@
         </w:tc>
         <w:tc>
           <w:tcPr>
-            <w:tcW w:type="dxa" w:w="1984"/>
+            <w:tcW w:type="dxa" w:w="2324"/>
             <w:vAlign w:val="center"/>
-            <w:shd w:fill="FFFFFF"/>
             <w:tcMar>
-              <w:top w:w="75" w:type="dxa"/>
+              <w:top w:w="80" w:type="dxa"/>
+              <w:bottom w:w="80" w:type="dxa"/>
               <w:left w:w="90" w:type="dxa"/>
-              <w:bottom w:w="75" w:type="dxa"/>
               <w:right w:w="90" w:type="dxa"/>
             </w:tcMar>
           </w:tcPr>
           <w:p>
             <w:pPr>
-              <w:spacing w:after="0" w:line="271" w:lineRule="auto"/>
+              <w:spacing w:after="0" w:line="276" w:lineRule="auto"/>
+              <w:jc w:val="center"/>
             </w:pPr>
             <w:r>
               <w:rPr>
-                <w:rFonts w:ascii="Times New Roman" w:hAnsi="Times New Roman" w:eastAsia="微软雅黑"/>
-                <w:sz w:val="17"/>
+                <w:rFonts w:ascii="Times New Roman" w:hAnsi="Times New Roman" w:eastAsia="Microsoft YaHei"/>
+                <w:b w:val="0"/>
+                <w:color w:val="000000"/>
+                <w:sz w:val="18"/>
               </w:rPr>
               <w:t>0 / 0 / 0</w:t>
             </w:r>
@@ -652,24 +1293,26 @@
         </w:tc>
         <w:tc>
           <w:tcPr>
-            <w:tcW w:type="dxa" w:w="1417"/>
+            <w:tcW w:type="dxa" w:w="1361"/>
             <w:vAlign w:val="center"/>
-            <w:shd w:fill="FFFFFF"/>
             <w:tcMar>
-              <w:top w:w="75" w:type="dxa"/>
+              <w:top w:w="80" w:type="dxa"/>
+              <w:bottom w:w="80" w:type="dxa"/>
               <w:left w:w="90" w:type="dxa"/>
-              <w:bottom w:w="75" w:type="dxa"/>
               <w:right w:w="90" w:type="dxa"/>
             </w:tcMar>
           </w:tcPr>
           <w:p>
             <w:pPr>
-              <w:spacing w:after="0" w:line="271" w:lineRule="auto"/>
+              <w:spacing w:after="0" w:line="276" w:lineRule="auto"/>
+              <w:jc w:val="center"/>
             </w:pPr>
             <w:r>
               <w:rPr>
-                <w:rFonts w:ascii="Times New Roman" w:hAnsi="Times New Roman" w:eastAsia="微软雅黑"/>
-                <w:sz w:val="17"/>
+                <w:rFonts w:ascii="Times New Roman" w:hAnsi="Times New Roman" w:eastAsia="Microsoft YaHei"/>
+                <w:b w:val="0"/>
+                <w:color w:val="000000"/>
+                <w:sz w:val="18"/>
               </w:rPr>
               <w:t>D1</w:t>
             </w:r>
@@ -677,24 +1320,26 @@
         </w:tc>
         <w:tc>
           <w:tcPr>
-            <w:tcW w:type="dxa" w:w="2268"/>
+            <w:tcW w:type="dxa" w:w="2948"/>
             <w:vAlign w:val="center"/>
-            <w:shd w:fill="FFFFFF"/>
             <w:tcMar>
-              <w:top w:w="75" w:type="dxa"/>
+              <w:top w:w="80" w:type="dxa"/>
+              <w:bottom w:w="80" w:type="dxa"/>
               <w:left w:w="90" w:type="dxa"/>
-              <w:bottom w:w="75" w:type="dxa"/>
               <w:right w:w="90" w:type="dxa"/>
             </w:tcMar>
           </w:tcPr>
           <w:p>
             <w:pPr>
-              <w:spacing w:after="0" w:line="271" w:lineRule="auto"/>
+              <w:spacing w:after="0" w:line="276" w:lineRule="auto"/>
+              <w:jc w:val="center"/>
             </w:pPr>
             <w:r>
               <w:rPr>
-                <w:rFonts w:ascii="Times New Roman" w:hAnsi="Times New Roman" w:eastAsia="微软雅黑"/>
-                <w:sz w:val="17"/>
+                <w:rFonts w:ascii="Times New Roman" w:hAnsi="Times New Roman" w:eastAsia="Microsoft YaHei"/>
+                <w:b w:val="0"/>
+                <w:color w:val="000000"/>
+                <w:sz w:val="18"/>
               </w:rPr>
               <w:t>拒绝非正报工数</w:t>
             </w:r>
@@ -702,24 +1347,26 @@
         </w:tc>
         <w:tc>
           <w:tcPr>
-            <w:tcW w:type="dxa" w:w="3061"/>
+            <w:tcW w:type="dxa" w:w="2041"/>
             <w:vAlign w:val="center"/>
-            <w:shd w:fill="FFFFFF"/>
             <w:tcMar>
-              <w:top w:w="75" w:type="dxa"/>
+              <w:top w:w="80" w:type="dxa"/>
+              <w:bottom w:w="80" w:type="dxa"/>
               <w:left w:w="90" w:type="dxa"/>
-              <w:bottom w:w="75" w:type="dxa"/>
               <w:right w:w="90" w:type="dxa"/>
             </w:tcMar>
           </w:tcPr>
           <w:p>
             <w:pPr>
-              <w:spacing w:after="0"/>
+              <w:spacing w:after="0" w:line="276" w:lineRule="auto"/>
+              <w:jc w:val="center"/>
             </w:pPr>
             <w:r>
               <w:rPr>
-                <w:rFonts w:ascii="Times New Roman" w:hAnsi="Times New Roman" w:eastAsia="微软雅黑"/>
-                <w:sz w:val="17"/>
+                <w:rFonts w:ascii="Times New Roman" w:hAnsi="Times New Roman" w:eastAsia="Microsoft YaHei"/>
+                <w:b w:val="0"/>
+                <w:color w:val="000000"/>
+                <w:sz w:val="18"/>
               </w:rPr>
               <w:t>数量校验测试第1组</w:t>
             </w:r>
@@ -732,25 +1379,27 @@
         </w:trPr>
         <w:tc>
           <w:tcPr>
-            <w:tcW w:type="dxa" w:w="567"/>
+            <w:tcW w:type="dxa" w:w="624"/>
             <w:vAlign w:val="center"/>
-            <w:shd w:fill="F6F9FC"/>
             <w:tcMar>
-              <w:top w:w="75" w:type="dxa"/>
+              <w:top w:w="80" w:type="dxa"/>
+              <w:bottom w:w="80" w:type="dxa"/>
               <w:left w:w="90" w:type="dxa"/>
-              <w:bottom w:w="75" w:type="dxa"/>
               <w:right w:w="90" w:type="dxa"/>
             </w:tcMar>
+            <w:shd w:fill="EEF4FB"/>
           </w:tcPr>
           <w:p>
             <w:pPr>
-              <w:spacing w:after="0" w:line="271" w:lineRule="auto"/>
-              <w:jc w:val="center"/>
+              <w:spacing w:after="0" w:line="276" w:lineRule="auto"/>
+              <w:jc w:val="left"/>
             </w:pPr>
             <w:r>
               <w:rPr>
-                <w:rFonts w:ascii="Times New Roman" w:hAnsi="Times New Roman" w:eastAsia="微软雅黑"/>
-                <w:sz w:val="17"/>
+                <w:rFonts w:ascii="Times New Roman" w:hAnsi="Times New Roman" w:eastAsia="Microsoft YaHei"/>
+                <w:b w:val="0"/>
+                <w:color w:val="000000"/>
+                <w:sz w:val="18"/>
               </w:rPr>
               <w:t>P2</w:t>
             </w:r>
@@ -758,24 +1407,27 @@
         </w:tc>
         <w:tc>
           <w:tcPr>
-            <w:tcW w:type="dxa" w:w="1984"/>
+            <w:tcW w:type="dxa" w:w="2324"/>
             <w:vAlign w:val="center"/>
-            <w:shd w:fill="F6F9FC"/>
             <w:tcMar>
-              <w:top w:w="75" w:type="dxa"/>
+              <w:top w:w="80" w:type="dxa"/>
+              <w:bottom w:w="80" w:type="dxa"/>
               <w:left w:w="90" w:type="dxa"/>
-              <w:bottom w:w="75" w:type="dxa"/>
               <w:right w:w="90" w:type="dxa"/>
             </w:tcMar>
+            <w:shd w:fill="EEF4FB"/>
           </w:tcPr>
           <w:p>
             <w:pPr>
-              <w:spacing w:after="0" w:line="271" w:lineRule="auto"/>
+              <w:spacing w:after="0" w:line="276" w:lineRule="auto"/>
+              <w:jc w:val="center"/>
             </w:pPr>
             <w:r>
               <w:rPr>
-                <w:rFonts w:ascii="Times New Roman" w:hAnsi="Times New Roman" w:eastAsia="微软雅黑"/>
-                <w:sz w:val="17"/>
+                <w:rFonts w:ascii="Times New Roman" w:hAnsi="Times New Roman" w:eastAsia="Microsoft YaHei"/>
+                <w:b w:val="0"/>
+                <w:color w:val="000000"/>
+                <w:sz w:val="18"/>
               </w:rPr>
               <w:t>2 / -1 / 3</w:t>
             </w:r>
@@ -783,24 +1435,27 @@
         </w:tc>
         <w:tc>
           <w:tcPr>
-            <w:tcW w:type="dxa" w:w="1417"/>
+            <w:tcW w:type="dxa" w:w="1361"/>
             <w:vAlign w:val="center"/>
-            <w:shd w:fill="F6F9FC"/>
             <w:tcMar>
-              <w:top w:w="75" w:type="dxa"/>
+              <w:top w:w="80" w:type="dxa"/>
+              <w:bottom w:w="80" w:type="dxa"/>
               <w:left w:w="90" w:type="dxa"/>
-              <w:bottom w:w="75" w:type="dxa"/>
               <w:right w:w="90" w:type="dxa"/>
             </w:tcMar>
+            <w:shd w:fill="EEF4FB"/>
           </w:tcPr>
           <w:p>
             <w:pPr>
-              <w:spacing w:after="0" w:line="271" w:lineRule="auto"/>
+              <w:spacing w:after="0" w:line="276" w:lineRule="auto"/>
+              <w:jc w:val="center"/>
             </w:pPr>
             <w:r>
               <w:rPr>
-                <w:rFonts w:ascii="Times New Roman" w:hAnsi="Times New Roman" w:eastAsia="微软雅黑"/>
-                <w:sz w:val="17"/>
+                <w:rFonts w:ascii="Times New Roman" w:hAnsi="Times New Roman" w:eastAsia="Microsoft YaHei"/>
+                <w:b w:val="0"/>
+                <w:color w:val="000000"/>
+                <w:sz w:val="18"/>
               </w:rPr>
               <w:t>D2</w:t>
             </w:r>
@@ -808,24 +1463,27 @@
         </w:tc>
         <w:tc>
           <w:tcPr>
-            <w:tcW w:type="dxa" w:w="2268"/>
+            <w:tcW w:type="dxa" w:w="2948"/>
             <w:vAlign w:val="center"/>
-            <w:shd w:fill="F6F9FC"/>
             <w:tcMar>
-              <w:top w:w="75" w:type="dxa"/>
+              <w:top w:w="80" w:type="dxa"/>
+              <w:bottom w:w="80" w:type="dxa"/>
               <w:left w:w="90" w:type="dxa"/>
-              <w:bottom w:w="75" w:type="dxa"/>
               <w:right w:w="90" w:type="dxa"/>
             </w:tcMar>
+            <w:shd w:fill="EEF4FB"/>
           </w:tcPr>
           <w:p>
             <w:pPr>
-              <w:spacing w:after="0" w:line="271" w:lineRule="auto"/>
+              <w:spacing w:after="0" w:line="276" w:lineRule="auto"/>
+              <w:jc w:val="center"/>
             </w:pPr>
             <w:r>
               <w:rPr>
-                <w:rFonts w:ascii="Times New Roman" w:hAnsi="Times New Roman" w:eastAsia="微软雅黑"/>
-                <w:sz w:val="17"/>
+                <w:rFonts w:ascii="Times New Roman" w:hAnsi="Times New Roman" w:eastAsia="Microsoft YaHei"/>
+                <w:b w:val="0"/>
+                <w:color w:val="000000"/>
+                <w:sz w:val="18"/>
               </w:rPr>
               <w:t>拒绝负合格数</w:t>
             </w:r>
@@ -833,24 +1491,27 @@
         </w:tc>
         <w:tc>
           <w:tcPr>
-            <w:tcW w:type="dxa" w:w="3061"/>
+            <w:tcW w:type="dxa" w:w="2041"/>
             <w:vAlign w:val="center"/>
-            <w:shd w:fill="F6F9FC"/>
             <w:tcMar>
-              <w:top w:w="75" w:type="dxa"/>
+              <w:top w:w="80" w:type="dxa"/>
+              <w:bottom w:w="80" w:type="dxa"/>
               <w:left w:w="90" w:type="dxa"/>
-              <w:bottom w:w="75" w:type="dxa"/>
               <w:right w:w="90" w:type="dxa"/>
             </w:tcMar>
+            <w:shd w:fill="EEF4FB"/>
           </w:tcPr>
           <w:p>
             <w:pPr>
-              <w:spacing w:after="0" w:line="271" w:lineRule="auto"/>
+              <w:spacing w:after="0" w:line="276" w:lineRule="auto"/>
+              <w:jc w:val="center"/>
             </w:pPr>
             <w:r>
               <w:rPr>
-                <w:rFonts w:ascii="Times New Roman" w:hAnsi="Times New Roman" w:eastAsia="微软雅黑"/>
-                <w:sz w:val="17"/>
+                <w:rFonts w:ascii="Times New Roman" w:hAnsi="Times New Roman" w:eastAsia="Microsoft YaHei"/>
+                <w:b w:val="0"/>
+                <w:color w:val="000000"/>
+                <w:sz w:val="18"/>
               </w:rPr>
               <w:t>同上第2组</w:t>
             </w:r>
@@ -863,25 +1524,26 @@
         </w:trPr>
         <w:tc>
           <w:tcPr>
-            <w:tcW w:type="dxa" w:w="567"/>
+            <w:tcW w:type="dxa" w:w="624"/>
             <w:vAlign w:val="center"/>
-            <w:shd w:fill="FFFFFF"/>
             <w:tcMar>
-              <w:top w:w="75" w:type="dxa"/>
+              <w:top w:w="80" w:type="dxa"/>
+              <w:bottom w:w="80" w:type="dxa"/>
               <w:left w:w="90" w:type="dxa"/>
-              <w:bottom w:w="75" w:type="dxa"/>
               <w:right w:w="90" w:type="dxa"/>
             </w:tcMar>
           </w:tcPr>
           <w:p>
             <w:pPr>
-              <w:spacing w:after="0" w:line="271" w:lineRule="auto"/>
-              <w:jc w:val="center"/>
+              <w:spacing w:after="0" w:line="276" w:lineRule="auto"/>
+              <w:jc w:val="left"/>
             </w:pPr>
             <w:r>
               <w:rPr>
-                <w:rFonts w:ascii="Times New Roman" w:hAnsi="Times New Roman" w:eastAsia="微软雅黑"/>
-                <w:sz w:val="17"/>
+                <w:rFonts w:ascii="Times New Roman" w:hAnsi="Times New Roman" w:eastAsia="Microsoft YaHei"/>
+                <w:b w:val="0"/>
+                <w:color w:val="000000"/>
+                <w:sz w:val="18"/>
               </w:rPr>
               <w:t>P3</w:t>
             </w:r>
@@ -889,24 +1551,26 @@
         </w:tc>
         <w:tc>
           <w:tcPr>
-            <w:tcW w:type="dxa" w:w="1984"/>
+            <w:tcW w:type="dxa" w:w="2324"/>
             <w:vAlign w:val="center"/>
-            <w:shd w:fill="FFFFFF"/>
             <w:tcMar>
-              <w:top w:w="75" w:type="dxa"/>
+              <w:top w:w="80" w:type="dxa"/>
+              <w:bottom w:w="80" w:type="dxa"/>
               <w:left w:w="90" w:type="dxa"/>
-              <w:bottom w:w="75" w:type="dxa"/>
               <w:right w:w="90" w:type="dxa"/>
             </w:tcMar>
           </w:tcPr>
           <w:p>
             <w:pPr>
-              <w:spacing w:after="0" w:line="271" w:lineRule="auto"/>
+              <w:spacing w:after="0" w:line="276" w:lineRule="auto"/>
+              <w:jc w:val="center"/>
             </w:pPr>
             <w:r>
               <w:rPr>
-                <w:rFonts w:ascii="Times New Roman" w:hAnsi="Times New Roman" w:eastAsia="微软雅黑"/>
-                <w:sz w:val="17"/>
+                <w:rFonts w:ascii="Times New Roman" w:hAnsi="Times New Roman" w:eastAsia="Microsoft YaHei"/>
+                <w:b w:val="0"/>
+                <w:color w:val="000000"/>
+                <w:sz w:val="18"/>
               </w:rPr>
               <w:t>2 / 3 / -1</w:t>
             </w:r>
@@ -914,24 +1578,26 @@
         </w:tc>
         <w:tc>
           <w:tcPr>
-            <w:tcW w:type="dxa" w:w="1417"/>
+            <w:tcW w:type="dxa" w:w="1361"/>
             <w:vAlign w:val="center"/>
-            <w:shd w:fill="FFFFFF"/>
             <w:tcMar>
-              <w:top w:w="75" w:type="dxa"/>
+              <w:top w:w="80" w:type="dxa"/>
+              <w:bottom w:w="80" w:type="dxa"/>
               <w:left w:w="90" w:type="dxa"/>
-              <w:bottom w:w="75" w:type="dxa"/>
               <w:right w:w="90" w:type="dxa"/>
             </w:tcMar>
           </w:tcPr>
           <w:p>
             <w:pPr>
-              <w:spacing w:after="0" w:line="271" w:lineRule="auto"/>
+              <w:spacing w:after="0" w:line="276" w:lineRule="auto"/>
+              <w:jc w:val="center"/>
             </w:pPr>
             <w:r>
               <w:rPr>
-                <w:rFonts w:ascii="Times New Roman" w:hAnsi="Times New Roman" w:eastAsia="微软雅黑"/>
-                <w:sz w:val="17"/>
+                <w:rFonts w:ascii="Times New Roman" w:hAnsi="Times New Roman" w:eastAsia="Microsoft YaHei"/>
+                <w:b w:val="0"/>
+                <w:color w:val="000000"/>
+                <w:sz w:val="18"/>
               </w:rPr>
               <w:t>D3</w:t>
             </w:r>
@@ -939,24 +1605,26 @@
         </w:tc>
         <w:tc>
           <w:tcPr>
-            <w:tcW w:type="dxa" w:w="2268"/>
+            <w:tcW w:type="dxa" w:w="2948"/>
             <w:vAlign w:val="center"/>
-            <w:shd w:fill="FFFFFF"/>
             <w:tcMar>
-              <w:top w:w="75" w:type="dxa"/>
+              <w:top w:w="80" w:type="dxa"/>
+              <w:bottom w:w="80" w:type="dxa"/>
               <w:left w:w="90" w:type="dxa"/>
-              <w:bottom w:w="75" w:type="dxa"/>
               <w:right w:w="90" w:type="dxa"/>
             </w:tcMar>
           </w:tcPr>
           <w:p>
             <w:pPr>
-              <w:spacing w:after="0" w:line="271" w:lineRule="auto"/>
+              <w:spacing w:after="0" w:line="276" w:lineRule="auto"/>
+              <w:jc w:val="center"/>
             </w:pPr>
             <w:r>
               <w:rPr>
-                <w:rFonts w:ascii="Times New Roman" w:hAnsi="Times New Roman" w:eastAsia="微软雅黑"/>
-                <w:sz w:val="17"/>
+                <w:rFonts w:ascii="Times New Roman" w:hAnsi="Times New Roman" w:eastAsia="Microsoft YaHei"/>
+                <w:b w:val="0"/>
+                <w:color w:val="000000"/>
+                <w:sz w:val="18"/>
               </w:rPr>
               <w:t>拒绝负不良数</w:t>
             </w:r>
@@ -964,24 +1632,26 @@
         </w:tc>
         <w:tc>
           <w:tcPr>
-            <w:tcW w:type="dxa" w:w="3061"/>
+            <w:tcW w:type="dxa" w:w="2041"/>
             <w:vAlign w:val="center"/>
-            <w:shd w:fill="FFFFFF"/>
             <w:tcMar>
-              <w:top w:w="75" w:type="dxa"/>
+              <w:top w:w="80" w:type="dxa"/>
+              <w:bottom w:w="80" w:type="dxa"/>
               <w:left w:w="90" w:type="dxa"/>
-              <w:bottom w:w="75" w:type="dxa"/>
               <w:right w:w="90" w:type="dxa"/>
             </w:tcMar>
           </w:tcPr>
           <w:p>
             <w:pPr>
-              <w:spacing w:after="0" w:line="271" w:lineRule="auto"/>
+              <w:spacing w:after="0" w:line="276" w:lineRule="auto"/>
+              <w:jc w:val="center"/>
             </w:pPr>
             <w:r>
               <w:rPr>
-                <w:rFonts w:ascii="Times New Roman" w:hAnsi="Times New Roman" w:eastAsia="微软雅黑"/>
-                <w:sz w:val="17"/>
+                <w:rFonts w:ascii="Times New Roman" w:hAnsi="Times New Roman" w:eastAsia="Microsoft YaHei"/>
+                <w:b w:val="0"/>
+                <w:color w:val="000000"/>
+                <w:sz w:val="18"/>
               </w:rPr>
               <w:t>同上第3组</w:t>
             </w:r>
@@ -994,25 +1664,27 @@
         </w:trPr>
         <w:tc>
           <w:tcPr>
-            <w:tcW w:type="dxa" w:w="567"/>
+            <w:tcW w:type="dxa" w:w="624"/>
             <w:vAlign w:val="center"/>
-            <w:shd w:fill="F6F9FC"/>
             <w:tcMar>
-              <w:top w:w="75" w:type="dxa"/>
+              <w:top w:w="80" w:type="dxa"/>
+              <w:bottom w:w="80" w:type="dxa"/>
               <w:left w:w="90" w:type="dxa"/>
-              <w:bottom w:w="75" w:type="dxa"/>
               <w:right w:w="90" w:type="dxa"/>
             </w:tcMar>
+            <w:shd w:fill="EEF4FB"/>
           </w:tcPr>
           <w:p>
             <w:pPr>
-              <w:spacing w:after="0" w:line="271" w:lineRule="auto"/>
-              <w:jc w:val="center"/>
+              <w:spacing w:after="0" w:line="276" w:lineRule="auto"/>
+              <w:jc w:val="left"/>
             </w:pPr>
             <w:r>
               <w:rPr>
-                <w:rFonts w:ascii="Times New Roman" w:hAnsi="Times New Roman" w:eastAsia="微软雅黑"/>
-                <w:sz w:val="17"/>
+                <w:rFonts w:ascii="Times New Roman" w:hAnsi="Times New Roman" w:eastAsia="Microsoft YaHei"/>
+                <w:b w:val="0"/>
+                <w:color w:val="000000"/>
+                <w:sz w:val="18"/>
               </w:rPr>
               <w:t>P4</w:t>
             </w:r>
@@ -1020,24 +1692,27 @@
         </w:tc>
         <w:tc>
           <w:tcPr>
-            <w:tcW w:type="dxa" w:w="1984"/>
+            <w:tcW w:type="dxa" w:w="2324"/>
             <w:vAlign w:val="center"/>
-            <w:shd w:fill="F6F9FC"/>
             <w:tcMar>
-              <w:top w:w="75" w:type="dxa"/>
+              <w:top w:w="80" w:type="dxa"/>
+              <w:bottom w:w="80" w:type="dxa"/>
               <w:left w:w="90" w:type="dxa"/>
-              <w:bottom w:w="75" w:type="dxa"/>
               <w:right w:w="90" w:type="dxa"/>
             </w:tcMar>
+            <w:shd w:fill="EEF4FB"/>
           </w:tcPr>
           <w:p>
             <w:pPr>
-              <w:spacing w:after="0" w:line="271" w:lineRule="auto"/>
+              <w:spacing w:after="0" w:line="276" w:lineRule="auto"/>
+              <w:jc w:val="center"/>
             </w:pPr>
             <w:r>
               <w:rPr>
-                <w:rFonts w:ascii="Times New Roman" w:hAnsi="Times New Roman" w:eastAsia="微软雅黑"/>
-                <w:sz w:val="17"/>
+                <w:rFonts w:ascii="Times New Roman" w:hAnsi="Times New Roman" w:eastAsia="Microsoft YaHei"/>
+                <w:b w:val="0"/>
+                <w:color w:val="000000"/>
+                <w:sz w:val="18"/>
               </w:rPr>
               <w:t>2 / 1 / 0</w:t>
             </w:r>
@@ -1045,24 +1720,27 @@
         </w:tc>
         <w:tc>
           <w:tcPr>
-            <w:tcW w:type="dxa" w:w="1417"/>
+            <w:tcW w:type="dxa" w:w="1361"/>
             <w:vAlign w:val="center"/>
-            <w:shd w:fill="F6F9FC"/>
             <w:tcMar>
-              <w:top w:w="75" w:type="dxa"/>
+              <w:top w:w="80" w:type="dxa"/>
+              <w:bottom w:w="80" w:type="dxa"/>
               <w:left w:w="90" w:type="dxa"/>
-              <w:bottom w:w="75" w:type="dxa"/>
               <w:right w:w="90" w:type="dxa"/>
             </w:tcMar>
+            <w:shd w:fill="EEF4FB"/>
           </w:tcPr>
           <w:p>
             <w:pPr>
-              <w:spacing w:after="0" w:line="271" w:lineRule="auto"/>
+              <w:spacing w:after="0" w:line="276" w:lineRule="auto"/>
+              <w:jc w:val="center"/>
             </w:pPr>
             <w:r>
               <w:rPr>
-                <w:rFonts w:ascii="Times New Roman" w:hAnsi="Times New Roman" w:eastAsia="微软雅黑"/>
-                <w:sz w:val="17"/>
+                <w:rFonts w:ascii="Times New Roman" w:hAnsi="Times New Roman" w:eastAsia="Microsoft YaHei"/>
+                <w:b w:val="0"/>
+                <w:color w:val="000000"/>
+                <w:sz w:val="18"/>
               </w:rPr>
               <w:t>D4</w:t>
             </w:r>
@@ -1070,24 +1748,27 @@
         </w:tc>
         <w:tc>
           <w:tcPr>
-            <w:tcW w:type="dxa" w:w="2268"/>
+            <w:tcW w:type="dxa" w:w="2948"/>
             <w:vAlign w:val="center"/>
-            <w:shd w:fill="F6F9FC"/>
             <w:tcMar>
-              <w:top w:w="75" w:type="dxa"/>
+              <w:top w:w="80" w:type="dxa"/>
+              <w:bottom w:w="80" w:type="dxa"/>
               <w:left w:w="90" w:type="dxa"/>
-              <w:bottom w:w="75" w:type="dxa"/>
               <w:right w:w="90" w:type="dxa"/>
             </w:tcMar>
+            <w:shd w:fill="EEF4FB"/>
           </w:tcPr>
           <w:p>
             <w:pPr>
-              <w:spacing w:after="0" w:line="271" w:lineRule="auto"/>
+              <w:spacing w:after="0" w:line="276" w:lineRule="auto"/>
+              <w:jc w:val="center"/>
             </w:pPr>
             <w:r>
               <w:rPr>
-                <w:rFonts w:ascii="Times New Roman" w:hAnsi="Times New Roman" w:eastAsia="微软雅黑"/>
-                <w:sz w:val="17"/>
+                <w:rFonts w:ascii="Times New Roman" w:hAnsi="Times New Roman" w:eastAsia="Microsoft YaHei"/>
+                <w:b w:val="0"/>
+                <w:color w:val="000000"/>
+                <w:sz w:val="18"/>
               </w:rPr>
               <w:t>拒绝数量不守恒</w:t>
             </w:r>
@@ -1095,24 +1776,27 @@
         </w:tc>
         <w:tc>
           <w:tcPr>
-            <w:tcW w:type="dxa" w:w="3061"/>
+            <w:tcW w:type="dxa" w:w="2041"/>
             <w:vAlign w:val="center"/>
-            <w:shd w:fill="F6F9FC"/>
             <w:tcMar>
-              <w:top w:w="75" w:type="dxa"/>
+              <w:top w:w="80" w:type="dxa"/>
+              <w:bottom w:w="80" w:type="dxa"/>
               <w:left w:w="90" w:type="dxa"/>
-              <w:bottom w:w="75" w:type="dxa"/>
               <w:right w:w="90" w:type="dxa"/>
             </w:tcMar>
+            <w:shd w:fill="EEF4FB"/>
           </w:tcPr>
           <w:p>
             <w:pPr>
-              <w:spacing w:after="0" w:line="271" w:lineRule="auto"/>
+              <w:spacing w:after="0" w:line="276" w:lineRule="auto"/>
+              <w:jc w:val="center"/>
             </w:pPr>
             <w:r>
               <w:rPr>
-                <w:rFonts w:ascii="Times New Roman" w:hAnsi="Times New Roman" w:eastAsia="微软雅黑"/>
-                <w:sz w:val="17"/>
+                <w:rFonts w:ascii="Times New Roman" w:hAnsi="Times New Roman" w:eastAsia="Microsoft YaHei"/>
+                <w:b w:val="0"/>
+                <w:color w:val="000000"/>
+                <w:sz w:val="18"/>
               </w:rPr>
               <w:t>同上第4组</w:t>
             </w:r>
@@ -1125,25 +1809,26 @@
         </w:trPr>
         <w:tc>
           <w:tcPr>
-            <w:tcW w:type="dxa" w:w="567"/>
+            <w:tcW w:type="dxa" w:w="624"/>
             <w:vAlign w:val="center"/>
-            <w:shd w:fill="FFFFFF"/>
             <w:tcMar>
-              <w:top w:w="75" w:type="dxa"/>
+              <w:top w:w="80" w:type="dxa"/>
+              <w:bottom w:w="80" w:type="dxa"/>
               <w:left w:w="90" w:type="dxa"/>
-              <w:bottom w:w="75" w:type="dxa"/>
               <w:right w:w="90" w:type="dxa"/>
             </w:tcMar>
           </w:tcPr>
           <w:p>
             <w:pPr>
-              <w:spacing w:after="0" w:line="271" w:lineRule="auto"/>
-              <w:jc w:val="center"/>
+              <w:spacing w:after="0" w:line="276" w:lineRule="auto"/>
+              <w:jc w:val="left"/>
             </w:pPr>
             <w:r>
               <w:rPr>
-                <w:rFonts w:ascii="Times New Roman" w:hAnsi="Times New Roman" w:eastAsia="微软雅黑"/>
-                <w:sz w:val="17"/>
+                <w:rFonts w:ascii="Times New Roman" w:hAnsi="Times New Roman" w:eastAsia="Microsoft YaHei"/>
+                <w:b w:val="0"/>
+                <w:color w:val="000000"/>
+                <w:sz w:val="18"/>
               </w:rPr>
               <w:t>P5</w:t>
             </w:r>
@@ -1151,24 +1836,26 @@
         </w:tc>
         <w:tc>
           <w:tcPr>
-            <w:tcW w:type="dxa" w:w="1984"/>
+            <w:tcW w:type="dxa" w:w="2324"/>
             <w:vAlign w:val="center"/>
-            <w:shd w:fill="FFFFFF"/>
             <w:tcMar>
-              <w:top w:w="75" w:type="dxa"/>
+              <w:top w:w="80" w:type="dxa"/>
+              <w:bottom w:w="80" w:type="dxa"/>
               <w:left w:w="90" w:type="dxa"/>
-              <w:bottom w:w="75" w:type="dxa"/>
               <w:right w:w="90" w:type="dxa"/>
             </w:tcMar>
           </w:tcPr>
           <w:p>
             <w:pPr>
-              <w:spacing w:after="0" w:line="271" w:lineRule="auto"/>
+              <w:spacing w:after="0" w:line="276" w:lineRule="auto"/>
+              <w:jc w:val="center"/>
             </w:pPr>
             <w:r>
               <w:rPr>
-                <w:rFonts w:ascii="Times New Roman" w:hAnsi="Times New Roman" w:eastAsia="微软雅黑"/>
-                <w:sz w:val="17"/>
+                <w:rFonts w:ascii="Times New Roman" w:hAnsi="Times New Roman" w:eastAsia="Microsoft YaHei"/>
+                <w:b w:val="0"/>
+                <w:color w:val="000000"/>
+                <w:sz w:val="18"/>
               </w:rPr>
               <w:t>7 / 7 / 0</w:t>
             </w:r>
@@ -1176,24 +1863,26 @@
         </w:tc>
         <w:tc>
           <w:tcPr>
-            <w:tcW w:type="dxa" w:w="1417"/>
+            <w:tcW w:type="dxa" w:w="1361"/>
             <w:vAlign w:val="center"/>
-            <w:shd w:fill="FFFFFF"/>
             <w:tcMar>
-              <w:top w:w="75" w:type="dxa"/>
+              <w:top w:w="80" w:type="dxa"/>
+              <w:bottom w:w="80" w:type="dxa"/>
               <w:left w:w="90" w:type="dxa"/>
-              <w:bottom w:w="75" w:type="dxa"/>
               <w:right w:w="90" w:type="dxa"/>
             </w:tcMar>
           </w:tcPr>
           <w:p>
             <w:pPr>
-              <w:spacing w:after="0" w:line="271" w:lineRule="auto"/>
+              <w:spacing w:after="0" w:line="276" w:lineRule="auto"/>
+              <w:jc w:val="center"/>
             </w:pPr>
             <w:r>
               <w:rPr>
-                <w:rFonts w:ascii="Times New Roman" w:hAnsi="Times New Roman" w:eastAsia="微软雅黑"/>
-                <w:sz w:val="17"/>
+                <w:rFonts w:ascii="Times New Roman" w:hAnsi="Times New Roman" w:eastAsia="Microsoft YaHei"/>
+                <w:b w:val="0"/>
+                <w:color w:val="000000"/>
+                <w:sz w:val="18"/>
               </w:rPr>
               <w:t>D5</w:t>
             </w:r>
@@ -1201,24 +1890,26 @@
         </w:tc>
         <w:tc>
           <w:tcPr>
-            <w:tcW w:type="dxa" w:w="2268"/>
+            <w:tcW w:type="dxa" w:w="2948"/>
             <w:vAlign w:val="center"/>
-            <w:shd w:fill="FFFFFF"/>
             <w:tcMar>
-              <w:top w:w="75" w:type="dxa"/>
+              <w:top w:w="80" w:type="dxa"/>
+              <w:bottom w:w="80" w:type="dxa"/>
               <w:left w:w="90" w:type="dxa"/>
-              <w:bottom w:w="75" w:type="dxa"/>
               <w:right w:w="90" w:type="dxa"/>
             </w:tcMar>
           </w:tcPr>
           <w:p>
             <w:pPr>
-              <w:spacing w:after="0" w:line="271" w:lineRule="auto"/>
+              <w:spacing w:after="0" w:line="276" w:lineRule="auto"/>
+              <w:jc w:val="center"/>
             </w:pPr>
             <w:r>
               <w:rPr>
-                <w:rFonts w:ascii="Times New Roman" w:hAnsi="Times New Roman" w:eastAsia="微软雅黑"/>
-                <w:sz w:val="17"/>
+                <w:rFonts w:ascii="Times New Roman" w:hAnsi="Times New Roman" w:eastAsia="Microsoft YaHei"/>
+                <w:b w:val="0"/>
+                <w:color w:val="000000"/>
+                <w:sz w:val="18"/>
               </w:rPr>
               <w:t>拒绝超过剩余数6</w:t>
             </w:r>
@@ -1226,24 +1917,26 @@
         </w:tc>
         <w:tc>
           <w:tcPr>
-            <w:tcW w:type="dxa" w:w="3061"/>
+            <w:tcW w:type="dxa" w:w="2041"/>
             <w:vAlign w:val="center"/>
-            <w:shd w:fill="FFFFFF"/>
             <w:tcMar>
-              <w:top w:w="75" w:type="dxa"/>
+              <w:top w:w="80" w:type="dxa"/>
+              <w:bottom w:w="80" w:type="dxa"/>
               <w:left w:w="90" w:type="dxa"/>
-              <w:bottom w:w="75" w:type="dxa"/>
               <w:right w:w="90" w:type="dxa"/>
             </w:tcMar>
           </w:tcPr>
           <w:p>
             <w:pPr>
-              <w:spacing w:after="0" w:line="271" w:lineRule="auto"/>
+              <w:spacing w:after="0" w:line="276" w:lineRule="auto"/>
+              <w:jc w:val="center"/>
             </w:pPr>
             <w:r>
               <w:rPr>
-                <w:rFonts w:ascii="Times New Roman" w:hAnsi="Times New Roman" w:eastAsia="微软雅黑"/>
-                <w:sz w:val="17"/>
+                <w:rFonts w:ascii="Times New Roman" w:hAnsi="Times New Roman" w:eastAsia="Microsoft YaHei"/>
+                <w:b w:val="0"/>
+                <w:color w:val="000000"/>
+                <w:sz w:val="18"/>
               </w:rPr>
               <w:t>同上第5组</w:t>
             </w:r>
@@ -1256,25 +1949,27 @@
         </w:trPr>
         <w:tc>
           <w:tcPr>
-            <w:tcW w:type="dxa" w:w="567"/>
+            <w:tcW w:type="dxa" w:w="624"/>
             <w:vAlign w:val="center"/>
-            <w:shd w:fill="F6F9FC"/>
             <w:tcMar>
-              <w:top w:w="75" w:type="dxa"/>
+              <w:top w:w="80" w:type="dxa"/>
+              <w:bottom w:w="80" w:type="dxa"/>
               <w:left w:w="90" w:type="dxa"/>
-              <w:bottom w:w="75" w:type="dxa"/>
               <w:right w:w="90" w:type="dxa"/>
             </w:tcMar>
+            <w:shd w:fill="EEF4FB"/>
           </w:tcPr>
           <w:p>
             <w:pPr>
-              <w:spacing w:after="0" w:line="271" w:lineRule="auto"/>
-              <w:jc w:val="center"/>
+              <w:spacing w:after="0" w:line="276" w:lineRule="auto"/>
+              <w:jc w:val="left"/>
             </w:pPr>
             <w:r>
               <w:rPr>
-                <w:rFonts w:ascii="Times New Roman" w:hAnsi="Times New Roman" w:eastAsia="微软雅黑"/>
-                <w:sz w:val="17"/>
+                <w:rFonts w:ascii="Times New Roman" w:hAnsi="Times New Roman" w:eastAsia="Microsoft YaHei"/>
+                <w:b w:val="0"/>
+                <w:color w:val="000000"/>
+                <w:sz w:val="18"/>
               </w:rPr>
               <w:t>P6</w:t>
             </w:r>
@@ -1282,24 +1977,27 @@
         </w:tc>
         <w:tc>
           <w:tcPr>
-            <w:tcW w:type="dxa" w:w="1984"/>
+            <w:tcW w:type="dxa" w:w="2324"/>
             <w:vAlign w:val="center"/>
-            <w:shd w:fill="F6F9FC"/>
             <w:tcMar>
-              <w:top w:w="75" w:type="dxa"/>
+              <w:top w:w="80" w:type="dxa"/>
+              <w:bottom w:w="80" w:type="dxa"/>
               <w:left w:w="90" w:type="dxa"/>
-              <w:bottom w:w="75" w:type="dxa"/>
               <w:right w:w="90" w:type="dxa"/>
             </w:tcMar>
+            <w:shd w:fill="EEF4FB"/>
           </w:tcPr>
           <w:p>
             <w:pPr>
-              <w:spacing w:after="0" w:line="271" w:lineRule="auto"/>
+              <w:spacing w:after="0" w:line="276" w:lineRule="auto"/>
+              <w:jc w:val="center"/>
             </w:pPr>
             <w:r>
               <w:rPr>
-                <w:rFonts w:ascii="Times New Roman" w:hAnsi="Times New Roman" w:eastAsia="微软雅黑"/>
-                <w:sz w:val="17"/>
+                <w:rFonts w:ascii="Times New Roman" w:hAnsi="Times New Roman" w:eastAsia="Microsoft YaHei"/>
+                <w:b w:val="0"/>
+                <w:color w:val="000000"/>
+                <w:sz w:val="18"/>
               </w:rPr>
               <w:t>6 / 5 / 1</w:t>
             </w:r>
@@ -1307,24 +2005,27 @@
         </w:tc>
         <w:tc>
           <w:tcPr>
-            <w:tcW w:type="dxa" w:w="1417"/>
+            <w:tcW w:type="dxa" w:w="1361"/>
             <w:vAlign w:val="center"/>
-            <w:shd w:fill="F6F9FC"/>
             <w:tcMar>
-              <w:top w:w="75" w:type="dxa"/>
+              <w:top w:w="80" w:type="dxa"/>
+              <w:bottom w:w="80" w:type="dxa"/>
               <w:left w:w="90" w:type="dxa"/>
-              <w:bottom w:w="75" w:type="dxa"/>
               <w:right w:w="90" w:type="dxa"/>
             </w:tcMar>
+            <w:shd w:fill="EEF4FB"/>
           </w:tcPr>
           <w:p>
             <w:pPr>
-              <w:spacing w:after="0" w:line="271" w:lineRule="auto"/>
+              <w:spacing w:after="0" w:line="276" w:lineRule="auto"/>
+              <w:jc w:val="center"/>
             </w:pPr>
             <w:r>
               <w:rPr>
-                <w:rFonts w:ascii="Times New Roman" w:hAnsi="Times New Roman" w:eastAsia="微软雅黑"/>
-                <w:sz w:val="17"/>
+                <w:rFonts w:ascii="Times New Roman" w:hAnsi="Times New Roman" w:eastAsia="Microsoft YaHei"/>
+                <w:b w:val="0"/>
+                <w:color w:val="000000"/>
+                <w:sz w:val="18"/>
               </w:rPr>
               <w:t>无</w:t>
             </w:r>
@@ -1332,24 +2033,27 @@
         </w:tc>
         <w:tc>
           <w:tcPr>
-            <w:tcW w:type="dxa" w:w="2268"/>
+            <w:tcW w:type="dxa" w:w="2948"/>
             <w:vAlign w:val="center"/>
-            <w:shd w:fill="F6F9FC"/>
             <w:tcMar>
-              <w:top w:w="75" w:type="dxa"/>
+              <w:top w:w="80" w:type="dxa"/>
+              <w:bottom w:w="80" w:type="dxa"/>
               <w:left w:w="90" w:type="dxa"/>
-              <w:bottom w:w="75" w:type="dxa"/>
               <w:right w:w="90" w:type="dxa"/>
             </w:tcMar>
+            <w:shd w:fill="EEF4FB"/>
           </w:tcPr>
           <w:p>
             <w:pPr>
-              <w:spacing w:after="0" w:line="271" w:lineRule="auto"/>
+              <w:spacing w:after="0" w:line="276" w:lineRule="auto"/>
+              <w:jc w:val="center"/>
             </w:pPr>
             <w:r>
               <w:rPr>
-                <w:rFonts w:ascii="Times New Roman" w:hAnsi="Times New Roman" w:eastAsia="微软雅黑"/>
-                <w:sz w:val="17"/>
+                <w:rFonts w:ascii="Times New Roman" w:hAnsi="Times New Roman" w:eastAsia="Microsoft YaHei"/>
+                <w:b w:val="0"/>
+                <w:color w:val="000000"/>
+                <w:sz w:val="18"/>
               </w:rPr>
               <w:t>接受报工，累计完成数变为10</w:t>
             </w:r>
@@ -1357,24 +2061,27 @@
         </w:tc>
         <w:tc>
           <w:tcPr>
-            <w:tcW w:type="dxa" w:w="3061"/>
+            <w:tcW w:type="dxa" w:w="2041"/>
             <w:vAlign w:val="center"/>
-            <w:shd w:fill="F6F9FC"/>
             <w:tcMar>
-              <w:top w:w="75" w:type="dxa"/>
+              <w:top w:w="80" w:type="dxa"/>
+              <w:bottom w:w="80" w:type="dxa"/>
               <w:left w:w="90" w:type="dxa"/>
-              <w:bottom w:w="75" w:type="dxa"/>
               <w:right w:w="90" w:type="dxa"/>
             </w:tcMar>
+            <w:shd w:fill="EEF4FB"/>
           </w:tcPr>
           <w:p>
             <w:pPr>
-              <w:spacing w:after="0"/>
+              <w:spacing w:after="0" w:line="276" w:lineRule="auto"/>
+              <w:jc w:val="center"/>
             </w:pPr>
             <w:r>
               <w:rPr>
-                <w:rFonts w:ascii="Times New Roman" w:hAnsi="Times New Roman" w:eastAsia="微软雅黑"/>
-                <w:sz w:val="17"/>
+                <w:rFonts w:ascii="Times New Roman" w:hAnsi="Times New Roman" w:eastAsia="Microsoft YaHei"/>
+                <w:b w:val="0"/>
+                <w:color w:val="000000"/>
+                <w:sz w:val="18"/>
               </w:rPr>
               <w:t>合法报工测试</w:t>
             </w:r>
@@ -1384,39 +2091,59 @@
     </w:tbl>
     <w:p>
       <w:pPr>
-        <w:spacing w:after="20"/>
+        <w:spacing w:after="0" w:before="0" w:line="96" w:lineRule="auto"/>
       </w:pPr>
     </w:p>
     <w:p>
+      <w:pPr>
+        <w:spacing w:line="288" w:lineRule="auto" w:after="80"/>
+        <w:ind w:firstLine="420"/>
+        <w:jc w:val="both"/>
+      </w:pPr>
       <w:r>
-        <w:t>P1 至 P5 均由 submitShouldRejectQuantityBoundaryAndConservationViolations 的对应输入组执行，各触发一条前述路径未经过的拒绝边；P6 由 submitExactRemainingWithoutQualityGateShouldCompleteTaskAndOrder 执行，穿过全部校验并进入保存和状态更新。上述六组输入均有业务结果断言，拒绝路径还验证报工记录未写入。任务完工、质检和返修复检另以状态转换及异常用例检查关键分支。</w:t>
+        <w:rPr>
+          <w:rFonts w:ascii="Times New Roman" w:hAnsi="Times New Roman" w:eastAsia="Microsoft YaHei"/>
+          <w:b w:val="0"/>
+          <w:color w:val="000000"/>
+          <w:sz w:val="21"/>
+        </w:rPr>
+        <w:t>P1 至 P5 分别使一个校验条件首次不满足，覆盖五条拒绝路径。测试断言相应异常，并验证未调用报工记录的写入方法。P6 使用恰好等于剩余量的合法输入，通过全部校验，检查记录保存及累计完成数更新。六组输入分别对应六条独立基本路径。</w:t>
       </w:r>
     </w:p>
     <w:p>
       <w:pPr>
         <w:pStyle w:val="Heading2"/>
+        <w:keepNext/>
+        <w:spacing w:before="160" w:after="100"/>
       </w:pPr>
       <w:r>
-        <w:t>3.2 核心业务用例</w:t>
+        <w:rPr>
+          <w:rFonts w:ascii="Times New Roman" w:hAnsi="Times New Roman" w:eastAsia="Microsoft YaHei"/>
+          <w:b/>
+          <w:color w:val="000000"/>
+          <w:sz w:val="24"/>
+        </w:rPr>
+        <w:t>3.2 其他业务用例设计</w:t>
       </w:r>
     </w:p>
     <w:tbl>
       <w:tblPr>
         <w:tblW w:type="auto" w:w="0"/>
+        <w:jc w:val="center"/>
         <w:tblLayout w:type="fixed"/>
         <w:tblLook w:firstColumn="1" w:firstRow="1" w:lastColumn="0" w:lastRow="0" w:noHBand="0" w:noVBand="1" w:val="04A0"/>
         <w:tblBorders>
-          <w:top w:val="single" w:color="D9D9D9" w:sz="4"/>
-          <w:left w:val="single" w:color="D9D9D9" w:sz="4"/>
-          <w:bottom w:val="single" w:color="D9D9D9" w:sz="4"/>
-          <w:right w:val="single" w:color="D9D9D9" w:sz="4"/>
-          <w:insideH w:val="single" w:color="D9D9D9" w:sz="4"/>
-          <w:insideV w:val="single" w:color="D9D9D9" w:sz="4"/>
+          <w:top w:val="single" w:sz="4" w:color="D9D9D9"/>
+          <w:left w:val="single" w:sz="4" w:color="D9D9D9"/>
+          <w:bottom w:val="single" w:sz="4" w:color="D9D9D9"/>
+          <w:right w:val="single" w:sz="4" w:color="D9D9D9"/>
+          <w:insideH w:val="single" w:sz="4" w:color="D9D9D9"/>
+          <w:insideV w:val="single" w:sz="4" w:color="D9D9D9"/>
         </w:tblBorders>
       </w:tblPr>
       <w:tblGrid>
-        <w:gridCol w:w="4649"/>
-        <w:gridCol w:w="4649"/>
+        <w:gridCol w:w="2438"/>
+        <w:gridCol w:w="6860"/>
       </w:tblGrid>
       <w:tr>
         <w:trPr>
@@ -1425,25 +2152,27 @@
         </w:trPr>
         <w:tc>
           <w:tcPr>
-            <w:tcW w:type="dxa" w:w="2665"/>
+            <w:tcW w:type="dxa" w:w="2438"/>
             <w:vAlign w:val="center"/>
-            <w:shd w:fill="DDE8F2"/>
             <w:tcMar>
-              <w:top w:w="75" w:type="dxa"/>
+              <w:top w:w="80" w:type="dxa"/>
+              <w:bottom w:w="80" w:type="dxa"/>
               <w:left w:w="90" w:type="dxa"/>
-              <w:bottom w:w="75" w:type="dxa"/>
               <w:right w:w="90" w:type="dxa"/>
             </w:tcMar>
+            <w:shd w:fill="17365D"/>
           </w:tcPr>
           <w:p>
             <w:pPr>
-              <w:spacing w:after="0" w:line="271" w:lineRule="auto"/>
+              <w:spacing w:after="0" w:line="276" w:lineRule="auto"/>
+              <w:jc w:val="center"/>
             </w:pPr>
             <w:r>
               <w:rPr>
-                <w:rFonts w:ascii="Times New Roman" w:hAnsi="Times New Roman" w:eastAsia="微软雅黑"/>
+                <w:rFonts w:ascii="Times New Roman" w:hAnsi="Times New Roman" w:eastAsia="Microsoft YaHei"/>
                 <w:b/>
-                <w:sz w:val="17"/>
+                <w:color w:val="FFFFFF"/>
+                <w:sz w:val="18"/>
               </w:rPr>
               <w:t>对象</w:t>
             </w:r>
@@ -1451,25 +2180,27 @@
         </w:tc>
         <w:tc>
           <w:tcPr>
-            <w:tcW w:type="dxa" w:w="6633"/>
+            <w:tcW w:type="dxa" w:w="6860"/>
             <w:vAlign w:val="center"/>
-            <w:shd w:fill="DDE8F2"/>
             <w:tcMar>
-              <w:top w:w="75" w:type="dxa"/>
+              <w:top w:w="80" w:type="dxa"/>
+              <w:bottom w:w="80" w:type="dxa"/>
               <w:left w:w="90" w:type="dxa"/>
-              <w:bottom w:w="75" w:type="dxa"/>
               <w:right w:w="90" w:type="dxa"/>
             </w:tcMar>
+            <w:shd w:fill="17365D"/>
           </w:tcPr>
           <w:p>
             <w:pPr>
-              <w:spacing w:after="0" w:line="271" w:lineRule="auto"/>
+              <w:spacing w:after="0" w:line="276" w:lineRule="auto"/>
+              <w:jc w:val="center"/>
             </w:pPr>
             <w:r>
               <w:rPr>
-                <w:rFonts w:ascii="Times New Roman" w:hAnsi="Times New Roman" w:eastAsia="微软雅黑"/>
+                <w:rFonts w:ascii="Times New Roman" w:hAnsi="Times New Roman" w:eastAsia="Microsoft YaHei"/>
                 <w:b/>
-                <w:sz w:val="17"/>
+                <w:color w:val="FFFFFF"/>
+                <w:sz w:val="18"/>
               </w:rPr>
               <w:t>本次检查的关键行为</w:t>
             </w:r>
@@ -1482,24 +2213,26 @@
         </w:trPr>
         <w:tc>
           <w:tcPr>
-            <w:tcW w:type="dxa" w:w="2665"/>
+            <w:tcW w:type="dxa" w:w="2438"/>
             <w:vAlign w:val="center"/>
-            <w:shd w:fill="FFFFFF"/>
             <w:tcMar>
-              <w:top w:w="75" w:type="dxa"/>
+              <w:top w:w="80" w:type="dxa"/>
+              <w:bottom w:w="80" w:type="dxa"/>
               <w:left w:w="90" w:type="dxa"/>
-              <w:bottom w:w="75" w:type="dxa"/>
               <w:right w:w="90" w:type="dxa"/>
             </w:tcMar>
           </w:tcPr>
           <w:p>
             <w:pPr>
-              <w:spacing w:after="0" w:line="271" w:lineRule="auto"/>
+              <w:spacing w:after="0" w:line="276" w:lineRule="auto"/>
+              <w:jc w:val="left"/>
             </w:pPr>
             <w:r>
               <w:rPr>
-                <w:rFonts w:ascii="Times New Roman" w:hAnsi="Times New Roman" w:eastAsia="微软雅黑"/>
-                <w:sz w:val="17"/>
+                <w:rFonts w:ascii="Times New Roman" w:hAnsi="Times New Roman" w:eastAsia="Microsoft YaHei"/>
+                <w:b w:val="0"/>
+                <w:color w:val="000000"/>
+                <w:sz w:val="18"/>
               </w:rPr>
               <w:t>工单与任务</w:t>
             </w:r>
@@ -1507,24 +2240,26 @@
         </w:tc>
         <w:tc>
           <w:tcPr>
-            <w:tcW w:type="dxa" w:w="6633"/>
+            <w:tcW w:type="dxa" w:w="6860"/>
             <w:vAlign w:val="center"/>
-            <w:shd w:fill="FFFFFF"/>
             <w:tcMar>
-              <w:top w:w="75" w:type="dxa"/>
+              <w:top w:w="80" w:type="dxa"/>
+              <w:bottom w:w="80" w:type="dxa"/>
               <w:left w:w="90" w:type="dxa"/>
-              <w:bottom w:w="75" w:type="dxa"/>
               <w:right w:w="90" w:type="dxa"/>
             </w:tcMar>
           </w:tcPr>
           <w:p>
             <w:pPr>
-              <w:spacing w:after="0" w:line="271" w:lineRule="auto"/>
+              <w:spacing w:after="0" w:line="276" w:lineRule="auto"/>
+              <w:jc w:val="left"/>
             </w:pPr>
             <w:r>
               <w:rPr>
-                <w:rFonts w:ascii="Times New Roman" w:hAnsi="Times New Roman" w:eastAsia="微软雅黑"/>
-                <w:sz w:val="17"/>
+                <w:rFonts w:ascii="Times New Roman" w:hAnsi="Times New Roman" w:eastAsia="Microsoft YaHei"/>
+                <w:b w:val="0"/>
+                <w:color w:val="000000"/>
+                <w:sz w:val="18"/>
               </w:rPr>
               <w:t>启用路线生成任务、重复生成保护、任务未达计划拒绝完工、质量门进入待质检、缺失路线处理</w:t>
             </w:r>
@@ -1537,24 +2272,27 @@
         </w:trPr>
         <w:tc>
           <w:tcPr>
-            <w:tcW w:type="dxa" w:w="2665"/>
+            <w:tcW w:type="dxa" w:w="2438"/>
             <w:vAlign w:val="center"/>
-            <w:shd w:fill="F6F9FC"/>
             <w:tcMar>
-              <w:top w:w="75" w:type="dxa"/>
+              <w:top w:w="80" w:type="dxa"/>
+              <w:bottom w:w="80" w:type="dxa"/>
               <w:left w:w="90" w:type="dxa"/>
-              <w:bottom w:w="75" w:type="dxa"/>
               <w:right w:w="90" w:type="dxa"/>
             </w:tcMar>
+            <w:shd w:fill="EEF4FB"/>
           </w:tcPr>
           <w:p>
             <w:pPr>
-              <w:spacing w:after="0" w:line="271" w:lineRule="auto"/>
+              <w:spacing w:after="0" w:line="276" w:lineRule="auto"/>
+              <w:jc w:val="left"/>
             </w:pPr>
             <w:r>
               <w:rPr>
-                <w:rFonts w:ascii="Times New Roman" w:hAnsi="Times New Roman" w:eastAsia="微软雅黑"/>
-                <w:sz w:val="17"/>
+                <w:rFonts w:ascii="Times New Roman" w:hAnsi="Times New Roman" w:eastAsia="Microsoft YaHei"/>
+                <w:b w:val="0"/>
+                <w:color w:val="000000"/>
+                <w:sz w:val="18"/>
               </w:rPr>
               <w:t>报工</w:t>
             </w:r>
@@ -1562,24 +2300,27 @@
         </w:tc>
         <w:tc>
           <w:tcPr>
-            <w:tcW w:type="dxa" w:w="6633"/>
+            <w:tcW w:type="dxa" w:w="6860"/>
             <w:vAlign w:val="center"/>
-            <w:shd w:fill="F6F9FC"/>
             <w:tcMar>
-              <w:top w:w="75" w:type="dxa"/>
+              <w:top w:w="80" w:type="dxa"/>
+              <w:bottom w:w="80" w:type="dxa"/>
               <w:left w:w="90" w:type="dxa"/>
-              <w:bottom w:w="75" w:type="dxa"/>
               <w:right w:w="90" w:type="dxa"/>
             </w:tcMar>
+            <w:shd w:fill="EEF4FB"/>
           </w:tcPr>
           <w:p>
             <w:pPr>
-              <w:spacing w:after="0" w:line="271" w:lineRule="auto"/>
+              <w:spacing w:after="0" w:line="276" w:lineRule="auto"/>
+              <w:jc w:val="left"/>
             </w:pPr>
             <w:r>
               <w:rPr>
-                <w:rFonts w:ascii="Times New Roman" w:hAnsi="Times New Roman" w:eastAsia="微软雅黑"/>
-                <w:sz w:val="17"/>
+                <w:rFonts w:ascii="Times New Roman" w:hAnsi="Times New Roman" w:eastAsia="Microsoft YaHei"/>
+                <w:b w:val="0"/>
+                <w:color w:val="000000"/>
+                <w:sz w:val="18"/>
               </w:rPr>
               <w:t>数量守恒、非负与剩余量边界、正常完工、普通工序与质量门工序的状态差异、写入失败</w:t>
             </w:r>
@@ -1592,24 +2333,26 @@
         </w:trPr>
         <w:tc>
           <w:tcPr>
-            <w:tcW w:type="dxa" w:w="2665"/>
+            <w:tcW w:type="dxa" w:w="2438"/>
             <w:vAlign w:val="center"/>
-            <w:shd w:fill="FFFFFF"/>
             <w:tcMar>
-              <w:top w:w="75" w:type="dxa"/>
+              <w:top w:w="80" w:type="dxa"/>
+              <w:bottom w:w="80" w:type="dxa"/>
               <w:left w:w="90" w:type="dxa"/>
-              <w:bottom w:w="75" w:type="dxa"/>
               <w:right w:w="90" w:type="dxa"/>
             </w:tcMar>
           </w:tcPr>
           <w:p>
             <w:pPr>
-              <w:spacing w:after="0" w:line="271" w:lineRule="auto"/>
+              <w:spacing w:after="0" w:line="276" w:lineRule="auto"/>
+              <w:jc w:val="left"/>
             </w:pPr>
             <w:r>
               <w:rPr>
-                <w:rFonts w:ascii="Times New Roman" w:hAnsi="Times New Roman" w:eastAsia="微软雅黑"/>
-                <w:sz w:val="17"/>
+                <w:rFonts w:ascii="Times New Roman" w:hAnsi="Times New Roman" w:eastAsia="Microsoft YaHei"/>
+                <w:b w:val="0"/>
+                <w:color w:val="000000"/>
+                <w:sz w:val="18"/>
               </w:rPr>
               <w:t>质检</w:t>
             </w:r>
@@ -1617,24 +2360,26 @@
         </w:tc>
         <w:tc>
           <w:tcPr>
-            <w:tcW w:type="dxa" w:w="6633"/>
+            <w:tcW w:type="dxa" w:w="6860"/>
             <w:vAlign w:val="center"/>
-            <w:shd w:fill="FFFFFF"/>
             <w:tcMar>
-              <w:top w:w="75" w:type="dxa"/>
+              <w:top w:w="80" w:type="dxa"/>
+              <w:bottom w:w="80" w:type="dxa"/>
               <w:left w:w="90" w:type="dxa"/>
-              <w:bottom w:w="75" w:type="dxa"/>
               <w:right w:w="90" w:type="dxa"/>
             </w:tcMar>
           </w:tcPr>
           <w:p>
             <w:pPr>
-              <w:spacing w:after="0" w:line="271" w:lineRule="auto"/>
+              <w:spacing w:after="0" w:line="276" w:lineRule="auto"/>
+              <w:jc w:val="left"/>
             </w:pPr>
             <w:r>
               <w:rPr>
-                <w:rFonts w:ascii="Times New Roman" w:hAnsi="Times New Roman" w:eastAsia="微软雅黑"/>
-                <w:sz w:val="17"/>
+                <w:rFonts w:ascii="Times New Roman" w:hAnsi="Times New Roman" w:eastAsia="Microsoft YaHei"/>
+                <w:b w:val="0"/>
+                <w:color w:val="000000"/>
+                <w:sz w:val="18"/>
               </w:rPr>
               <w:t>合格完工、不合格生成返修单、处置方式触发返修、关联工单不匹配及写入失败</w:t>
             </w:r>
@@ -1647,24 +2392,27 @@
         </w:trPr>
         <w:tc>
           <w:tcPr>
-            <w:tcW w:type="dxa" w:w="2665"/>
+            <w:tcW w:type="dxa" w:w="2438"/>
             <w:vAlign w:val="center"/>
-            <w:shd w:fill="F6F9FC"/>
             <w:tcMar>
-              <w:top w:w="75" w:type="dxa"/>
+              <w:top w:w="80" w:type="dxa"/>
+              <w:bottom w:w="80" w:type="dxa"/>
               <w:left w:w="90" w:type="dxa"/>
-              <w:bottom w:w="75" w:type="dxa"/>
               <w:right w:w="90" w:type="dxa"/>
             </w:tcMar>
+            <w:shd w:fill="EEF4FB"/>
           </w:tcPr>
           <w:p>
             <w:pPr>
-              <w:spacing w:after="0" w:line="271" w:lineRule="auto"/>
+              <w:spacing w:after="0" w:line="276" w:lineRule="auto"/>
+              <w:jc w:val="left"/>
             </w:pPr>
             <w:r>
               <w:rPr>
-                <w:rFonts w:ascii="Times New Roman" w:hAnsi="Times New Roman" w:eastAsia="微软雅黑"/>
-                <w:sz w:val="17"/>
+                <w:rFonts w:ascii="Times New Roman" w:hAnsi="Times New Roman" w:eastAsia="Microsoft YaHei"/>
+                <w:b w:val="0"/>
+                <w:color w:val="000000"/>
+                <w:sz w:val="18"/>
               </w:rPr>
               <w:t>返修复检</w:t>
             </w:r>
@@ -1672,24 +2420,27 @@
         </w:tc>
         <w:tc>
           <w:tcPr>
-            <w:tcW w:type="dxa" w:w="6633"/>
+            <w:tcW w:type="dxa" w:w="6860"/>
             <w:vAlign w:val="center"/>
-            <w:shd w:fill="F6F9FC"/>
             <w:tcMar>
-              <w:top w:w="75" w:type="dxa"/>
+              <w:top w:w="80" w:type="dxa"/>
+              <w:bottom w:w="80" w:type="dxa"/>
               <w:left w:w="90" w:type="dxa"/>
-              <w:bottom w:w="75" w:type="dxa"/>
               <w:right w:w="90" w:type="dxa"/>
             </w:tcMar>
+            <w:shd w:fill="EEF4FB"/>
           </w:tcPr>
           <w:p>
             <w:pPr>
-              <w:spacing w:after="0" w:line="271" w:lineRule="auto"/>
+              <w:spacing w:after="0" w:line="276" w:lineRule="auto"/>
+              <w:jc w:val="left"/>
             </w:pPr>
             <w:r>
               <w:rPr>
-                <w:rFonts w:ascii="Times New Roman" w:hAnsi="Times New Roman" w:eastAsia="微软雅黑"/>
-                <w:sz w:val="17"/>
+                <w:rFonts w:ascii="Times New Roman" w:hAnsi="Times New Roman" w:eastAsia="Microsoft YaHei"/>
+                <w:b w:val="0"/>
+                <w:color w:val="000000"/>
+                <w:sz w:val="18"/>
               </w:rPr>
               <w:t>维修后待复检、复检成功关闭、复检失败返回维修、关联记录缺失及更新失败</w:t>
             </w:r>
@@ -1699,41 +2450,197 @@
     </w:tbl>
     <w:p>
       <w:pPr>
-        <w:spacing w:after="20"/>
+        <w:spacing w:after="0" w:before="0" w:line="96" w:lineRule="auto"/>
       </w:pPr>
     </w:p>
     <w:p>
       <w:pPr>
-        <w:pStyle w:val="Heading1"/>
+        <w:spacing w:line="288" w:lineRule="auto" w:after="80"/>
+        <w:ind w:firstLine="420"/>
+        <w:jc w:val="both"/>
       </w:pPr>
       <w:r>
-        <w:t>4 执行结果与覆盖率</w:t>
+        <w:rPr>
+          <w:rFonts w:ascii="Times New Roman" w:hAnsi="Times New Roman" w:eastAsia="Microsoft YaHei"/>
+          <w:b w:val="0"/>
+          <w:color w:val="000000"/>
+          <w:sz w:val="21"/>
+        </w:rPr>
+        <w:t>除报工数量校验外，工单、任务、质检和返修服务还包含较多状态判断及关联记录操作。测试通过设置依赖返回值，分别检查正常流转、非法状态、记录缺失和写入失败，避免仅验证方法能够返回而忽略业务结果。</w:t>
       </w:r>
     </w:p>
     <w:p>
+      <w:pPr>
+        <w:pStyle w:val="Heading1"/>
+        <w:keepNext/>
+        <w:pageBreakBefore/>
+        <w:spacing w:before="160" w:after="100"/>
+      </w:pPr>
       <w:r>
-        <w:t>本次共运行19个测试类、96项测试：服务层71项，Controller层20项，其他5项。96项通过，失败、错误和跳过均为0。相比原有73项，新增23项测试，集中在工单、任务、报工、质检和返修服务。全部测试在现有后端工程中执行，未启动完整 MES 服务。</w:t>
+        <w:rPr>
+          <w:rFonts w:ascii="Times New Roman" w:hAnsi="Times New Roman" w:eastAsia="Microsoft YaHei"/>
+          <w:b/>
+          <w:color w:val="000000"/>
+          <w:sz w:val="30"/>
+        </w:rPr>
+        <w:t>4 测试执行与结果分析</w:t>
+      </w:r>
+    </w:p>
+    <w:p>
+      <w:pPr>
+        <w:pStyle w:val="Heading2"/>
+        <w:keepNext/>
+        <w:spacing w:before="160" w:after="100"/>
+      </w:pPr>
+      <w:r>
+        <w:rPr>
+          <w:rFonts w:ascii="Times New Roman" w:hAnsi="Times New Roman" w:eastAsia="Microsoft YaHei"/>
+          <w:b/>
+          <w:color w:val="000000"/>
+          <w:sz w:val="24"/>
+        </w:rPr>
+        <w:t>4.1 测试执行结果</w:t>
+      </w:r>
+    </w:p>
+    <w:p>
+      <w:pPr>
+        <w:spacing w:line="288" w:lineRule="auto" w:after="80"/>
+        <w:ind w:firstLine="420"/>
+        <w:jc w:val="both"/>
+      </w:pPr>
+      <w:r>
+        <w:rPr>
+          <w:rFonts w:ascii="Times New Roman" w:hAnsi="Times New Roman" w:eastAsia="Microsoft YaHei"/>
+          <w:b w:val="0"/>
+          <w:color w:val="000000"/>
+          <w:sz w:val="21"/>
+        </w:rPr>
+        <w:t>本次共完成19个测试类、96项测试，其中服务层71项、控制器层20项、配置及其他测试5项。全部测试通过，未出现失败、执行错误或跳过情况。测试结果表明，在所设计的输入和模拟条件下，正常业务能够按预期流转，已覆盖的非法输入和异常状态能够得到相应处理。</w:t>
+      </w:r>
+    </w:p>
+    <w:p>
+      <w:pPr>
+        <w:spacing w:line="288" w:lineRule="auto" w:after="80"/>
+        <w:ind w:firstLine="420"/>
+        <w:jc w:val="both"/>
+      </w:pPr>
+      <w:r>
+        <w:rPr>
+          <w:rFonts w:ascii="Times New Roman" w:hAnsi="Times New Roman" w:eastAsia="Microsoft YaHei"/>
+          <w:b w:val="0"/>
+          <w:color w:val="000000"/>
+          <w:sz w:val="21"/>
+        </w:rPr>
+        <w:t>图1根据本次 Surefire 执行记录整理，展示各层次的用例数量和执行结果。</w:t>
+      </w:r>
+    </w:p>
+    <w:p>
+      <w:pPr>
+        <w:keepNext/>
+        <w:jc w:val="center"/>
+      </w:pPr>
+      <w:r>
+        <w:drawing>
+          <wp:inline xmlns:a="http://schemas.openxmlformats.org/drawingml/2006/main" xmlns:pic="http://schemas.openxmlformats.org/drawingml/2006/picture">
+            <wp:extent cx="5760000" cy="2150400"/>
+            <wp:docPr id="1" name="Picture 1"/>
+            <wp:cNvGraphicFramePr>
+              <a:graphicFrameLocks noChangeAspect="1"/>
+            </wp:cNvGraphicFramePr>
+            <a:graphic>
+              <a:graphicData uri="http://schemas.openxmlformats.org/drawingml/2006/picture">
+                <pic:pic>
+                  <pic:nvPicPr>
+                    <pic:cNvPr id="0" name="image.png"/>
+                    <pic:cNvPicPr/>
+                  </pic:nvPicPr>
+                  <pic:blipFill>
+                    <a:blip r:embed="rId10"/>
+                    <a:stretch>
+                      <a:fillRect/>
+                    </a:stretch>
+                  </pic:blipFill>
+                  <pic:spPr>
+                    <a:xfrm>
+                      <a:off x="0" y="0"/>
+                      <a:ext cx="5760000" cy="2150400"/>
+                    </a:xfrm>
+                    <a:prstGeom prst="rect"/>
+                  </pic:spPr>
+                </pic:pic>
+              </a:graphicData>
+            </a:graphic>
+          </wp:inline>
+        </w:drawing>
+      </w:r>
+    </w:p>
+    <w:p>
+      <w:pPr>
+        <w:spacing w:after="140"/>
+        <w:jc w:val="center"/>
+      </w:pPr>
+      <w:r>
+        <w:rPr>
+          <w:rFonts w:ascii="Times New Roman" w:hAnsi="Times New Roman" w:eastAsia="Microsoft YaHei"/>
+          <w:b w:val="0"/>
+          <w:color w:val="000000"/>
+          <w:sz w:val="18"/>
+        </w:rPr>
+        <w:t>图1　依据 Surefire 执行记录整理的测试结果汇总</w:t>
+      </w:r>
+    </w:p>
+    <w:p>
+      <w:pPr>
+        <w:pStyle w:val="Heading2"/>
+        <w:keepNext/>
+        <w:spacing w:before="160" w:after="100"/>
+      </w:pPr>
+      <w:r>
+        <w:rPr>
+          <w:rFonts w:ascii="Times New Roman" w:hAnsi="Times New Roman" w:eastAsia="Microsoft YaHei"/>
+          <w:b/>
+          <w:color w:val="000000"/>
+          <w:sz w:val="24"/>
+        </w:rPr>
+        <w:t>4.2 核心服务覆盖率</w:t>
+      </w:r>
+    </w:p>
+    <w:p>
+      <w:pPr>
+        <w:spacing w:line="288" w:lineRule="auto" w:after="80"/>
+        <w:ind w:firstLine="420"/>
+        <w:jc w:val="both"/>
+      </w:pPr>
+      <w:r>
+        <w:rPr>
+          <w:rFonts w:ascii="Times New Roman" w:hAnsi="Times New Roman" w:eastAsia="Microsoft YaHei"/>
+          <w:b w:val="0"/>
+          <w:color w:val="000000"/>
+          <w:sz w:val="21"/>
+        </w:rPr>
+        <w:t>六个核心服务的覆盖结果如下。代码行覆盖率和分支覆盖率分别与85%和80%的目标比较，六个服务均达到要求。</w:t>
       </w:r>
     </w:p>
     <w:tbl>
       <w:tblPr>
         <w:tblW w:type="auto" w:w="0"/>
+        <w:jc w:val="center"/>
         <w:tblLayout w:type="fixed"/>
         <w:tblLook w:firstColumn="1" w:firstRow="1" w:lastColumn="0" w:lastRow="0" w:noHBand="0" w:noVBand="1" w:val="04A0"/>
         <w:tblBorders>
-          <w:top w:val="single" w:color="D9D9D9" w:sz="4"/>
-          <w:left w:val="single" w:color="D9D9D9" w:sz="4"/>
-          <w:bottom w:val="single" w:color="D9D9D9" w:sz="4"/>
-          <w:right w:val="single" w:color="D9D9D9" w:sz="4"/>
-          <w:insideH w:val="single" w:color="D9D9D9" w:sz="4"/>
-          <w:insideV w:val="single" w:color="D9D9D9" w:sz="4"/>
+          <w:top w:val="single" w:sz="4" w:color="D9D9D9"/>
+          <w:left w:val="single" w:sz="4" w:color="D9D9D9"/>
+          <w:bottom w:val="single" w:sz="4" w:color="D9D9D9"/>
+          <w:right w:val="single" w:sz="4" w:color="D9D9D9"/>
+          <w:insideH w:val="single" w:sz="4" w:color="D9D9D9"/>
+          <w:insideV w:val="single" w:sz="4" w:color="D9D9D9"/>
         </w:tblBorders>
       </w:tblPr>
       <w:tblGrid>
-        <w:gridCol w:w="2324"/>
-        <w:gridCol w:w="2324"/>
-        <w:gridCol w:w="2324"/>
-        <w:gridCol w:w="2324"/>
+        <w:gridCol w:w="3402"/>
+        <w:gridCol w:w="2098"/>
+        <w:gridCol w:w="2098"/>
+        <w:gridCol w:w="1701"/>
       </w:tblGrid>
       <w:tr>
         <w:trPr>
@@ -1742,25 +2649,27 @@
         </w:trPr>
         <w:tc>
           <w:tcPr>
-            <w:tcW w:type="dxa" w:w="2551"/>
+            <w:tcW w:type="dxa" w:w="3402"/>
             <w:vAlign w:val="center"/>
-            <w:shd w:fill="DDE8F2"/>
             <w:tcMar>
-              <w:top w:w="75" w:type="dxa"/>
+              <w:top w:w="80" w:type="dxa"/>
+              <w:bottom w:w="80" w:type="dxa"/>
               <w:left w:w="90" w:type="dxa"/>
-              <w:bottom w:w="75" w:type="dxa"/>
               <w:right w:w="90" w:type="dxa"/>
             </w:tcMar>
+            <w:shd w:fill="17365D"/>
           </w:tcPr>
           <w:p>
             <w:pPr>
-              <w:spacing w:after="0" w:line="271" w:lineRule="auto"/>
+              <w:spacing w:after="0" w:line="276" w:lineRule="auto"/>
+              <w:jc w:val="center"/>
             </w:pPr>
             <w:r>
               <w:rPr>
-                <w:rFonts w:ascii="Times New Roman" w:hAnsi="Times New Roman" w:eastAsia="微软雅黑"/>
+                <w:rFonts w:ascii="Times New Roman" w:hAnsi="Times New Roman" w:eastAsia="Microsoft YaHei"/>
                 <w:b/>
-                <w:sz w:val="17"/>
+                <w:color w:val="FFFFFF"/>
+                <w:sz w:val="18"/>
               </w:rPr>
               <w:t>核心服务</w:t>
             </w:r>
@@ -1768,25 +2677,27 @@
         </w:tc>
         <w:tc>
           <w:tcPr>
-            <w:tcW w:type="dxa" w:w="2324"/>
+            <w:tcW w:type="dxa" w:w="2098"/>
             <w:vAlign w:val="center"/>
-            <w:shd w:fill="DDE8F2"/>
             <w:tcMar>
-              <w:top w:w="75" w:type="dxa"/>
+              <w:top w:w="80" w:type="dxa"/>
+              <w:bottom w:w="80" w:type="dxa"/>
               <w:left w:w="90" w:type="dxa"/>
-              <w:bottom w:w="75" w:type="dxa"/>
               <w:right w:w="90" w:type="dxa"/>
             </w:tcMar>
+            <w:shd w:fill="17365D"/>
           </w:tcPr>
           <w:p>
             <w:pPr>
-              <w:spacing w:after="0" w:line="271" w:lineRule="auto"/>
+              <w:spacing w:after="0" w:line="276" w:lineRule="auto"/>
+              <w:jc w:val="center"/>
             </w:pPr>
             <w:r>
               <w:rPr>
-                <w:rFonts w:ascii="Times New Roman" w:hAnsi="Times New Roman" w:eastAsia="微软雅黑"/>
+                <w:rFonts w:ascii="Times New Roman" w:hAnsi="Times New Roman" w:eastAsia="Microsoft YaHei"/>
                 <w:b/>
-                <w:sz w:val="17"/>
+                <w:color w:val="FFFFFF"/>
+                <w:sz w:val="18"/>
               </w:rPr>
               <w:t>代码行覆盖</w:t>
             </w:r>
@@ -1794,25 +2705,27 @@
         </w:tc>
         <w:tc>
           <w:tcPr>
-            <w:tcW w:type="dxa" w:w="2324"/>
+            <w:tcW w:type="dxa" w:w="2098"/>
             <w:vAlign w:val="center"/>
-            <w:shd w:fill="DDE8F2"/>
             <w:tcMar>
-              <w:top w:w="75" w:type="dxa"/>
+              <w:top w:w="80" w:type="dxa"/>
+              <w:bottom w:w="80" w:type="dxa"/>
               <w:left w:w="90" w:type="dxa"/>
-              <w:bottom w:w="75" w:type="dxa"/>
               <w:right w:w="90" w:type="dxa"/>
             </w:tcMar>
+            <w:shd w:fill="17365D"/>
           </w:tcPr>
           <w:p>
             <w:pPr>
-              <w:spacing w:after="0" w:line="271" w:lineRule="auto"/>
+              <w:spacing w:after="0" w:line="276" w:lineRule="auto"/>
+              <w:jc w:val="center"/>
             </w:pPr>
             <w:r>
               <w:rPr>
-                <w:rFonts w:ascii="Times New Roman" w:hAnsi="Times New Roman" w:eastAsia="微软雅黑"/>
+                <w:rFonts w:ascii="Times New Roman" w:hAnsi="Times New Roman" w:eastAsia="Microsoft YaHei"/>
                 <w:b/>
-                <w:sz w:val="17"/>
+                <w:color w:val="FFFFFF"/>
+                <w:sz w:val="18"/>
               </w:rPr>
               <w:t>分支覆盖</w:t>
             </w:r>
@@ -1820,25 +2733,27 @@
         </w:tc>
         <w:tc>
           <w:tcPr>
-            <w:tcW w:type="dxa" w:w="2098"/>
+            <w:tcW w:type="dxa" w:w="1701"/>
             <w:vAlign w:val="center"/>
-            <w:shd w:fill="DDE8F2"/>
             <w:tcMar>
-              <w:top w:w="75" w:type="dxa"/>
+              <w:top w:w="80" w:type="dxa"/>
+              <w:bottom w:w="80" w:type="dxa"/>
               <w:left w:w="90" w:type="dxa"/>
-              <w:bottom w:w="75" w:type="dxa"/>
               <w:right w:w="90" w:type="dxa"/>
             </w:tcMar>
+            <w:shd w:fill="17365D"/>
           </w:tcPr>
           <w:p>
             <w:pPr>
-              <w:spacing w:after="0" w:line="271" w:lineRule="auto"/>
+              <w:spacing w:after="0" w:line="276" w:lineRule="auto"/>
+              <w:jc w:val="center"/>
             </w:pPr>
             <w:r>
               <w:rPr>
-                <w:rFonts w:ascii="Times New Roman" w:hAnsi="Times New Roman" w:eastAsia="微软雅黑"/>
+                <w:rFonts w:ascii="Times New Roman" w:hAnsi="Times New Roman" w:eastAsia="Microsoft YaHei"/>
                 <w:b/>
-                <w:sz w:val="17"/>
+                <w:color w:val="FFFFFF"/>
+                <w:sz w:val="18"/>
               </w:rPr>
               <w:t>MA-05目标</w:t>
             </w:r>
@@ -1851,25 +2766,26 @@
         </w:trPr>
         <w:tc>
           <w:tcPr>
-            <w:tcW w:type="dxa" w:w="2551"/>
+            <w:tcW w:type="dxa" w:w="3402"/>
             <w:vAlign w:val="center"/>
-            <w:shd w:fill="FFFFFF"/>
             <w:tcMar>
-              <w:top w:w="75" w:type="dxa"/>
+              <w:top w:w="80" w:type="dxa"/>
+              <w:bottom w:w="80" w:type="dxa"/>
               <w:left w:w="90" w:type="dxa"/>
-              <w:bottom w:w="75" w:type="dxa"/>
               <w:right w:w="90" w:type="dxa"/>
             </w:tcMar>
           </w:tcPr>
           <w:p>
             <w:pPr>
-              <w:spacing w:after="0" w:line="271" w:lineRule="auto"/>
-              <w:jc w:val="center"/>
+              <w:spacing w:after="0" w:line="276" w:lineRule="auto"/>
+              <w:jc w:val="left"/>
             </w:pPr>
             <w:r>
               <w:rPr>
-                <w:rFonts w:ascii="Times New Roman" w:hAnsi="Times New Roman" w:eastAsia="微软雅黑"/>
-                <w:sz w:val="17"/>
+                <w:rFonts w:ascii="Times New Roman" w:hAnsi="Times New Roman" w:eastAsia="Microsoft YaHei"/>
+                <w:b w:val="0"/>
+                <w:color w:val="000000"/>
+                <w:sz w:val="18"/>
               </w:rPr>
               <w:t>ProductionOrderServiceImpl</w:t>
             </w:r>
@@ -1877,25 +2793,26 @@
         </w:tc>
         <w:tc>
           <w:tcPr>
-            <w:tcW w:type="dxa" w:w="2324"/>
+            <w:tcW w:type="dxa" w:w="2098"/>
             <w:vAlign w:val="center"/>
-            <w:shd w:fill="FFFFFF"/>
             <w:tcMar>
-              <w:top w:w="75" w:type="dxa"/>
+              <w:top w:w="80" w:type="dxa"/>
+              <w:bottom w:w="80" w:type="dxa"/>
               <w:left w:w="90" w:type="dxa"/>
-              <w:bottom w:w="75" w:type="dxa"/>
               <w:right w:w="90" w:type="dxa"/>
             </w:tcMar>
           </w:tcPr>
           <w:p>
             <w:pPr>
-              <w:spacing w:after="0" w:line="271" w:lineRule="auto"/>
+              <w:spacing w:after="0" w:line="276" w:lineRule="auto"/>
               <w:jc w:val="center"/>
             </w:pPr>
             <w:r>
               <w:rPr>
-                <w:rFonts w:ascii="Times New Roman" w:hAnsi="Times New Roman" w:eastAsia="微软雅黑"/>
-                <w:sz w:val="17"/>
+                <w:rFonts w:ascii="Times New Roman" w:hAnsi="Times New Roman" w:eastAsia="Microsoft YaHei"/>
+                <w:b w:val="0"/>
+                <w:color w:val="000000"/>
+                <w:sz w:val="18"/>
               </w:rPr>
               <w:t>56/56，100.0%</w:t>
             </w:r>
@@ -1903,25 +2820,26 @@
         </w:tc>
         <w:tc>
           <w:tcPr>
-            <w:tcW w:type="dxa" w:w="2324"/>
+            <w:tcW w:type="dxa" w:w="2098"/>
             <w:vAlign w:val="center"/>
-            <w:shd w:fill="FFFFFF"/>
             <w:tcMar>
-              <w:top w:w="75" w:type="dxa"/>
+              <w:top w:w="80" w:type="dxa"/>
+              <w:bottom w:w="80" w:type="dxa"/>
               <w:left w:w="90" w:type="dxa"/>
-              <w:bottom w:w="75" w:type="dxa"/>
               <w:right w:w="90" w:type="dxa"/>
             </w:tcMar>
           </w:tcPr>
           <w:p>
             <w:pPr>
-              <w:spacing w:after="0" w:line="271" w:lineRule="auto"/>
+              <w:spacing w:after="0" w:line="276" w:lineRule="auto"/>
               <w:jc w:val="center"/>
             </w:pPr>
             <w:r>
               <w:rPr>
-                <w:rFonts w:ascii="Times New Roman" w:hAnsi="Times New Roman" w:eastAsia="微软雅黑"/>
-                <w:sz w:val="17"/>
+                <w:rFonts w:ascii="Times New Roman" w:hAnsi="Times New Roman" w:eastAsia="Microsoft YaHei"/>
+                <w:b w:val="0"/>
+                <w:color w:val="000000"/>
+                <w:sz w:val="18"/>
               </w:rPr>
               <w:t>24/24，100.0%</w:t>
             </w:r>
@@ -1929,25 +2847,26 @@
         </w:tc>
         <w:tc>
           <w:tcPr>
-            <w:tcW w:type="dxa" w:w="2098"/>
+            <w:tcW w:type="dxa" w:w="1701"/>
             <w:vAlign w:val="center"/>
-            <w:shd w:fill="FFFFFF"/>
             <w:tcMar>
-              <w:top w:w="75" w:type="dxa"/>
+              <w:top w:w="80" w:type="dxa"/>
+              <w:bottom w:w="80" w:type="dxa"/>
               <w:left w:w="90" w:type="dxa"/>
-              <w:bottom w:w="75" w:type="dxa"/>
               <w:right w:w="90" w:type="dxa"/>
             </w:tcMar>
           </w:tcPr>
           <w:p>
             <w:pPr>
-              <w:spacing w:after="0" w:line="271" w:lineRule="auto"/>
+              <w:spacing w:after="0" w:line="276" w:lineRule="auto"/>
               <w:jc w:val="center"/>
             </w:pPr>
             <w:r>
               <w:rPr>
-                <w:rFonts w:ascii="Times New Roman" w:hAnsi="Times New Roman" w:eastAsia="微软雅黑"/>
-                <w:sz w:val="17"/>
+                <w:rFonts w:ascii="Times New Roman" w:hAnsi="Times New Roman" w:eastAsia="Microsoft YaHei"/>
+                <w:b w:val="0"/>
+                <w:color w:val="000000"/>
+                <w:sz w:val="18"/>
               </w:rPr>
               <w:t>达到</w:t>
             </w:r>
@@ -1960,25 +2879,27 @@
         </w:trPr>
         <w:tc>
           <w:tcPr>
-            <w:tcW w:type="dxa" w:w="2551"/>
+            <w:tcW w:type="dxa" w:w="3402"/>
             <w:vAlign w:val="center"/>
-            <w:shd w:fill="F6F9FC"/>
             <w:tcMar>
-              <w:top w:w="75" w:type="dxa"/>
+              <w:top w:w="80" w:type="dxa"/>
+              <w:bottom w:w="80" w:type="dxa"/>
               <w:left w:w="90" w:type="dxa"/>
-              <w:bottom w:w="75" w:type="dxa"/>
               <w:right w:w="90" w:type="dxa"/>
             </w:tcMar>
+            <w:shd w:fill="EEF4FB"/>
           </w:tcPr>
           <w:p>
             <w:pPr>
-              <w:spacing w:after="0" w:line="271" w:lineRule="auto"/>
-              <w:jc w:val="center"/>
+              <w:spacing w:after="0" w:line="276" w:lineRule="auto"/>
+              <w:jc w:val="left"/>
             </w:pPr>
             <w:r>
               <w:rPr>
-                <w:rFonts w:ascii="Times New Roman" w:hAnsi="Times New Roman" w:eastAsia="微软雅黑"/>
-                <w:sz w:val="17"/>
+                <w:rFonts w:ascii="Times New Roman" w:hAnsi="Times New Roman" w:eastAsia="Microsoft YaHei"/>
+                <w:b w:val="0"/>
+                <w:color w:val="000000"/>
+                <w:sz w:val="18"/>
               </w:rPr>
               <w:t>ProductionTaskServiceImpl</w:t>
             </w:r>
@@ -1986,25 +2907,27 @@
         </w:tc>
         <w:tc>
           <w:tcPr>
-            <w:tcW w:type="dxa" w:w="2324"/>
+            <w:tcW w:type="dxa" w:w="2098"/>
             <w:vAlign w:val="center"/>
-            <w:shd w:fill="F6F9FC"/>
             <w:tcMar>
-              <w:top w:w="75" w:type="dxa"/>
+              <w:top w:w="80" w:type="dxa"/>
+              <w:bottom w:w="80" w:type="dxa"/>
               <w:left w:w="90" w:type="dxa"/>
-              <w:bottom w:w="75" w:type="dxa"/>
               <w:right w:w="90" w:type="dxa"/>
             </w:tcMar>
+            <w:shd w:fill="EEF4FB"/>
           </w:tcPr>
           <w:p>
             <w:pPr>
-              <w:spacing w:after="0" w:line="271" w:lineRule="auto"/>
+              <w:spacing w:after="0" w:line="276" w:lineRule="auto"/>
               <w:jc w:val="center"/>
             </w:pPr>
             <w:r>
               <w:rPr>
-                <w:rFonts w:ascii="Times New Roman" w:hAnsi="Times New Roman" w:eastAsia="微软雅黑"/>
-                <w:sz w:val="17"/>
+                <w:rFonts w:ascii="Times New Roman" w:hAnsi="Times New Roman" w:eastAsia="Microsoft YaHei"/>
+                <w:b w:val="0"/>
+                <w:color w:val="000000"/>
+                <w:sz w:val="18"/>
               </w:rPr>
               <w:t>52/52，100.0%</w:t>
             </w:r>
@@ -2012,25 +2935,27 @@
         </w:tc>
         <w:tc>
           <w:tcPr>
-            <w:tcW w:type="dxa" w:w="2324"/>
+            <w:tcW w:type="dxa" w:w="2098"/>
             <w:vAlign w:val="center"/>
-            <w:shd w:fill="F6F9FC"/>
             <w:tcMar>
-              <w:top w:w="75" w:type="dxa"/>
+              <w:top w:w="80" w:type="dxa"/>
+              <w:bottom w:w="80" w:type="dxa"/>
               <w:left w:w="90" w:type="dxa"/>
-              <w:bottom w:w="75" w:type="dxa"/>
               <w:right w:w="90" w:type="dxa"/>
             </w:tcMar>
+            <w:shd w:fill="EEF4FB"/>
           </w:tcPr>
           <w:p>
             <w:pPr>
-              <w:spacing w:after="0" w:line="271" w:lineRule="auto"/>
+              <w:spacing w:after="0" w:line="276" w:lineRule="auto"/>
               <w:jc w:val="center"/>
             </w:pPr>
             <w:r>
               <w:rPr>
-                <w:rFonts w:ascii="Times New Roman" w:hAnsi="Times New Roman" w:eastAsia="微软雅黑"/>
-                <w:sz w:val="17"/>
+                <w:rFonts w:ascii="Times New Roman" w:hAnsi="Times New Roman" w:eastAsia="Microsoft YaHei"/>
+                <w:b w:val="0"/>
+                <w:color w:val="000000"/>
+                <w:sz w:val="18"/>
               </w:rPr>
               <w:t>30/32，93.8%</w:t>
             </w:r>
@@ -2038,25 +2963,27 @@
         </w:tc>
         <w:tc>
           <w:tcPr>
-            <w:tcW w:type="dxa" w:w="2098"/>
+            <w:tcW w:type="dxa" w:w="1701"/>
             <w:vAlign w:val="center"/>
-            <w:shd w:fill="F6F9FC"/>
             <w:tcMar>
-              <w:top w:w="75" w:type="dxa"/>
+              <w:top w:w="80" w:type="dxa"/>
+              <w:bottom w:w="80" w:type="dxa"/>
               <w:left w:w="90" w:type="dxa"/>
-              <w:bottom w:w="75" w:type="dxa"/>
               <w:right w:w="90" w:type="dxa"/>
             </w:tcMar>
+            <w:shd w:fill="EEF4FB"/>
           </w:tcPr>
           <w:p>
             <w:pPr>
-              <w:spacing w:after="0" w:line="271" w:lineRule="auto"/>
+              <w:spacing w:after="0" w:line="276" w:lineRule="auto"/>
               <w:jc w:val="center"/>
             </w:pPr>
             <w:r>
               <w:rPr>
-                <w:rFonts w:ascii="Times New Roman" w:hAnsi="Times New Roman" w:eastAsia="微软雅黑"/>
-                <w:sz w:val="17"/>
+                <w:rFonts w:ascii="Times New Roman" w:hAnsi="Times New Roman" w:eastAsia="Microsoft YaHei"/>
+                <w:b w:val="0"/>
+                <w:color w:val="000000"/>
+                <w:sz w:val="18"/>
               </w:rPr>
               <w:t>达到</w:t>
             </w:r>
@@ -2069,25 +2996,26 @@
         </w:trPr>
         <w:tc>
           <w:tcPr>
-            <w:tcW w:type="dxa" w:w="2551"/>
+            <w:tcW w:type="dxa" w:w="3402"/>
             <w:vAlign w:val="center"/>
-            <w:shd w:fill="FFFFFF"/>
             <w:tcMar>
-              <w:top w:w="75" w:type="dxa"/>
+              <w:top w:w="80" w:type="dxa"/>
+              <w:bottom w:w="80" w:type="dxa"/>
               <w:left w:w="90" w:type="dxa"/>
-              <w:bottom w:w="75" w:type="dxa"/>
               <w:right w:w="90" w:type="dxa"/>
             </w:tcMar>
           </w:tcPr>
           <w:p>
             <w:pPr>
-              <w:spacing w:after="0" w:line="271" w:lineRule="auto"/>
-              <w:jc w:val="center"/>
+              <w:spacing w:after="0" w:line="276" w:lineRule="auto"/>
+              <w:jc w:val="left"/>
             </w:pPr>
             <w:r>
               <w:rPr>
-                <w:rFonts w:ascii="Times New Roman" w:hAnsi="Times New Roman" w:eastAsia="微软雅黑"/>
-                <w:sz w:val="17"/>
+                <w:rFonts w:ascii="Times New Roman" w:hAnsi="Times New Roman" w:eastAsia="Microsoft YaHei"/>
+                <w:b w:val="0"/>
+                <w:color w:val="000000"/>
+                <w:sz w:val="18"/>
               </w:rPr>
               <w:t>WorkReportServiceImpl</w:t>
             </w:r>
@@ -2095,25 +3023,26 @@
         </w:tc>
         <w:tc>
           <w:tcPr>
-            <w:tcW w:type="dxa" w:w="2324"/>
+            <w:tcW w:type="dxa" w:w="2098"/>
             <w:vAlign w:val="center"/>
-            <w:shd w:fill="FFFFFF"/>
             <w:tcMar>
-              <w:top w:w="75" w:type="dxa"/>
+              <w:top w:w="80" w:type="dxa"/>
+              <w:bottom w:w="80" w:type="dxa"/>
               <w:left w:w="90" w:type="dxa"/>
-              <w:bottom w:w="75" w:type="dxa"/>
               <w:right w:w="90" w:type="dxa"/>
             </w:tcMar>
           </w:tcPr>
           <w:p>
             <w:pPr>
-              <w:spacing w:after="0" w:line="271" w:lineRule="auto"/>
+              <w:spacing w:after="0" w:line="276" w:lineRule="auto"/>
               <w:jc w:val="center"/>
             </w:pPr>
             <w:r>
               <w:rPr>
-                <w:rFonts w:ascii="Times New Roman" w:hAnsi="Times New Roman" w:eastAsia="微软雅黑"/>
-                <w:sz w:val="17"/>
+                <w:rFonts w:ascii="Times New Roman" w:hAnsi="Times New Roman" w:eastAsia="Microsoft YaHei"/>
+                <w:b w:val="0"/>
+                <w:color w:val="000000"/>
+                <w:sz w:val="18"/>
               </w:rPr>
               <w:t>113/115，98.3%</w:t>
             </w:r>
@@ -2121,25 +3050,26 @@
         </w:tc>
         <w:tc>
           <w:tcPr>
-            <w:tcW w:type="dxa" w:w="2324"/>
+            <w:tcW w:type="dxa" w:w="2098"/>
             <w:vAlign w:val="center"/>
-            <w:shd w:fill="FFFFFF"/>
             <w:tcMar>
-              <w:top w:w="75" w:type="dxa"/>
+              <w:top w:w="80" w:type="dxa"/>
+              <w:bottom w:w="80" w:type="dxa"/>
               <w:left w:w="90" w:type="dxa"/>
-              <w:bottom w:w="75" w:type="dxa"/>
               <w:right w:w="90" w:type="dxa"/>
             </w:tcMar>
           </w:tcPr>
           <w:p>
             <w:pPr>
-              <w:spacing w:after="0" w:line="271" w:lineRule="auto"/>
+              <w:spacing w:after="0" w:line="276" w:lineRule="auto"/>
               <w:jc w:val="center"/>
             </w:pPr>
             <w:r>
               <w:rPr>
-                <w:rFonts w:ascii="Times New Roman" w:hAnsi="Times New Roman" w:eastAsia="微软雅黑"/>
-                <w:sz w:val="17"/>
+                <w:rFonts w:ascii="Times New Roman" w:hAnsi="Times New Roman" w:eastAsia="Microsoft YaHei"/>
+                <w:b w:val="0"/>
+                <w:color w:val="000000"/>
+                <w:sz w:val="18"/>
               </w:rPr>
               <w:t>65/72，90.3%</w:t>
             </w:r>
@@ -2147,25 +3077,26 @@
         </w:tc>
         <w:tc>
           <w:tcPr>
-            <w:tcW w:type="dxa" w:w="2098"/>
+            <w:tcW w:type="dxa" w:w="1701"/>
             <w:vAlign w:val="center"/>
-            <w:shd w:fill="FFFFFF"/>
             <w:tcMar>
-              <w:top w:w="75" w:type="dxa"/>
+              <w:top w:w="80" w:type="dxa"/>
+              <w:bottom w:w="80" w:type="dxa"/>
               <w:left w:w="90" w:type="dxa"/>
-              <w:bottom w:w="75" w:type="dxa"/>
               <w:right w:w="90" w:type="dxa"/>
             </w:tcMar>
           </w:tcPr>
           <w:p>
             <w:pPr>
-              <w:spacing w:after="0" w:line="271" w:lineRule="auto"/>
+              <w:spacing w:after="0" w:line="276" w:lineRule="auto"/>
               <w:jc w:val="center"/>
             </w:pPr>
             <w:r>
               <w:rPr>
-                <w:rFonts w:ascii="Times New Roman" w:hAnsi="Times New Roman" w:eastAsia="微软雅黑"/>
-                <w:sz w:val="17"/>
+                <w:rFonts w:ascii="Times New Roman" w:hAnsi="Times New Roman" w:eastAsia="Microsoft YaHei"/>
+                <w:b w:val="0"/>
+                <w:color w:val="000000"/>
+                <w:sz w:val="18"/>
               </w:rPr>
               <w:t>达到</w:t>
             </w:r>
@@ -2178,25 +3109,27 @@
         </w:trPr>
         <w:tc>
           <w:tcPr>
-            <w:tcW w:type="dxa" w:w="2551"/>
+            <w:tcW w:type="dxa" w:w="3402"/>
             <w:vAlign w:val="center"/>
-            <w:shd w:fill="F6F9FC"/>
             <w:tcMar>
-              <w:top w:w="75" w:type="dxa"/>
+              <w:top w:w="80" w:type="dxa"/>
+              <w:bottom w:w="80" w:type="dxa"/>
               <w:left w:w="90" w:type="dxa"/>
-              <w:bottom w:w="75" w:type="dxa"/>
               <w:right w:w="90" w:type="dxa"/>
             </w:tcMar>
+            <w:shd w:fill="EEF4FB"/>
           </w:tcPr>
           <w:p>
             <w:pPr>
-              <w:spacing w:after="0" w:line="271" w:lineRule="auto"/>
-              <w:jc w:val="center"/>
+              <w:spacing w:after="0" w:line="276" w:lineRule="auto"/>
+              <w:jc w:val="left"/>
             </w:pPr>
             <w:r>
               <w:rPr>
-                <w:rFonts w:ascii="Times New Roman" w:hAnsi="Times New Roman" w:eastAsia="微软雅黑"/>
-                <w:sz w:val="17"/>
+                <w:rFonts w:ascii="Times New Roman" w:hAnsi="Times New Roman" w:eastAsia="Microsoft YaHei"/>
+                <w:b w:val="0"/>
+                <w:color w:val="000000"/>
+                <w:sz w:val="18"/>
               </w:rPr>
               <w:t>InspectionRecordServiceImpl</w:t>
             </w:r>
@@ -2204,25 +3137,27 @@
         </w:tc>
         <w:tc>
           <w:tcPr>
-            <w:tcW w:type="dxa" w:w="2324"/>
+            <w:tcW w:type="dxa" w:w="2098"/>
             <w:vAlign w:val="center"/>
-            <w:shd w:fill="F6F9FC"/>
             <w:tcMar>
-              <w:top w:w="75" w:type="dxa"/>
+              <w:top w:w="80" w:type="dxa"/>
+              <w:bottom w:w="80" w:type="dxa"/>
               <w:left w:w="90" w:type="dxa"/>
-              <w:bottom w:w="75" w:type="dxa"/>
               <w:right w:w="90" w:type="dxa"/>
             </w:tcMar>
+            <w:shd w:fill="EEF4FB"/>
           </w:tcPr>
           <w:p>
             <w:pPr>
-              <w:spacing w:after="0" w:line="271" w:lineRule="auto"/>
+              <w:spacing w:after="0" w:line="276" w:lineRule="auto"/>
               <w:jc w:val="center"/>
             </w:pPr>
             <w:r>
               <w:rPr>
-                <w:rFonts w:ascii="Times New Roman" w:hAnsi="Times New Roman" w:eastAsia="微软雅黑"/>
-                <w:sz w:val="17"/>
+                <w:rFonts w:ascii="Times New Roman" w:hAnsi="Times New Roman" w:eastAsia="Microsoft YaHei"/>
+                <w:b w:val="0"/>
+                <w:color w:val="000000"/>
+                <w:sz w:val="18"/>
               </w:rPr>
               <w:t>98/98，100.0%</w:t>
             </w:r>
@@ -2230,25 +3165,27 @@
         </w:tc>
         <w:tc>
           <w:tcPr>
-            <w:tcW w:type="dxa" w:w="2324"/>
+            <w:tcW w:type="dxa" w:w="2098"/>
             <w:vAlign w:val="center"/>
-            <w:shd w:fill="F6F9FC"/>
             <w:tcMar>
-              <w:top w:w="75" w:type="dxa"/>
+              <w:top w:w="80" w:type="dxa"/>
+              <w:bottom w:w="80" w:type="dxa"/>
               <w:left w:w="90" w:type="dxa"/>
-              <w:bottom w:w="75" w:type="dxa"/>
               <w:right w:w="90" w:type="dxa"/>
             </w:tcMar>
+            <w:shd w:fill="EEF4FB"/>
           </w:tcPr>
           <w:p>
             <w:pPr>
-              <w:spacing w:after="0" w:line="271" w:lineRule="auto"/>
+              <w:spacing w:after="0" w:line="276" w:lineRule="auto"/>
               <w:jc w:val="center"/>
             </w:pPr>
             <w:r>
               <w:rPr>
-                <w:rFonts w:ascii="Times New Roman" w:hAnsi="Times New Roman" w:eastAsia="微软雅黑"/>
-                <w:sz w:val="17"/>
+                <w:rFonts w:ascii="Times New Roman" w:hAnsi="Times New Roman" w:eastAsia="Microsoft YaHei"/>
+                <w:b w:val="0"/>
+                <w:color w:val="000000"/>
+                <w:sz w:val="18"/>
               </w:rPr>
               <w:t>58/62，93.5%</w:t>
             </w:r>
@@ -2256,25 +3193,27 @@
         </w:tc>
         <w:tc>
           <w:tcPr>
-            <w:tcW w:type="dxa" w:w="2098"/>
+            <w:tcW w:type="dxa" w:w="1701"/>
             <w:vAlign w:val="center"/>
-            <w:shd w:fill="F6F9FC"/>
             <w:tcMar>
-              <w:top w:w="75" w:type="dxa"/>
+              <w:top w:w="80" w:type="dxa"/>
+              <w:bottom w:w="80" w:type="dxa"/>
               <w:left w:w="90" w:type="dxa"/>
-              <w:bottom w:w="75" w:type="dxa"/>
               <w:right w:w="90" w:type="dxa"/>
             </w:tcMar>
+            <w:shd w:fill="EEF4FB"/>
           </w:tcPr>
           <w:p>
             <w:pPr>
-              <w:spacing w:after="0" w:line="271" w:lineRule="auto"/>
+              <w:spacing w:after="0" w:line="276" w:lineRule="auto"/>
               <w:jc w:val="center"/>
             </w:pPr>
             <w:r>
               <w:rPr>
-                <w:rFonts w:ascii="Times New Roman" w:hAnsi="Times New Roman" w:eastAsia="微软雅黑"/>
-                <w:sz w:val="17"/>
+                <w:rFonts w:ascii="Times New Roman" w:hAnsi="Times New Roman" w:eastAsia="Microsoft YaHei"/>
+                <w:b w:val="0"/>
+                <w:color w:val="000000"/>
+                <w:sz w:val="18"/>
               </w:rPr>
               <w:t>达到</w:t>
             </w:r>
@@ -2287,25 +3226,26 @@
         </w:trPr>
         <w:tc>
           <w:tcPr>
-            <w:tcW w:type="dxa" w:w="2551"/>
+            <w:tcW w:type="dxa" w:w="3402"/>
             <w:vAlign w:val="center"/>
-            <w:shd w:fill="FFFFFF"/>
             <w:tcMar>
-              <w:top w:w="75" w:type="dxa"/>
+              <w:top w:w="80" w:type="dxa"/>
+              <w:bottom w:w="80" w:type="dxa"/>
               <w:left w:w="90" w:type="dxa"/>
-              <w:bottom w:w="75" w:type="dxa"/>
               <w:right w:w="90" w:type="dxa"/>
             </w:tcMar>
           </w:tcPr>
           <w:p>
             <w:pPr>
-              <w:spacing w:after="0" w:line="271" w:lineRule="auto"/>
-              <w:jc w:val="center"/>
+              <w:spacing w:after="0" w:line="276" w:lineRule="auto"/>
+              <w:jc w:val="left"/>
             </w:pPr>
             <w:r>
               <w:rPr>
-                <w:rFonts w:ascii="Times New Roman" w:hAnsi="Times New Roman" w:eastAsia="微软雅黑"/>
-                <w:sz w:val="17"/>
+                <w:rFonts w:ascii="Times New Roman" w:hAnsi="Times New Roman" w:eastAsia="Microsoft YaHei"/>
+                <w:b w:val="0"/>
+                <w:color w:val="000000"/>
+                <w:sz w:val="18"/>
               </w:rPr>
               <w:t>ReworkOrderServiceImpl</w:t>
             </w:r>
@@ -2313,25 +3253,26 @@
         </w:tc>
         <w:tc>
           <w:tcPr>
-            <w:tcW w:type="dxa" w:w="2324"/>
+            <w:tcW w:type="dxa" w:w="2098"/>
             <w:vAlign w:val="center"/>
-            <w:shd w:fill="FFFFFF"/>
             <w:tcMar>
-              <w:top w:w="75" w:type="dxa"/>
+              <w:top w:w="80" w:type="dxa"/>
+              <w:bottom w:w="80" w:type="dxa"/>
               <w:left w:w="90" w:type="dxa"/>
-              <w:bottom w:w="75" w:type="dxa"/>
               <w:right w:w="90" w:type="dxa"/>
             </w:tcMar>
           </w:tcPr>
           <w:p>
             <w:pPr>
-              <w:spacing w:after="0" w:line="271" w:lineRule="auto"/>
+              <w:spacing w:after="0" w:line="276" w:lineRule="auto"/>
               <w:jc w:val="center"/>
             </w:pPr>
             <w:r>
               <w:rPr>
-                <w:rFonts w:ascii="Times New Roman" w:hAnsi="Times New Roman" w:eastAsia="微软雅黑"/>
-                <w:sz w:val="17"/>
+                <w:rFonts w:ascii="Times New Roman" w:hAnsi="Times New Roman" w:eastAsia="Microsoft YaHei"/>
+                <w:b w:val="0"/>
+                <w:color w:val="000000"/>
+                <w:sz w:val="18"/>
               </w:rPr>
               <w:t>86/87，98.9%</w:t>
             </w:r>
@@ -2339,25 +3280,26 @@
         </w:tc>
         <w:tc>
           <w:tcPr>
-            <w:tcW w:type="dxa" w:w="2324"/>
+            <w:tcW w:type="dxa" w:w="2098"/>
             <w:vAlign w:val="center"/>
-            <w:shd w:fill="FFFFFF"/>
             <w:tcMar>
-              <w:top w:w="75" w:type="dxa"/>
+              <w:top w:w="80" w:type="dxa"/>
+              <w:bottom w:w="80" w:type="dxa"/>
               <w:left w:w="90" w:type="dxa"/>
-              <w:bottom w:w="75" w:type="dxa"/>
               <w:right w:w="90" w:type="dxa"/>
             </w:tcMar>
           </w:tcPr>
           <w:p>
             <w:pPr>
-              <w:spacing w:after="0" w:line="271" w:lineRule="auto"/>
+              <w:spacing w:after="0" w:line="276" w:lineRule="auto"/>
               <w:jc w:val="center"/>
             </w:pPr>
             <w:r>
               <w:rPr>
-                <w:rFonts w:ascii="Times New Roman" w:hAnsi="Times New Roman" w:eastAsia="微软雅黑"/>
-                <w:sz w:val="17"/>
+                <w:rFonts w:ascii="Times New Roman" w:hAnsi="Times New Roman" w:eastAsia="Microsoft YaHei"/>
+                <w:b w:val="0"/>
+                <w:color w:val="000000"/>
+                <w:sz w:val="18"/>
               </w:rPr>
               <w:t>44/50，88.0%</w:t>
             </w:r>
@@ -2365,25 +3307,26 @@
         </w:tc>
         <w:tc>
           <w:tcPr>
-            <w:tcW w:type="dxa" w:w="2098"/>
+            <w:tcW w:type="dxa" w:w="1701"/>
             <w:vAlign w:val="center"/>
-            <w:shd w:fill="FFFFFF"/>
             <w:tcMar>
-              <w:top w:w="75" w:type="dxa"/>
+              <w:top w:w="80" w:type="dxa"/>
+              <w:bottom w:w="80" w:type="dxa"/>
               <w:left w:w="90" w:type="dxa"/>
-              <w:bottom w:w="75" w:type="dxa"/>
               <w:right w:w="90" w:type="dxa"/>
             </w:tcMar>
           </w:tcPr>
           <w:p>
             <w:pPr>
-              <w:spacing w:after="0" w:line="271" w:lineRule="auto"/>
+              <w:spacing w:after="0" w:line="276" w:lineRule="auto"/>
               <w:jc w:val="center"/>
             </w:pPr>
             <w:r>
               <w:rPr>
-                <w:rFonts w:ascii="Times New Roman" w:hAnsi="Times New Roman" w:eastAsia="微软雅黑"/>
-                <w:sz w:val="17"/>
+                <w:rFonts w:ascii="Times New Roman" w:hAnsi="Times New Roman" w:eastAsia="Microsoft YaHei"/>
+                <w:b w:val="0"/>
+                <w:color w:val="000000"/>
+                <w:sz w:val="18"/>
               </w:rPr>
               <w:t>达到</w:t>
             </w:r>
@@ -2396,25 +3339,27 @@
         </w:trPr>
         <w:tc>
           <w:tcPr>
-            <w:tcW w:type="dxa" w:w="2551"/>
+            <w:tcW w:type="dxa" w:w="3402"/>
             <w:vAlign w:val="center"/>
-            <w:shd w:fill="F6F9FC"/>
             <w:tcMar>
-              <w:top w:w="75" w:type="dxa"/>
+              <w:top w:w="80" w:type="dxa"/>
+              <w:bottom w:w="80" w:type="dxa"/>
               <w:left w:w="90" w:type="dxa"/>
-              <w:bottom w:w="75" w:type="dxa"/>
               <w:right w:w="90" w:type="dxa"/>
             </w:tcMar>
+            <w:shd w:fill="EEF4FB"/>
           </w:tcPr>
           <w:p>
             <w:pPr>
-              <w:spacing w:after="0" w:line="271" w:lineRule="auto"/>
-              <w:jc w:val="center"/>
+              <w:spacing w:after="0" w:line="276" w:lineRule="auto"/>
+              <w:jc w:val="left"/>
             </w:pPr>
             <w:r>
               <w:rPr>
-                <w:rFonts w:ascii="Times New Roman" w:hAnsi="Times New Roman" w:eastAsia="微软雅黑"/>
-                <w:sz w:val="17"/>
+                <w:rFonts w:ascii="Times New Roman" w:hAnsi="Times New Roman" w:eastAsia="Microsoft YaHei"/>
+                <w:b w:val="0"/>
+                <w:color w:val="000000"/>
+                <w:sz w:val="18"/>
               </w:rPr>
               <w:t>TraceServiceImpl</w:t>
             </w:r>
@@ -2422,25 +3367,27 @@
         </w:tc>
         <w:tc>
           <w:tcPr>
-            <w:tcW w:type="dxa" w:w="2324"/>
+            <w:tcW w:type="dxa" w:w="2098"/>
             <w:vAlign w:val="center"/>
-            <w:shd w:fill="F6F9FC"/>
             <w:tcMar>
-              <w:top w:w="75" w:type="dxa"/>
+              <w:top w:w="80" w:type="dxa"/>
+              <w:bottom w:w="80" w:type="dxa"/>
               <w:left w:w="90" w:type="dxa"/>
-              <w:bottom w:w="75" w:type="dxa"/>
               <w:right w:w="90" w:type="dxa"/>
             </w:tcMar>
+            <w:shd w:fill="EEF4FB"/>
           </w:tcPr>
           <w:p>
             <w:pPr>
-              <w:spacing w:after="0" w:line="271" w:lineRule="auto"/>
+              <w:spacing w:after="0" w:line="276" w:lineRule="auto"/>
               <w:jc w:val="center"/>
             </w:pPr>
             <w:r>
               <w:rPr>
-                <w:rFonts w:ascii="Times New Roman" w:hAnsi="Times New Roman" w:eastAsia="微软雅黑"/>
-                <w:sz w:val="17"/>
+                <w:rFonts w:ascii="Times New Roman" w:hAnsi="Times New Roman" w:eastAsia="Microsoft YaHei"/>
+                <w:b w:val="0"/>
+                <w:color w:val="000000"/>
+                <w:sz w:val="18"/>
               </w:rPr>
               <w:t>55/55，100.0%</w:t>
             </w:r>
@@ -2448,25 +3395,27 @@
         </w:tc>
         <w:tc>
           <w:tcPr>
-            <w:tcW w:type="dxa" w:w="2324"/>
+            <w:tcW w:type="dxa" w:w="2098"/>
             <w:vAlign w:val="center"/>
-            <w:shd w:fill="F6F9FC"/>
             <w:tcMar>
-              <w:top w:w="75" w:type="dxa"/>
+              <w:top w:w="80" w:type="dxa"/>
+              <w:bottom w:w="80" w:type="dxa"/>
               <w:left w:w="90" w:type="dxa"/>
-              <w:bottom w:w="75" w:type="dxa"/>
               <w:right w:w="90" w:type="dxa"/>
             </w:tcMar>
+            <w:shd w:fill="EEF4FB"/>
           </w:tcPr>
           <w:p>
             <w:pPr>
-              <w:spacing w:after="0" w:line="271" w:lineRule="auto"/>
+              <w:spacing w:after="0" w:line="276" w:lineRule="auto"/>
               <w:jc w:val="center"/>
             </w:pPr>
             <w:r>
               <w:rPr>
-                <w:rFonts w:ascii="Times New Roman" w:hAnsi="Times New Roman" w:eastAsia="微软雅黑"/>
-                <w:sz w:val="17"/>
+                <w:rFonts w:ascii="Times New Roman" w:hAnsi="Times New Roman" w:eastAsia="Microsoft YaHei"/>
+                <w:b w:val="0"/>
+                <w:color w:val="000000"/>
+                <w:sz w:val="18"/>
               </w:rPr>
               <w:t>14/16，87.5%</w:t>
             </w:r>
@@ -2474,25 +3423,27 @@
         </w:tc>
         <w:tc>
           <w:tcPr>
-            <w:tcW w:type="dxa" w:w="2098"/>
+            <w:tcW w:type="dxa" w:w="1701"/>
             <w:vAlign w:val="center"/>
-            <w:shd w:fill="F6F9FC"/>
             <w:tcMar>
-              <w:top w:w="75" w:type="dxa"/>
+              <w:top w:w="80" w:type="dxa"/>
+              <w:bottom w:w="80" w:type="dxa"/>
               <w:left w:w="90" w:type="dxa"/>
-              <w:bottom w:w="75" w:type="dxa"/>
               <w:right w:w="90" w:type="dxa"/>
             </w:tcMar>
+            <w:shd w:fill="EEF4FB"/>
           </w:tcPr>
           <w:p>
             <w:pPr>
-              <w:spacing w:after="0" w:line="271" w:lineRule="auto"/>
+              <w:spacing w:after="0" w:line="276" w:lineRule="auto"/>
               <w:jc w:val="center"/>
             </w:pPr>
             <w:r>
               <w:rPr>
-                <w:rFonts w:ascii="Times New Roman" w:hAnsi="Times New Roman" w:eastAsia="微软雅黑"/>
-                <w:sz w:val="17"/>
+                <w:rFonts w:ascii="Times New Roman" w:hAnsi="Times New Roman" w:eastAsia="Microsoft YaHei"/>
+                <w:b w:val="0"/>
+                <w:color w:val="000000"/>
+                <w:sz w:val="18"/>
               </w:rPr>
               <w:t>达到</w:t>
             </w:r>
@@ -2505,25 +3456,26 @@
         </w:trPr>
         <w:tc>
           <w:tcPr>
-            <w:tcW w:type="dxa" w:w="2551"/>
+            <w:tcW w:type="dxa" w:w="3402"/>
             <w:vAlign w:val="center"/>
-            <w:shd w:fill="FFFFFF"/>
             <w:tcMar>
-              <w:top w:w="75" w:type="dxa"/>
+              <w:top w:w="80" w:type="dxa"/>
+              <w:bottom w:w="80" w:type="dxa"/>
               <w:left w:w="90" w:type="dxa"/>
-              <w:bottom w:w="75" w:type="dxa"/>
               <w:right w:w="90" w:type="dxa"/>
             </w:tcMar>
           </w:tcPr>
           <w:p>
             <w:pPr>
-              <w:spacing w:after="0" w:line="271" w:lineRule="auto"/>
-              <w:jc w:val="center"/>
+              <w:spacing w:after="0" w:line="276" w:lineRule="auto"/>
+              <w:jc w:val="left"/>
             </w:pPr>
             <w:r>
               <w:rPr>
-                <w:rFonts w:ascii="Times New Roman" w:hAnsi="Times New Roman" w:eastAsia="微软雅黑"/>
-                <w:sz w:val="17"/>
+                <w:rFonts w:ascii="Times New Roman" w:hAnsi="Times New Roman" w:eastAsia="Microsoft YaHei"/>
+                <w:b w:val="0"/>
+                <w:color w:val="000000"/>
+                <w:sz w:val="18"/>
               </w:rPr>
               <w:t>六类合计</w:t>
             </w:r>
@@ -2531,25 +3483,26 @@
         </w:tc>
         <w:tc>
           <w:tcPr>
-            <w:tcW w:type="dxa" w:w="2324"/>
+            <w:tcW w:type="dxa" w:w="2098"/>
             <w:vAlign w:val="center"/>
-            <w:shd w:fill="FFFFFF"/>
             <w:tcMar>
-              <w:top w:w="75" w:type="dxa"/>
+              <w:top w:w="80" w:type="dxa"/>
+              <w:bottom w:w="80" w:type="dxa"/>
               <w:left w:w="90" w:type="dxa"/>
-              <w:bottom w:w="75" w:type="dxa"/>
               <w:right w:w="90" w:type="dxa"/>
             </w:tcMar>
           </w:tcPr>
           <w:p>
             <w:pPr>
-              <w:spacing w:after="0" w:line="271" w:lineRule="auto"/>
+              <w:spacing w:after="0" w:line="276" w:lineRule="auto"/>
               <w:jc w:val="center"/>
             </w:pPr>
             <w:r>
               <w:rPr>
-                <w:rFonts w:ascii="Times New Roman" w:hAnsi="Times New Roman" w:eastAsia="微软雅黑"/>
-                <w:sz w:val="17"/>
+                <w:rFonts w:ascii="Times New Roman" w:hAnsi="Times New Roman" w:eastAsia="Microsoft YaHei"/>
+                <w:b w:val="0"/>
+                <w:color w:val="000000"/>
+                <w:sz w:val="18"/>
               </w:rPr>
               <w:t>460/463，99.4%</w:t>
             </w:r>
@@ -2557,25 +3510,26 @@
         </w:tc>
         <w:tc>
           <w:tcPr>
-            <w:tcW w:type="dxa" w:w="2324"/>
+            <w:tcW w:type="dxa" w:w="2098"/>
             <w:vAlign w:val="center"/>
-            <w:shd w:fill="FFFFFF"/>
             <w:tcMar>
-              <w:top w:w="75" w:type="dxa"/>
+              <w:top w:w="80" w:type="dxa"/>
+              <w:bottom w:w="80" w:type="dxa"/>
               <w:left w:w="90" w:type="dxa"/>
-              <w:bottom w:w="75" w:type="dxa"/>
               <w:right w:w="90" w:type="dxa"/>
             </w:tcMar>
           </w:tcPr>
           <w:p>
             <w:pPr>
-              <w:spacing w:after="0" w:line="271" w:lineRule="auto"/>
+              <w:spacing w:after="0" w:line="276" w:lineRule="auto"/>
               <w:jc w:val="center"/>
             </w:pPr>
             <w:r>
               <w:rPr>
-                <w:rFonts w:ascii="Times New Roman" w:hAnsi="Times New Roman" w:eastAsia="微软雅黑"/>
-                <w:sz w:val="17"/>
+                <w:rFonts w:ascii="Times New Roman" w:hAnsi="Times New Roman" w:eastAsia="Microsoft YaHei"/>
+                <w:b w:val="0"/>
+                <w:color w:val="000000"/>
+                <w:sz w:val="18"/>
               </w:rPr>
               <w:t>235/256，91.8%</w:t>
             </w:r>
@@ -2583,25 +3537,26 @@
         </w:tc>
         <w:tc>
           <w:tcPr>
-            <w:tcW w:type="dxa" w:w="2098"/>
+            <w:tcW w:type="dxa" w:w="1701"/>
             <w:vAlign w:val="center"/>
-            <w:shd w:fill="FFFFFF"/>
             <w:tcMar>
-              <w:top w:w="75" w:type="dxa"/>
+              <w:top w:w="80" w:type="dxa"/>
+              <w:bottom w:w="80" w:type="dxa"/>
               <w:left w:w="90" w:type="dxa"/>
-              <w:bottom w:w="75" w:type="dxa"/>
               <w:right w:w="90" w:type="dxa"/>
             </w:tcMar>
           </w:tcPr>
           <w:p>
             <w:pPr>
-              <w:spacing w:after="0" w:line="271" w:lineRule="auto"/>
+              <w:spacing w:after="0" w:line="276" w:lineRule="auto"/>
               <w:jc w:val="center"/>
             </w:pPr>
             <w:r>
               <w:rPr>
-                <w:rFonts w:ascii="Times New Roman" w:hAnsi="Times New Roman" w:eastAsia="微软雅黑"/>
-                <w:sz w:val="17"/>
+                <w:rFonts w:ascii="Times New Roman" w:hAnsi="Times New Roman" w:eastAsia="Microsoft YaHei"/>
+                <w:b w:val="0"/>
+                <w:color w:val="000000"/>
+                <w:sz w:val="18"/>
               </w:rPr>
               <w:t>达到</w:t>
             </w:r>
@@ -2611,40 +3566,301 @@
     </w:tbl>
     <w:p>
       <w:pPr>
-        <w:spacing w:after="20"/>
+        <w:spacing w:after="0" w:before="0" w:line="96" w:lineRule="auto"/>
       </w:pPr>
     </w:p>
     <w:p>
+      <w:pPr>
+        <w:spacing w:line="288" w:lineRule="auto" w:after="80"/>
+        <w:ind w:firstLine="420"/>
+        <w:jc w:val="both"/>
+      </w:pPr>
       <w:r>
-        <w:t>表中“六类合计”按覆盖数与总数汇总计算，分母仅包含上述六个核心服务。JaCoCo 原始类级数据见同目录《JaCoCo覆盖率明细.csv》，19个测试类的执行统计见《测试执行明细.csv》。</w:t>
+        <w:rPr>
+          <w:rFonts w:ascii="Times New Roman" w:hAnsi="Times New Roman" w:eastAsia="Microsoft YaHei"/>
+          <w:b w:val="0"/>
+          <w:color w:val="000000"/>
+          <w:sz w:val="21"/>
+        </w:rPr>
+        <w:t>六类合计按已覆盖数与总数汇总计算，得到代码行覆盖率99.4%、分支覆盖率91.8%。该结果仅代表表中六个核心服务。图2为 JaCoCo 服务实现类页面截图，其中同时列出了本次重点检查范围以外的服务。</w:t>
+      </w:r>
+    </w:p>
+    <w:p>
+      <w:pPr>
+        <w:keepNext/>
+        <w:jc w:val="center"/>
+      </w:pPr>
+      <w:r>
+        <w:drawing>
+          <wp:inline xmlns:a="http://schemas.openxmlformats.org/drawingml/2006/main" xmlns:pic="http://schemas.openxmlformats.org/drawingml/2006/picture">
+            <wp:extent cx="5760000" cy="2674286"/>
+            <wp:docPr id="2" name="Picture 2"/>
+            <wp:cNvGraphicFramePr>
+              <a:graphicFrameLocks noChangeAspect="1"/>
+            </wp:cNvGraphicFramePr>
+            <a:graphic>
+              <a:graphicData uri="http://schemas.openxmlformats.org/drawingml/2006/picture">
+                <pic:pic>
+                  <pic:nvPicPr>
+                    <pic:cNvPr id="0" name="image.png"/>
+                    <pic:cNvPicPr/>
+                  </pic:nvPicPr>
+                  <pic:blipFill>
+                    <a:blip r:embed="rId11"/>
+                    <a:stretch>
+                      <a:fillRect/>
+                    </a:stretch>
+                  </pic:blipFill>
+                  <pic:spPr>
+                    <a:xfrm>
+                      <a:off x="0" y="0"/>
+                      <a:ext cx="5760000" cy="2674286"/>
+                    </a:xfrm>
+                    <a:prstGeom prst="rect"/>
+                  </pic:spPr>
+                </pic:pic>
+              </a:graphicData>
+            </a:graphic>
+          </wp:inline>
+        </w:drawing>
+      </w:r>
+    </w:p>
+    <w:p>
+      <w:pPr>
+        <w:spacing w:after="140"/>
+        <w:jc w:val="center"/>
+      </w:pPr>
+      <w:r>
+        <w:rPr>
+          <w:rFonts w:ascii="Times New Roman" w:hAnsi="Times New Roman" w:eastAsia="Microsoft YaHei"/>
+          <w:b w:val="0"/>
+          <w:color w:val="000000"/>
+          <w:sz w:val="18"/>
+        </w:rPr>
+        <w:t>图2　JaCoCo服务实现类覆盖率</w:t>
+      </w:r>
+    </w:p>
+    <w:p>
+      <w:pPr>
+        <w:spacing w:line="288" w:lineRule="auto" w:after="80"/>
+        <w:ind w:firstLine="420"/>
+        <w:jc w:val="both"/>
+      </w:pPr>
+      <w:r>
+        <w:rPr>
+          <w:rFonts w:ascii="Times New Roman" w:hAnsi="Times New Roman" w:eastAsia="Microsoft YaHei"/>
+          <w:b w:val="0"/>
+          <w:color w:val="000000"/>
+          <w:sz w:val="21"/>
+        </w:rPr>
+        <w:t>截图中第一个“Cov.”列表示字节码指令覆盖率，第二个“Cov.”列表示分支覆盖率；代码行数据位于“Missed”和“Lines”列。因此，截图中的指令覆盖百分比与表中的代码行覆盖百分比可能不同。例如，报工服务覆盖113行、共115行，代码行覆盖率为98.3%；其分支覆盖65个、共72个，覆盖率为90.3%。</w:t>
+      </w:r>
+    </w:p>
+    <w:p>
+      <w:pPr>
+        <w:pStyle w:val="Heading2"/>
+        <w:keepNext/>
+        <w:spacing w:before="160" w:after="100"/>
+      </w:pPr>
+      <w:r>
+        <w:rPr>
+          <w:rFonts w:ascii="Times New Roman" w:hAnsi="Times New Roman" w:eastAsia="Microsoft YaHei"/>
+          <w:b/>
+          <w:color w:val="000000"/>
+          <w:sz w:val="24"/>
+        </w:rPr>
+        <w:t>4.3 未覆盖部分分析</w:t>
+      </w:r>
+    </w:p>
+    <w:p>
+      <w:pPr>
+        <w:spacing w:line="288" w:lineRule="auto" w:after="80"/>
+        <w:ind w:firstLine="420"/>
+        <w:jc w:val="both"/>
+      </w:pPr>
+      <w:r>
+        <w:rPr>
+          <w:rFonts w:ascii="Times New Roman" w:hAnsi="Times New Roman" w:eastAsia="Microsoft YaHei"/>
+          <w:b w:val="0"/>
+          <w:color w:val="000000"/>
+          <w:sz w:val="21"/>
+        </w:rPr>
+        <w:t>六个核心服务仍有少量分支未执行，较高覆盖率只能说明测试触达了较多代码路径，不能证明所有输入组合均正确。后续可针对尚未覆盖的判断结果补充用例，并继续检查业务断言是否充分。</w:t>
+      </w:r>
+    </w:p>
+    <w:p>
+      <w:pPr>
+        <w:spacing w:line="288" w:lineRule="auto" w:after="80"/>
+        <w:ind w:firstLine="420"/>
+        <w:jc w:val="both"/>
+      </w:pPr>
+      <w:r>
+        <w:rPr>
+          <w:rFonts w:ascii="Times New Roman" w:hAnsi="Times New Roman" w:eastAsia="Microsoft YaHei"/>
+          <w:b w:val="0"/>
+          <w:color w:val="000000"/>
+          <w:sz w:val="21"/>
+        </w:rPr>
+        <w:t xml:space="preserve">报表服务 </w:t>
+      </w:r>
+      <w:r>
+        <w:rPr>
+          <w:rFonts w:ascii="Times New Roman" w:hAnsi="Times New Roman" w:eastAsia="Microsoft YaHei"/>
+          <w:b w:val="0"/>
+          <w:color w:val="000000"/>
+          <w:sz w:val="21"/>
+        </w:rPr>
+        <w:t>ReportServiceImpl</w:t>
+      </w:r>
+      <w:r>
+        <w:rPr>
+          <w:rFonts w:ascii="Times New Roman" w:hAnsi="Times New Roman" w:eastAsia="Microsoft YaHei"/>
+          <w:b w:val="0"/>
+          <w:color w:val="000000"/>
+          <w:sz w:val="21"/>
+        </w:rPr>
+        <w:t xml:space="preserve"> 的代码行覆盖率为45.4%（164/361），分支覆盖率为36.4%（56/154）。</w:t>
+      </w:r>
+      <w:r>
+        <w:rPr>
+          <w:rFonts w:ascii="Times New Roman" w:hAnsi="Times New Roman" w:eastAsia="Microsoft YaHei"/>
+          <w:b w:val="0"/>
+          <w:color w:val="000000"/>
+          <w:sz w:val="21"/>
+        </w:rPr>
+        <w:t>ProductBomServiceImpl</w:t>
+      </w:r>
+      <w:r>
+        <w:rPr>
+          <w:rFonts w:ascii="Times New Roman" w:hAnsi="Times New Roman" w:eastAsia="Microsoft YaHei"/>
+          <w:b w:val="0"/>
+          <w:color w:val="000000"/>
+          <w:sz w:val="21"/>
+        </w:rPr>
+        <w:t>、</w:t>
+      </w:r>
+      <w:r>
+        <w:rPr>
+          <w:rFonts w:ascii="Times New Roman" w:hAnsi="Times New Roman" w:eastAsia="Microsoft YaHei"/>
+          <w:b w:val="0"/>
+          <w:color w:val="000000"/>
+          <w:sz w:val="21"/>
+        </w:rPr>
+        <w:t>ProcessRouteServiceImpl</w:t>
+      </w:r>
+      <w:r>
+        <w:rPr>
+          <w:rFonts w:ascii="Times New Roman" w:hAnsi="Times New Roman" w:eastAsia="Microsoft YaHei"/>
+          <w:b w:val="0"/>
+          <w:color w:val="000000"/>
+          <w:sz w:val="21"/>
+        </w:rPr>
+        <w:t xml:space="preserve"> 和 </w:t>
+      </w:r>
+      <w:r>
+        <w:rPr>
+          <w:rFonts w:ascii="Times New Roman" w:hAnsi="Times New Roman" w:eastAsia="Microsoft YaHei"/>
+          <w:b w:val="0"/>
+          <w:color w:val="000000"/>
+          <w:sz w:val="21"/>
+        </w:rPr>
+        <w:t>SysUserServiceImpl</w:t>
+      </w:r>
+      <w:r>
+        <w:rPr>
+          <w:rFonts w:ascii="Times New Roman" w:hAnsi="Times New Roman" w:eastAsia="Microsoft YaHei"/>
+          <w:b w:val="0"/>
+          <w:color w:val="000000"/>
+          <w:sz w:val="21"/>
+        </w:rPr>
+        <w:t xml:space="preserve"> 尚无单元测试覆盖。这些类不计入六个核心服务的合计，属于后续扩展测试的重点。</w:t>
       </w:r>
     </w:p>
     <w:p>
       <w:pPr>
         <w:pStyle w:val="Heading1"/>
+        <w:keepNext/>
+        <w:spacing w:before="160" w:after="100"/>
       </w:pPr>
       <w:r>
-        <w:t>5 结论与范围限制</w:t>
+        <w:rPr>
+          <w:rFonts w:ascii="Times New Roman" w:hAnsi="Times New Roman" w:eastAsia="Microsoft YaHei"/>
+          <w:b/>
+          <w:color w:val="000000"/>
+          <w:sz w:val="30"/>
+        </w:rPr>
+        <w:t>5 实验总结</w:t>
       </w:r>
     </w:p>
     <w:p>
+      <w:pPr>
+        <w:spacing w:line="288" w:lineRule="auto" w:after="80"/>
+        <w:ind w:firstLine="420"/>
+        <w:jc w:val="both"/>
+      </w:pPr>
       <w:r>
-        <w:t>JUnit、Mockito 和 JaCoCo 的实验流程已完成，六个核心服务按本报告约定的代码行与分支口径均达到 MA-05 目标，选定校验方法的六条独立基本路径均有对应输入与结果断言。本轮未发现新的测试失败。</w:t>
+        <w:rPr>
+          <w:rFonts w:ascii="Times New Roman" w:hAnsi="Times New Roman" w:eastAsia="Microsoft YaHei"/>
+          <w:b w:val="0"/>
+          <w:color w:val="000000"/>
+          <w:sz w:val="21"/>
+        </w:rPr>
+        <w:t>本实验完成了 JUnit 用例设计、Mockito 依赖模拟、基本路径分析和 JaCoCo 覆盖率统计。96项测试全部通过，报工数量校验的六条独立基本路径均有对应输入和结果断言，六个核心服务的代码行与分支覆盖率达到实验1中 MA-05 的目标。</w:t>
       </w:r>
     </w:p>
     <w:p>
+      <w:pPr>
+        <w:spacing w:line="288" w:lineRule="auto" w:after="80"/>
+        <w:ind w:firstLine="420"/>
+        <w:jc w:val="both"/>
+      </w:pPr>
       <w:r>
-        <w:t>覆盖率结论限于本次运行的后端代码及六个核心服务。ReportServiceImpl 的代码行覆盖率为164/361（45.4%）、分支覆盖率为56/154（36.4%）；ProductBomServiceImpl、ProcessRouteServiceImpl 和 SysUserServiceImpl 仍无单元测试覆盖。这些类不计入上表六类合计。当前源码和测试尚有未提交改动，提交或复现实验前需以同一代码状态重新运行测试。</w:t>
+        <w:rPr>
+          <w:rFonts w:ascii="Times New Roman" w:hAnsi="Times New Roman" w:eastAsia="Microsoft YaHei"/>
+          <w:b w:val="0"/>
+          <w:color w:val="000000"/>
+          <w:sz w:val="21"/>
+        </w:rPr>
+        <w:t>通过本次实验，可以将业务规则转化为可重复执行的断言，并利用覆盖率报告定位用例遗漏。上述结论适用于本次单元测试范围；数据库交互、跨模块协作及完整业务流程仍需通过集成测试和系统测试验证。</w:t>
       </w:r>
     </w:p>
     <w:sectPr>
+      <w:footerReference w:type="default" r:id="rId9"/>
       <w:pgSz w:w="11906" w:h="16838"/>
-      <w:pgMar w:top="1191" w:right="1304" w:bottom="1077" w:left="1304" w:header="720" w:footer="720" w:gutter="0"/>
+      <w:pgMar w:top="1134" w:right="1247" w:bottom="1020" w:left="1247" w:header="720" w:footer="720" w:gutter="0"/>
       <w:cols w:space="720"/>
       <w:docGrid w:linePitch="360"/>
     </w:sectPr>
   </w:body>
 </w:document>
+</file>
+
+<file path=word/footer1.xml><?xml version="1.0" encoding="utf-8"?>
+<w:ftr xmlns:m="http://schemas.openxmlformats.org/officeDocument/2006/math" xmlns:mc="http://schemas.openxmlformats.org/markup-compatibility/2006" xmlns:mo="http://schemas.microsoft.com/office/mac/office/2008/main" xmlns:mv="urn:schemas-microsoft-com:mac:vml" xmlns:o="urn:schemas-microsoft-com:office:office" xmlns:r="http://schemas.openxmlformats.org/officeDocument/2006/relationships" xmlns:v="urn:schemas-microsoft-com:vml" xmlns:w10="urn:schemas-microsoft-com:office:word" xmlns:w14="http://schemas.microsoft.com/office/word/2010/wordml" xmlns:w="http://schemas.openxmlformats.org/wordprocessingml/2006/main" xmlns:wne="http://schemas.microsoft.com/office/word/2006/wordml" xmlns:wp14="http://schemas.microsoft.com/office/word/2010/wordprocessingDrawing" xmlns:wp="http://schemas.openxmlformats.org/drawingml/2006/wordprocessingDrawing" xmlns:wpc="http://schemas.microsoft.com/office/word/2010/wordprocessingCanvas" xmlns:wpg="http://schemas.microsoft.com/office/word/2010/wordprocessingGroup" xmlns:wpi="http://schemas.microsoft.com/office/word/2010/wordprocessingInk" xmlns:wps="http://schemas.microsoft.com/office/word/2010/wordprocessingShape" mc:Ignorable="w14 wp14">
+  <w:p>
+    <w:pPr>
+      <w:pStyle w:val="Footer"/>
+      <w:jc w:val="center"/>
+    </w:pPr>
+    <w:r>
+      <w:rPr>
+        <w:rFonts w:ascii="Times New Roman" w:hAnsi="Times New Roman" w:eastAsia="Microsoft YaHei"/>
+        <w:color w:val="666666"/>
+        <w:sz w:val="18"/>
+      </w:rPr>
+      <w:t xml:space="preserve">第 </w:t>
+    </w:r>
+    <w:fldSimple w:instr="PAGE"/>
+    <w:r>
+      <w:rPr>
+        <w:rFonts w:ascii="Times New Roman" w:hAnsi="Times New Roman" w:eastAsia="Microsoft YaHei"/>
+        <w:color w:val="666666"/>
+        <w:sz w:val="18"/>
+      </w:rPr>
+      <w:t xml:space="preserve"> 页</w:t>
+    </w:r>
+  </w:p>
+</w:ftr>
 </file>
 
 <file path=word/numbering.xml><?xml version="1.0" encoding="utf-8"?>
@@ -3010,13 +4226,8 @@
     <w:name w:val="Normal"/>
     <w:qFormat/>
     <w:rsid w:val="00FC693F"/>
-    <w:pPr>
-      <w:spacing w:after="100" w:line="312" w:lineRule="auto"/>
-    </w:pPr>
     <w:rPr>
-      <w:rFonts w:ascii="Times New Roman" w:hAnsi="Times New Roman" w:eastAsia="微软雅黑"/>
-      <w:b w:val="0"/>
-      <w:color w:val="000000"/>
+      <w:rFonts w:ascii="Times New Roman" w:hAnsi="Times New Roman" w:eastAsia="Microsoft YaHei"/>
       <w:sz w:val="21"/>
     </w:rPr>
   </w:style>
@@ -3075,15 +4286,15 @@
     <w:pPr>
       <w:keepNext/>
       <w:keepLines/>
-      <w:spacing w:before="240" w:after="120"/>
+      <w:spacing w:before="480" w:after="0"/>
       <w:outlineLvl w:val="0"/>
     </w:pPr>
     <w:rPr>
-      <w:rFonts w:asciiTheme="majorHAnsi" w:eastAsiaTheme="majorEastAsia" w:hAnsiTheme="majorHAnsi" w:cstheme="majorBidi" w:ascii="Times New Roman" w:hAnsi="Times New Roman" w:eastAsia="微软雅黑"/>
+      <w:rFonts w:asciiTheme="majorHAnsi" w:eastAsiaTheme="majorEastAsia" w:hAnsiTheme="majorHAnsi" w:cstheme="majorBidi" w:ascii="Times New Roman" w:hAnsi="Times New Roman" w:eastAsia="Microsoft YaHei"/>
       <w:b/>
       <w:bCs/>
       <w:color w:val="000000"/>
-      <w:sz w:val="27"/>
+      <w:sz w:val="30"/>
       <w:szCs w:val="28"/>
     </w:rPr>
   </w:style>
@@ -3099,15 +4310,15 @@
     <w:pPr>
       <w:keepNext/>
       <w:keepLines/>
-      <w:spacing w:before="240" w:after="120"/>
+      <w:spacing w:before="200" w:after="0"/>
       <w:outlineLvl w:val="1"/>
     </w:pPr>
     <w:rPr>
-      <w:rFonts w:asciiTheme="majorHAnsi" w:eastAsiaTheme="majorEastAsia" w:hAnsiTheme="majorHAnsi" w:cstheme="majorBidi" w:ascii="Times New Roman" w:hAnsi="Times New Roman" w:eastAsia="微软雅黑"/>
+      <w:rFonts w:asciiTheme="majorHAnsi" w:eastAsiaTheme="majorEastAsia" w:hAnsiTheme="majorHAnsi" w:cstheme="majorBidi" w:ascii="Times New Roman" w:hAnsi="Times New Roman" w:eastAsia="Microsoft YaHei"/>
       <w:b/>
       <w:bCs/>
       <w:color w:val="000000"/>
-      <w:sz w:val="23"/>
+      <w:sz w:val="24"/>
       <w:szCs w:val="26"/>
     </w:rPr>
   </w:style>
@@ -3361,17 +4572,15 @@
     <w:qFormat/>
     <w:rsid w:val="00FC693F"/>
     <w:pPr>
-      <w:keepNext/>
-      <w:spacing w:after="120" w:line="240" w:lineRule="auto" w:before="0"/>
+      <w:spacing w:after="300" w:line="240" w:lineRule="auto"/>
       <w:contextualSpacing/>
     </w:pPr>
     <w:rPr>
-      <w:rFonts w:asciiTheme="majorHAnsi" w:eastAsiaTheme="majorEastAsia" w:hAnsiTheme="majorHAnsi" w:cstheme="majorBidi" w:ascii="Times New Roman" w:hAnsi="Times New Roman" w:eastAsia="微软雅黑"/>
-      <w:b/>
+      <w:rFonts w:asciiTheme="majorHAnsi" w:eastAsiaTheme="majorEastAsia" w:hAnsiTheme="majorHAnsi" w:cstheme="majorBidi" w:ascii="Times New Roman" w:hAnsi="Times New Roman" w:eastAsia="Microsoft YaHei"/>
       <w:color w:val="000000"/>
       <w:spacing w:val="5"/>
       <w:kern w:val="28"/>
-      <w:sz w:val="36"/>
+      <w:sz w:val="44"/>
       <w:szCs w:val="52"/>
     </w:rPr>
   </w:style>
